--- a/docs/Netflix_LLM_Platform_Project_Document.docx
+++ b/docs/Netflix_LLM_Platform_Project_Document.docx
@@ -722,6 +722,177 @@
           <w:sz w:val="22"/>
         </w:rPr>
         <w:t>Team &amp; Skills Demonstrated</w:t>
+      </w:r>
+    </w:p>
+    <w:p>
+      <w:r>
+        <w:rPr>
+          <w:rFonts w:ascii="Calibri" w:hAnsi="Calibri"/>
+          <w:b/>
+          <w:color w:val="E50014"/>
+          <w:sz w:val="22"/>
+        </w:rPr>
+        <w:t xml:space="preserve">18.  </w:t>
+      </w:r>
+      <w:r>
+        <w:rPr>
+          <w:rFonts w:ascii="Calibri" w:hAnsi="Calibri"/>
+          <w:color w:val="333333"/>
+          <w:sz w:val="22"/>
+        </w:rPr>
+        <w:t>Idempotency &amp; Request Safety</w:t>
+      </w:r>
+    </w:p>
+    <w:p>
+      <w:r>
+        <w:rPr>
+          <w:rFonts w:ascii="Calibri" w:hAnsi="Calibri"/>
+          <w:b/>
+          <w:color w:val="E50014"/>
+          <w:sz w:val="22"/>
+        </w:rPr>
+        <w:t xml:space="preserve">19.  </w:t>
+      </w:r>
+      <w:r>
+        <w:rPr>
+          <w:rFonts w:ascii="Calibri" w:hAnsi="Calibri"/>
+          <w:color w:val="333333"/>
+          <w:sz w:val="22"/>
+        </w:rPr>
+        <w:t>Request Size &amp; Payload Limits</w:t>
+      </w:r>
+    </w:p>
+    <w:p>
+      <w:r>
+        <w:rPr>
+          <w:rFonts w:ascii="Calibri" w:hAnsi="Calibri"/>
+          <w:b/>
+          <w:color w:val="E50014"/>
+          <w:sz w:val="22"/>
+        </w:rPr>
+        <w:t xml:space="preserve">20.  </w:t>
+      </w:r>
+      <w:r>
+        <w:rPr>
+          <w:rFonts w:ascii="Calibri" w:hAnsi="Calibri"/>
+          <w:color w:val="333333"/>
+          <w:sz w:val="22"/>
+        </w:rPr>
+        <w:t>Circuit Breaking Rules</w:t>
+      </w:r>
+    </w:p>
+    <w:p>
+      <w:r>
+        <w:rPr>
+          <w:rFonts w:ascii="Calibri" w:hAnsi="Calibri"/>
+          <w:b/>
+          <w:color w:val="E50014"/>
+          <w:sz w:val="22"/>
+        </w:rPr>
+        <w:t xml:space="preserve">21.  </w:t>
+      </w:r>
+      <w:r>
+        <w:rPr>
+          <w:rFonts w:ascii="Calibri" w:hAnsi="Calibri"/>
+          <w:color w:val="333333"/>
+          <w:sz w:val="22"/>
+        </w:rPr>
+        <w:t>SLA/SLO/Error Budget Framework</w:t>
+      </w:r>
+    </w:p>
+    <w:p>
+      <w:r>
+        <w:rPr>
+          <w:rFonts w:ascii="Calibri" w:hAnsi="Calibri"/>
+          <w:b/>
+          <w:color w:val="E50014"/>
+          <w:sz w:val="22"/>
+        </w:rPr>
+        <w:t xml:space="preserve">22.  </w:t>
+      </w:r>
+      <w:r>
+        <w:rPr>
+          <w:rFonts w:ascii="Calibri" w:hAnsi="Calibri"/>
+          <w:color w:val="333333"/>
+          <w:sz w:val="22"/>
+        </w:rPr>
+        <w:t>GPU Queueing Model (MLFQ)</w:t>
+      </w:r>
+    </w:p>
+    <w:p>
+      <w:r>
+        <w:rPr>
+          <w:rFonts w:ascii="Calibri" w:hAnsi="Calibri"/>
+          <w:b/>
+          <w:color w:val="E50014"/>
+          <w:sz w:val="22"/>
+        </w:rPr>
+        <w:t xml:space="preserve">23.  </w:t>
+      </w:r>
+      <w:r>
+        <w:rPr>
+          <w:rFonts w:ascii="Calibri" w:hAnsi="Calibri"/>
+          <w:color w:val="333333"/>
+          <w:sz w:val="22"/>
+        </w:rPr>
+        <w:t>Backpressure Handling</w:t>
+      </w:r>
+    </w:p>
+    <w:p>
+      <w:r>
+        <w:rPr>
+          <w:rFonts w:ascii="Calibri" w:hAnsi="Calibri"/>
+          <w:b/>
+          <w:color w:val="E50014"/>
+          <w:sz w:val="22"/>
+        </w:rPr>
+        <w:t xml:space="preserve">24.  </w:t>
+      </w:r>
+      <w:r>
+        <w:rPr>
+          <w:rFonts w:ascii="Calibri" w:hAnsi="Calibri"/>
+          <w:color w:val="333333"/>
+          <w:sz w:val="22"/>
+        </w:rPr>
+        <w:t>Adaptive Dynamic Batching</w:t>
+      </w:r>
+    </w:p>
+    <w:p>
+      <w:r>
+        <w:rPr>
+          <w:rFonts w:ascii="Calibri" w:hAnsi="Calibri"/>
+          <w:b/>
+          <w:color w:val="E50014"/>
+          <w:sz w:val="22"/>
+        </w:rPr>
+        <w:t xml:space="preserve">25.  </w:t>
+      </w:r>
+      <w:r>
+        <w:rPr>
+          <w:rFonts w:ascii="Calibri" w:hAnsi="Calibri"/>
+          <w:color w:val="333333"/>
+          <w:sz w:val="22"/>
+        </w:rPr>
+        <w:t>Canary Deployment Engine</w:t>
+      </w:r>
+    </w:p>
+    <w:p>
+      <w:r>
+        <w:rPr>
+          <w:rFonts w:ascii="Calibri" w:hAnsi="Calibri"/>
+          <w:b/>
+          <w:color w:val="E50014"/>
+          <w:sz w:val="22"/>
+        </w:rPr>
+        <w:t xml:space="preserve">26.  </w:t>
+      </w:r>
+      <w:r>
+        <w:rPr>
+          <w:rFonts w:ascii="Calibri" w:hAnsi="Calibri"/>
+          <w:color w:val="333333"/>
+          <w:sz w:val="22"/>
+        </w:rPr>
+        <w:t>Failure Scenario Simulation</w:t>
       </w:r>
     </w:p>
     <w:p>
@@ -12328,6 +12499,7633 @@
         <w:t>44% cost reduction, INT8 quantization, SKU evaluation, budget tracking, warm pools, spot instances, throughput-per-dollar modeling</w:t>
       </w:r>
     </w:p>
+    <w:p>
+      <w:r>
+        <w:br w:type="page"/>
+      </w:r>
+    </w:p>
+    <w:p>
+      <w:pPr>
+        <w:jc w:val="left"/>
+      </w:pPr>
+      <w:r>
+        <w:rPr>
+          <w:rFonts w:ascii="Calibri" w:hAnsi="Calibri"/>
+          <w:b/>
+          <w:color w:val="E50014"/>
+          <w:sz w:val="36"/>
+        </w:rPr>
+        <w:t>18. IDEMPOTENCY &amp; REQUEST SAFETY</w:t>
+      </w:r>
+    </w:p>
+    <w:p>
+      <w:pPr>
+        <w:pBdr>
+          <w:bottom w:val="single" w:sz="12" w:space="1" w:color="E50014"/>
+        </w:pBdr>
+      </w:pPr>
+    </w:p>
+    <w:p>
+      <w:pPr>
+        <w:spacing w:line="320" w:lineRule="exact"/>
+      </w:pPr>
+      <w:r>
+        <w:rPr>
+          <w:rFonts w:ascii="Calibri" w:hAnsi="Calibri"/>
+          <w:color w:val="333333"/>
+          <w:sz w:val="21"/>
+        </w:rPr>
+        <w:t>Every GPU inference request is guaranteed exactly-once execution through a comprehensive idempotency framework. Clients attach an Idempotency-Key header to each request, and the platform enforces duplicate suppression via request fingerprinting and a deterministic state machine.</w:t>
+      </w:r>
+    </w:p>
+    <w:p>
+      <w:r>
+        <w:rPr>
+          <w:rFonts w:ascii="Calibri" w:hAnsi="Calibri"/>
+          <w:b/>
+          <w:color w:val="0071BC"/>
+          <w:sz w:val="28"/>
+        </w:rPr>
+        <w:t>Idempotency Architecture</w:t>
+      </w:r>
+    </w:p>
+    <w:tbl>
+      <w:tblPr>
+        <w:tblStyle w:val="TableGrid"/>
+        <w:tblW w:type="auto" w:w="0"/>
+        <w:jc w:val="center"/>
+        <w:tblLook w:firstColumn="1" w:firstRow="1" w:lastColumn="0" w:lastRow="0" w:noHBand="0" w:noVBand="1" w:val="04A0"/>
+      </w:tblPr>
+      <w:tblGrid>
+        <w:gridCol w:w="3135"/>
+        <w:gridCol w:w="3135"/>
+        <w:gridCol w:w="3135"/>
+      </w:tblGrid>
+      <w:tr>
+        <w:tc>
+          <w:tcPr>
+            <w:tcW w:type="dxa" w:w="2592"/>
+            <w:shd w:fill="1A1A2E" w:val="clear"/>
+          </w:tcPr>
+          <w:p>
+            <w:pPr>
+              <w:jc w:val="center"/>
+            </w:pPr>
+            <w:r/>
+            <w:r>
+              <w:rPr>
+                <w:rFonts w:ascii="Calibri" w:hAnsi="Calibri"/>
+                <w:b/>
+                <w:color w:val="FFFFFF"/>
+                <w:sz w:val="20"/>
+              </w:rPr>
+              <w:t>Component</w:t>
+            </w:r>
+          </w:p>
+        </w:tc>
+        <w:tc>
+          <w:tcPr>
+            <w:tcW w:type="dxa" w:w="3168"/>
+            <w:shd w:fill="1A1A2E" w:val="clear"/>
+          </w:tcPr>
+          <w:p>
+            <w:pPr>
+              <w:jc w:val="center"/>
+            </w:pPr>
+            <w:r/>
+            <w:r>
+              <w:rPr>
+                <w:rFonts w:ascii="Calibri" w:hAnsi="Calibri"/>
+                <w:b/>
+                <w:color w:val="FFFFFF"/>
+                <w:sz w:val="20"/>
+              </w:rPr>
+              <w:t>Configuration</w:t>
+            </w:r>
+          </w:p>
+        </w:tc>
+        <w:tc>
+          <w:tcPr>
+            <w:tcW w:type="dxa" w:w="3168"/>
+            <w:shd w:fill="1A1A2E" w:val="clear"/>
+          </w:tcPr>
+          <w:p>
+            <w:pPr>
+              <w:jc w:val="center"/>
+            </w:pPr>
+            <w:r/>
+            <w:r>
+              <w:rPr>
+                <w:rFonts w:ascii="Calibri" w:hAnsi="Calibri"/>
+                <w:b/>
+                <w:color w:val="FFFFFF"/>
+                <w:sz w:val="20"/>
+              </w:rPr>
+              <w:t>Purpose</w:t>
+            </w:r>
+          </w:p>
+        </w:tc>
+      </w:tr>
+      <w:tr>
+        <w:tc>
+          <w:tcPr>
+            <w:tcW w:type="dxa" w:w="2592"/>
+          </w:tcPr>
+          <w:p>
+            <w:r/>
+            <w:r>
+              <w:rPr>
+                <w:rFonts w:ascii="Calibri" w:hAnsi="Calibri"/>
+                <w:color w:val="333333"/>
+                <w:sz w:val="18"/>
+              </w:rPr>
+              <w:t>Idempotency-Key Header</w:t>
+            </w:r>
+          </w:p>
+        </w:tc>
+        <w:tc>
+          <w:tcPr>
+            <w:tcW w:type="dxa" w:w="3168"/>
+          </w:tcPr>
+          <w:p>
+            <w:r/>
+            <w:r>
+              <w:rPr>
+                <w:rFonts w:ascii="Calibri" w:hAnsi="Calibri"/>
+                <w:color w:val="333333"/>
+                <w:sz w:val="18"/>
+              </w:rPr>
+              <w:t>UUID v4, required on mutating calls</w:t>
+            </w:r>
+          </w:p>
+        </w:tc>
+        <w:tc>
+          <w:tcPr>
+            <w:tcW w:type="dxa" w:w="3168"/>
+          </w:tcPr>
+          <w:p>
+            <w:r/>
+            <w:r>
+              <w:rPr>
+                <w:rFonts w:ascii="Calibri" w:hAnsi="Calibri"/>
+                <w:color w:val="333333"/>
+                <w:sz w:val="18"/>
+              </w:rPr>
+              <w:t>Unique request identifier for dedup</w:t>
+            </w:r>
+          </w:p>
+        </w:tc>
+      </w:tr>
+      <w:tr>
+        <w:tc>
+          <w:tcPr>
+            <w:tcW w:type="dxa" w:w="2592"/>
+            <w:shd w:fill="F0F4F8" w:val="clear"/>
+          </w:tcPr>
+          <w:p>
+            <w:r/>
+            <w:r>
+              <w:rPr>
+                <w:rFonts w:ascii="Calibri" w:hAnsi="Calibri"/>
+                <w:color w:val="333333"/>
+                <w:sz w:val="18"/>
+              </w:rPr>
+              <w:t>Request Fingerprint</w:t>
+            </w:r>
+          </w:p>
+        </w:tc>
+        <w:tc>
+          <w:tcPr>
+            <w:tcW w:type="dxa" w:w="3168"/>
+            <w:shd w:fill="F0F4F8" w:val="clear"/>
+          </w:tcPr>
+          <w:p>
+            <w:r/>
+            <w:r>
+              <w:rPr>
+                <w:rFonts w:ascii="Calibri" w:hAnsi="Calibri"/>
+                <w:color w:val="333333"/>
+                <w:sz w:val="18"/>
+              </w:rPr>
+              <w:t>SHA-256(key + endpoint + body hash)</w:t>
+            </w:r>
+          </w:p>
+        </w:tc>
+        <w:tc>
+          <w:tcPr>
+            <w:tcW w:type="dxa" w:w="3168"/>
+            <w:shd w:fill="F0F4F8" w:val="clear"/>
+          </w:tcPr>
+          <w:p>
+            <w:r/>
+            <w:r>
+              <w:rPr>
+                <w:rFonts w:ascii="Calibri" w:hAnsi="Calibri"/>
+                <w:color w:val="333333"/>
+                <w:sz w:val="18"/>
+              </w:rPr>
+              <w:t>Canonical request identity regardless of retries</w:t>
+            </w:r>
+          </w:p>
+        </w:tc>
+      </w:tr>
+      <w:tr>
+        <w:tc>
+          <w:tcPr>
+            <w:tcW w:type="dxa" w:w="2592"/>
+          </w:tcPr>
+          <w:p>
+            <w:r/>
+            <w:r>
+              <w:rPr>
+                <w:rFonts w:ascii="Calibri" w:hAnsi="Calibri"/>
+                <w:color w:val="333333"/>
+                <w:sz w:val="18"/>
+              </w:rPr>
+              <w:t>State Machine</w:t>
+            </w:r>
+          </w:p>
+        </w:tc>
+        <w:tc>
+          <w:tcPr>
+            <w:tcW w:type="dxa" w:w="3168"/>
+          </w:tcPr>
+          <w:p>
+            <w:r/>
+            <w:r>
+              <w:rPr>
+                <w:rFonts w:ascii="Calibri" w:hAnsi="Calibri"/>
+                <w:color w:val="333333"/>
+                <w:sz w:val="18"/>
+              </w:rPr>
+              <w:t>PENDING -&gt; COMPLETED | FAILED</w:t>
+            </w:r>
+          </w:p>
+        </w:tc>
+        <w:tc>
+          <w:tcPr>
+            <w:tcW w:type="dxa" w:w="3168"/>
+          </w:tcPr>
+          <w:p>
+            <w:r/>
+            <w:r>
+              <w:rPr>
+                <w:rFonts w:ascii="Calibri" w:hAnsi="Calibri"/>
+                <w:color w:val="333333"/>
+                <w:sz w:val="18"/>
+              </w:rPr>
+              <w:t>Tracks execution lifecycle per idempotency key</w:t>
+            </w:r>
+          </w:p>
+        </w:tc>
+      </w:tr>
+      <w:tr>
+        <w:tc>
+          <w:tcPr>
+            <w:tcW w:type="dxa" w:w="2592"/>
+            <w:shd w:fill="F0F4F8" w:val="clear"/>
+          </w:tcPr>
+          <w:p>
+            <w:r/>
+            <w:r>
+              <w:rPr>
+                <w:rFonts w:ascii="Calibri" w:hAnsi="Calibri"/>
+                <w:color w:val="333333"/>
+                <w:sz w:val="18"/>
+              </w:rPr>
+              <w:t>TTL Window</w:t>
+            </w:r>
+          </w:p>
+        </w:tc>
+        <w:tc>
+          <w:tcPr>
+            <w:tcW w:type="dxa" w:w="3168"/>
+            <w:shd w:fill="F0F4F8" w:val="clear"/>
+          </w:tcPr>
+          <w:p>
+            <w:r/>
+            <w:r>
+              <w:rPr>
+                <w:rFonts w:ascii="Calibri" w:hAnsi="Calibri"/>
+                <w:color w:val="333333"/>
+                <w:sz w:val="18"/>
+              </w:rPr>
+              <w:t>24 hours (configurable)</w:t>
+            </w:r>
+          </w:p>
+        </w:tc>
+        <w:tc>
+          <w:tcPr>
+            <w:tcW w:type="dxa" w:w="3168"/>
+            <w:shd w:fill="F0F4F8" w:val="clear"/>
+          </w:tcPr>
+          <w:p>
+            <w:r/>
+            <w:r>
+              <w:rPr>
+                <w:rFonts w:ascii="Calibri" w:hAnsi="Calibri"/>
+                <w:color w:val="333333"/>
+                <w:sz w:val="18"/>
+              </w:rPr>
+              <w:t>Keys expire after TTL; safe to reuse after expiry</w:t>
+            </w:r>
+          </w:p>
+        </w:tc>
+      </w:tr>
+      <w:tr>
+        <w:tc>
+          <w:tcPr>
+            <w:tcW w:type="dxa" w:w="2592"/>
+          </w:tcPr>
+          <w:p>
+            <w:r/>
+            <w:r>
+              <w:rPr>
+                <w:rFonts w:ascii="Calibri" w:hAnsi="Calibri"/>
+                <w:color w:val="333333"/>
+                <w:sz w:val="18"/>
+              </w:rPr>
+              <w:t>Storage Backend</w:t>
+            </w:r>
+          </w:p>
+        </w:tc>
+        <w:tc>
+          <w:tcPr>
+            <w:tcW w:type="dxa" w:w="3168"/>
+          </w:tcPr>
+          <w:p>
+            <w:r/>
+            <w:r>
+              <w:rPr>
+                <w:rFonts w:ascii="Calibri" w:hAnsi="Calibri"/>
+                <w:color w:val="333333"/>
+                <w:sz w:val="18"/>
+              </w:rPr>
+              <w:t>Redis cluster with cross-region replication</w:t>
+            </w:r>
+          </w:p>
+        </w:tc>
+        <w:tc>
+          <w:tcPr>
+            <w:tcW w:type="dxa" w:w="3168"/>
+          </w:tcPr>
+          <w:p>
+            <w:r/>
+            <w:r>
+              <w:rPr>
+                <w:rFonts w:ascii="Calibri" w:hAnsi="Calibri"/>
+                <w:color w:val="333333"/>
+                <w:sz w:val="18"/>
+              </w:rPr>
+              <w:t>Low-latency lookup for duplicate detection</w:t>
+            </w:r>
+          </w:p>
+        </w:tc>
+      </w:tr>
+    </w:tbl>
+    <w:p/>
+    <w:p>
+      <w:r>
+        <w:rPr>
+          <w:rFonts w:ascii="Calibri" w:hAnsi="Calibri"/>
+          <w:b/>
+          <w:color w:val="0071BC"/>
+          <w:sz w:val="28"/>
+        </w:rPr>
+        <w:t>Exactly-Once GPU Execution</w:t>
+      </w:r>
+    </w:p>
+    <w:p>
+      <w:pPr>
+        <w:pStyle w:val="ListBullet"/>
+        <w:ind w:left="720"/>
+      </w:pPr>
+      <w:r>
+        <w:rPr>
+          <w:rFonts w:ascii="Calibri" w:hAnsi="Calibri"/>
+          <w:b/>
+          <w:color w:val="333333"/>
+          <w:sz w:val="20"/>
+        </w:rPr>
+        <w:t xml:space="preserve">Duplicate Suppression: </w:t>
+      </w:r>
+      <w:r>
+        <w:rPr>
+          <w:rFonts w:ascii="Calibri" w:hAnsi="Calibri"/>
+          <w:color w:val="333333"/>
+          <w:sz w:val="20"/>
+        </w:rPr>
+        <w:t>If a key is already PENDING, the duplicate request blocks until the original completes and returns the cached result.</w:t>
+      </w:r>
+    </w:p>
+    <w:p>
+      <w:pPr>
+        <w:pStyle w:val="ListBullet"/>
+        <w:ind w:left="720"/>
+      </w:pPr>
+      <w:r>
+        <w:rPr>
+          <w:rFonts w:ascii="Calibri" w:hAnsi="Calibri"/>
+          <w:b/>
+          <w:color w:val="333333"/>
+          <w:sz w:val="20"/>
+        </w:rPr>
+        <w:t xml:space="preserve">Safe Retry Semantics: </w:t>
+      </w:r>
+      <w:r>
+        <w:rPr>
+          <w:rFonts w:ascii="Calibri" w:hAnsi="Calibri"/>
+          <w:color w:val="333333"/>
+          <w:sz w:val="20"/>
+        </w:rPr>
+        <w:t>Clients may retry freely with the same Idempotency-Key; only the first execution touches the GPU.</w:t>
+      </w:r>
+    </w:p>
+    <w:p>
+      <w:pPr>
+        <w:pStyle w:val="ListBullet"/>
+        <w:ind w:left="720"/>
+      </w:pPr>
+      <w:r>
+        <w:rPr>
+          <w:rFonts w:ascii="Calibri" w:hAnsi="Calibri"/>
+          <w:b/>
+          <w:color w:val="333333"/>
+          <w:sz w:val="20"/>
+        </w:rPr>
+        <w:t xml:space="preserve">State Transitions: </w:t>
+      </w:r>
+      <w:r>
+        <w:rPr>
+          <w:rFonts w:ascii="Calibri" w:hAnsi="Calibri"/>
+          <w:color w:val="333333"/>
+          <w:sz w:val="20"/>
+        </w:rPr>
+        <w:t>PENDING is set atomically on first receipt. Transitions to COMPLETED (with cached response) or FAILED (allowing retry).</w:t>
+      </w:r>
+    </w:p>
+    <w:p>
+      <w:pPr>
+        <w:pStyle w:val="ListBullet"/>
+        <w:ind w:left="720"/>
+      </w:pPr>
+      <w:r>
+        <w:rPr>
+          <w:rFonts w:ascii="Calibri" w:hAnsi="Calibri"/>
+          <w:b/>
+          <w:color w:val="333333"/>
+          <w:sz w:val="20"/>
+        </w:rPr>
+        <w:t xml:space="preserve">Fingerprint Validation: </w:t>
+      </w:r>
+      <w:r>
+        <w:rPr>
+          <w:rFonts w:ascii="Calibri" w:hAnsi="Calibri"/>
+          <w:color w:val="333333"/>
+          <w:sz w:val="20"/>
+        </w:rPr>
+        <w:t>If a key is reused with a different payload, the request is rejected with 422 Unprocessable Entity.</w:t>
+      </w:r>
+    </w:p>
+    <w:tbl>
+      <w:tblPr>
+        <w:tblW w:type="auto" w:w="0"/>
+        <w:jc w:val="center"/>
+        <w:tblLook w:firstColumn="1" w:firstRow="1" w:lastColumn="0" w:lastRow="0" w:noHBand="0" w:noVBand="1" w:val="04A0"/>
+      </w:tblPr>
+      <w:tblGrid>
+        <w:gridCol w:w="9406"/>
+      </w:tblGrid>
+      <w:tr>
+        <w:tc>
+          <w:tcPr>
+            <w:tcW w:type="dxa" w:w="9406"/>
+            <w:shd w:fill="C8F0F5" w:val="clear"/>
+            <w:tcBorders>
+              <w:start w:val="single" w:sz="18" w:space="0" w:color="00A85D"/>
+            </w:tcBorders>
+          </w:tcPr>
+          <w:p>
+            <w:r>
+              <w:rPr>
+                <w:rFonts w:ascii="Calibri" w:hAnsi="Calibri"/>
+                <w:b/>
+                <w:color w:val="00A85D"/>
+                <w:sz w:val="22"/>
+              </w:rPr>
+              <w:t xml:space="preserve">  EXACTLY-ONCE GUARANTEE</w:t>
+            </w:r>
+          </w:p>
+          <w:p>
+            <w:r>
+              <w:rPr>
+                <w:rFonts w:ascii="Calibri" w:hAnsi="Calibri"/>
+                <w:color w:val="333333"/>
+                <w:sz w:val="20"/>
+              </w:rPr>
+              <w:t>No GPU cycle is wasted on duplicate work. The idempotency layer sits before the inference queue, ensuring that retries due to network timeouts or client-side errors never result in redundant GPU execution.</w:t>
+            </w:r>
+          </w:p>
+        </w:tc>
+      </w:tr>
+    </w:tbl>
+    <w:p/>
+    <w:p>
+      <w:r>
+        <w:br w:type="page"/>
+      </w:r>
+    </w:p>
+    <w:p>
+      <w:pPr>
+        <w:jc w:val="left"/>
+      </w:pPr>
+      <w:r>
+        <w:rPr>
+          <w:rFonts w:ascii="Calibri" w:hAnsi="Calibri"/>
+          <w:b/>
+          <w:color w:val="E50014"/>
+          <w:sz w:val="36"/>
+        </w:rPr>
+        <w:t>19. REQUEST SIZE &amp; PAYLOAD LIMITS</w:t>
+      </w:r>
+    </w:p>
+    <w:p>
+      <w:pPr>
+        <w:pBdr>
+          <w:bottom w:val="single" w:sz="12" w:space="1" w:color="E50014"/>
+        </w:pBdr>
+      </w:pPr>
+    </w:p>
+    <w:p>
+      <w:pPr>
+        <w:spacing w:line="320" w:lineRule="exact"/>
+      </w:pPr>
+      <w:r>
+        <w:rPr>
+          <w:rFonts w:ascii="Calibri" w:hAnsi="Calibri"/>
+          <w:color w:val="333333"/>
+          <w:sz w:val="21"/>
+        </w:rPr>
+        <w:t>Strict payload validation protects GPU memory and prevents abuse. Every endpoint enforces size limits at the API Gateway layer before requests reach the inference queue.</w:t>
+      </w:r>
+    </w:p>
+    <w:p>
+      <w:r>
+        <w:rPr>
+          <w:rFonts w:ascii="Calibri" w:hAnsi="Calibri"/>
+          <w:b/>
+          <w:color w:val="0071BC"/>
+          <w:sz w:val="28"/>
+        </w:rPr>
+        <w:t>Limit Configuration</w:t>
+      </w:r>
+    </w:p>
+    <w:tbl>
+      <w:tblPr>
+        <w:tblStyle w:val="TableGrid"/>
+        <w:tblW w:type="auto" w:w="0"/>
+        <w:jc w:val="center"/>
+        <w:tblLook w:firstColumn="1" w:firstRow="1" w:lastColumn="0" w:lastRow="0" w:noHBand="0" w:noVBand="1" w:val="04A0"/>
+      </w:tblPr>
+      <w:tblGrid>
+        <w:gridCol w:w="2351"/>
+        <w:gridCol w:w="2351"/>
+        <w:gridCol w:w="2351"/>
+        <w:gridCol w:w="2351"/>
+      </w:tblGrid>
+      <w:tr>
+        <w:tc>
+          <w:tcPr>
+            <w:tcW w:type="dxa" w:w="2592"/>
+            <w:shd w:fill="1A1A2E" w:val="clear"/>
+          </w:tcPr>
+          <w:p>
+            <w:pPr>
+              <w:jc w:val="center"/>
+            </w:pPr>
+            <w:r/>
+            <w:r>
+              <w:rPr>
+                <w:rFonts w:ascii="Calibri" w:hAnsi="Calibri"/>
+                <w:b/>
+                <w:color w:val="FFFFFF"/>
+                <w:sz w:val="20"/>
+              </w:rPr>
+              <w:t>Parameter</w:t>
+            </w:r>
+          </w:p>
+        </w:tc>
+        <w:tc>
+          <w:tcPr>
+            <w:tcW w:type="dxa" w:w="1728"/>
+            <w:shd w:fill="1A1A2E" w:val="clear"/>
+          </w:tcPr>
+          <w:p>
+            <w:pPr>
+              <w:jc w:val="center"/>
+            </w:pPr>
+            <w:r/>
+            <w:r>
+              <w:rPr>
+                <w:rFonts w:ascii="Calibri" w:hAnsi="Calibri"/>
+                <w:b/>
+                <w:color w:val="FFFFFF"/>
+                <w:sz w:val="20"/>
+              </w:rPr>
+              <w:t>Limit</w:t>
+            </w:r>
+          </w:p>
+        </w:tc>
+        <w:tc>
+          <w:tcPr>
+            <w:tcW w:type="dxa" w:w="3168"/>
+            <w:shd w:fill="1A1A2E" w:val="clear"/>
+          </w:tcPr>
+          <w:p>
+            <w:pPr>
+              <w:jc w:val="center"/>
+            </w:pPr>
+            <w:r/>
+            <w:r>
+              <w:rPr>
+                <w:rFonts w:ascii="Calibri" w:hAnsi="Calibri"/>
+                <w:b/>
+                <w:color w:val="FFFFFF"/>
+                <w:sz w:val="20"/>
+              </w:rPr>
+              <w:t>Enforcement Point</w:t>
+            </w:r>
+          </w:p>
+        </w:tc>
+        <w:tc>
+          <w:tcPr>
+            <w:tcW w:type="dxa" w:w="2160"/>
+            <w:shd w:fill="1A1A2E" w:val="clear"/>
+          </w:tcPr>
+          <w:p>
+            <w:pPr>
+              <w:jc w:val="center"/>
+            </w:pPr>
+            <w:r/>
+            <w:r>
+              <w:rPr>
+                <w:rFonts w:ascii="Calibri" w:hAnsi="Calibri"/>
+                <w:b/>
+                <w:color w:val="FFFFFF"/>
+                <w:sz w:val="20"/>
+              </w:rPr>
+              <w:t>Error Code</w:t>
+            </w:r>
+          </w:p>
+        </w:tc>
+      </w:tr>
+      <w:tr>
+        <w:tc>
+          <w:tcPr>
+            <w:tcW w:type="dxa" w:w="2592"/>
+          </w:tcPr>
+          <w:p>
+            <w:r/>
+            <w:r>
+              <w:rPr>
+                <w:rFonts w:ascii="Calibri" w:hAnsi="Calibri"/>
+                <w:color w:val="333333"/>
+                <w:sz w:val="18"/>
+              </w:rPr>
+              <w:t>MAX_REQUEST_SIZE</w:t>
+            </w:r>
+          </w:p>
+        </w:tc>
+        <w:tc>
+          <w:tcPr>
+            <w:tcW w:type="dxa" w:w="1728"/>
+          </w:tcPr>
+          <w:p>
+            <w:r/>
+            <w:r>
+              <w:rPr>
+                <w:rFonts w:ascii="Calibri" w:hAnsi="Calibri"/>
+                <w:color w:val="333333"/>
+                <w:sz w:val="18"/>
+              </w:rPr>
+              <w:t>2 MB</w:t>
+            </w:r>
+          </w:p>
+        </w:tc>
+        <w:tc>
+          <w:tcPr>
+            <w:tcW w:type="dxa" w:w="3168"/>
+          </w:tcPr>
+          <w:p>
+            <w:r/>
+            <w:r>
+              <w:rPr>
+                <w:rFonts w:ascii="Calibri" w:hAnsi="Calibri"/>
+                <w:color w:val="333333"/>
+                <w:sz w:val="18"/>
+              </w:rPr>
+              <w:t>API Gateway (before routing)</w:t>
+            </w:r>
+          </w:p>
+        </w:tc>
+        <w:tc>
+          <w:tcPr>
+            <w:tcW w:type="dxa" w:w="2160"/>
+          </w:tcPr>
+          <w:p>
+            <w:r/>
+            <w:r>
+              <w:rPr>
+                <w:rFonts w:ascii="Calibri" w:hAnsi="Calibri"/>
+                <w:color w:val="333333"/>
+                <w:sz w:val="18"/>
+              </w:rPr>
+              <w:t>413 Payload Too Large</w:t>
+            </w:r>
+          </w:p>
+        </w:tc>
+      </w:tr>
+      <w:tr>
+        <w:tc>
+          <w:tcPr>
+            <w:tcW w:type="dxa" w:w="2592"/>
+            <w:shd w:fill="F0F4F8" w:val="clear"/>
+          </w:tcPr>
+          <w:p>
+            <w:r/>
+            <w:r>
+              <w:rPr>
+                <w:rFonts w:ascii="Calibri" w:hAnsi="Calibri"/>
+                <w:color w:val="333333"/>
+                <w:sz w:val="18"/>
+              </w:rPr>
+              <w:t>MAX_PROMPT_TOKENS</w:t>
+            </w:r>
+          </w:p>
+        </w:tc>
+        <w:tc>
+          <w:tcPr>
+            <w:tcW w:type="dxa" w:w="1728"/>
+            <w:shd w:fill="F0F4F8" w:val="clear"/>
+          </w:tcPr>
+          <w:p>
+            <w:r/>
+            <w:r>
+              <w:rPr>
+                <w:rFonts w:ascii="Calibri" w:hAnsi="Calibri"/>
+                <w:color w:val="333333"/>
+                <w:sz w:val="18"/>
+              </w:rPr>
+              <w:t>4,096 tokens</w:t>
+            </w:r>
+          </w:p>
+        </w:tc>
+        <w:tc>
+          <w:tcPr>
+            <w:tcW w:type="dxa" w:w="3168"/>
+            <w:shd w:fill="F0F4F8" w:val="clear"/>
+          </w:tcPr>
+          <w:p>
+            <w:r/>
+            <w:r>
+              <w:rPr>
+                <w:rFonts w:ascii="Calibri" w:hAnsi="Calibri"/>
+                <w:color w:val="333333"/>
+                <w:sz w:val="18"/>
+              </w:rPr>
+              <w:t>Tokenizer validation middleware</w:t>
+            </w:r>
+          </w:p>
+        </w:tc>
+        <w:tc>
+          <w:tcPr>
+            <w:tcW w:type="dxa" w:w="2160"/>
+            <w:shd w:fill="F0F4F8" w:val="clear"/>
+          </w:tcPr>
+          <w:p>
+            <w:r/>
+            <w:r>
+              <w:rPr>
+                <w:rFonts w:ascii="Calibri" w:hAnsi="Calibri"/>
+                <w:color w:val="333333"/>
+                <w:sz w:val="18"/>
+              </w:rPr>
+              <w:t>422 Unprocessable Entity</w:t>
+            </w:r>
+          </w:p>
+        </w:tc>
+      </w:tr>
+      <w:tr>
+        <w:tc>
+          <w:tcPr>
+            <w:tcW w:type="dxa" w:w="2592"/>
+          </w:tcPr>
+          <w:p>
+            <w:r/>
+            <w:r>
+              <w:rPr>
+                <w:rFonts w:ascii="Calibri" w:hAnsi="Calibri"/>
+                <w:color w:val="333333"/>
+                <w:sz w:val="18"/>
+              </w:rPr>
+              <w:t>MAX_BATCH_SIZE</w:t>
+            </w:r>
+          </w:p>
+        </w:tc>
+        <w:tc>
+          <w:tcPr>
+            <w:tcW w:type="dxa" w:w="1728"/>
+          </w:tcPr>
+          <w:p>
+            <w:r/>
+            <w:r>
+              <w:rPr>
+                <w:rFonts w:ascii="Calibri" w:hAnsi="Calibri"/>
+                <w:color w:val="333333"/>
+                <w:sz w:val="18"/>
+              </w:rPr>
+              <w:t>128 requests</w:t>
+            </w:r>
+          </w:p>
+        </w:tc>
+        <w:tc>
+          <w:tcPr>
+            <w:tcW w:type="dxa" w:w="3168"/>
+          </w:tcPr>
+          <w:p>
+            <w:r/>
+            <w:r>
+              <w:rPr>
+                <w:rFonts w:ascii="Calibri" w:hAnsi="Calibri"/>
+                <w:color w:val="333333"/>
+                <w:sz w:val="18"/>
+              </w:rPr>
+              <w:t>Dynamic Batcher admission</w:t>
+            </w:r>
+          </w:p>
+        </w:tc>
+        <w:tc>
+          <w:tcPr>
+            <w:tcW w:type="dxa" w:w="2160"/>
+          </w:tcPr>
+          <w:p>
+            <w:r/>
+            <w:r>
+              <w:rPr>
+                <w:rFonts w:ascii="Calibri" w:hAnsi="Calibri"/>
+                <w:color w:val="333333"/>
+                <w:sz w:val="18"/>
+              </w:rPr>
+              <w:t>429 Too Many Requests</w:t>
+            </w:r>
+          </w:p>
+        </w:tc>
+      </w:tr>
+      <w:tr>
+        <w:tc>
+          <w:tcPr>
+            <w:tcW w:type="dxa" w:w="2592"/>
+            <w:shd w:fill="F0F4F8" w:val="clear"/>
+          </w:tcPr>
+          <w:p>
+            <w:r/>
+            <w:r>
+              <w:rPr>
+                <w:rFonts w:ascii="Calibri" w:hAnsi="Calibri"/>
+                <w:color w:val="333333"/>
+                <w:sz w:val="18"/>
+              </w:rPr>
+              <w:t>MAX_STREAMING_WINDOW</w:t>
+            </w:r>
+          </w:p>
+        </w:tc>
+        <w:tc>
+          <w:tcPr>
+            <w:tcW w:type="dxa" w:w="1728"/>
+            <w:shd w:fill="F0F4F8" w:val="clear"/>
+          </w:tcPr>
+          <w:p>
+            <w:r/>
+            <w:r>
+              <w:rPr>
+                <w:rFonts w:ascii="Calibri" w:hAnsi="Calibri"/>
+                <w:color w:val="333333"/>
+                <w:sz w:val="18"/>
+              </w:rPr>
+              <w:t>10 MB</w:t>
+            </w:r>
+          </w:p>
+        </w:tc>
+        <w:tc>
+          <w:tcPr>
+            <w:tcW w:type="dxa" w:w="3168"/>
+            <w:shd w:fill="F0F4F8" w:val="clear"/>
+          </w:tcPr>
+          <w:p>
+            <w:r/>
+            <w:r>
+              <w:rPr>
+                <w:rFonts w:ascii="Calibri" w:hAnsi="Calibri"/>
+                <w:color w:val="333333"/>
+                <w:sz w:val="18"/>
+              </w:rPr>
+              <w:t>Streaming response accumulator</w:t>
+            </w:r>
+          </w:p>
+        </w:tc>
+        <w:tc>
+          <w:tcPr>
+            <w:tcW w:type="dxa" w:w="2160"/>
+            <w:shd w:fill="F0F4F8" w:val="clear"/>
+          </w:tcPr>
+          <w:p>
+            <w:r/>
+            <w:r>
+              <w:rPr>
+                <w:rFonts w:ascii="Calibri" w:hAnsi="Calibri"/>
+                <w:color w:val="333333"/>
+                <w:sz w:val="18"/>
+              </w:rPr>
+              <w:t>413 Payload Too Large</w:t>
+            </w:r>
+          </w:p>
+        </w:tc>
+      </w:tr>
+      <w:tr>
+        <w:tc>
+          <w:tcPr>
+            <w:tcW w:type="dxa" w:w="2592"/>
+          </w:tcPr>
+          <w:p>
+            <w:r/>
+            <w:r>
+              <w:rPr>
+                <w:rFonts w:ascii="Calibri" w:hAnsi="Calibri"/>
+                <w:color w:val="333333"/>
+                <w:sz w:val="18"/>
+              </w:rPr>
+              <w:t>MAX_CONTEXT_WINDOW</w:t>
+            </w:r>
+          </w:p>
+        </w:tc>
+        <w:tc>
+          <w:tcPr>
+            <w:tcW w:type="dxa" w:w="1728"/>
+          </w:tcPr>
+          <w:p>
+            <w:r/>
+            <w:r>
+              <w:rPr>
+                <w:rFonts w:ascii="Calibri" w:hAnsi="Calibri"/>
+                <w:color w:val="333333"/>
+                <w:sz w:val="18"/>
+              </w:rPr>
+              <w:t>8,192 tokens</w:t>
+            </w:r>
+          </w:p>
+        </w:tc>
+        <w:tc>
+          <w:tcPr>
+            <w:tcW w:type="dxa" w:w="3168"/>
+          </w:tcPr>
+          <w:p>
+            <w:r/>
+            <w:r>
+              <w:rPr>
+                <w:rFonts w:ascii="Calibri" w:hAnsi="Calibri"/>
+                <w:color w:val="333333"/>
+                <w:sz w:val="18"/>
+              </w:rPr>
+              <w:t>Model context length check</w:t>
+            </w:r>
+          </w:p>
+        </w:tc>
+        <w:tc>
+          <w:tcPr>
+            <w:tcW w:type="dxa" w:w="2160"/>
+          </w:tcPr>
+          <w:p>
+            <w:r/>
+            <w:r>
+              <w:rPr>
+                <w:rFonts w:ascii="Calibri" w:hAnsi="Calibri"/>
+                <w:color w:val="333333"/>
+                <w:sz w:val="18"/>
+              </w:rPr>
+              <w:t>422 Unprocessable Entity</w:t>
+            </w:r>
+          </w:p>
+        </w:tc>
+      </w:tr>
+    </w:tbl>
+    <w:p/>
+    <w:p>
+      <w:r>
+        <w:rPr>
+          <w:rFonts w:ascii="Calibri" w:hAnsi="Calibri"/>
+          <w:b/>
+          <w:color w:val="0071BC"/>
+          <w:sz w:val="28"/>
+        </w:rPr>
+        <w:t>GPU Memory Protection</w:t>
+      </w:r>
+    </w:p>
+    <w:p>
+      <w:pPr>
+        <w:pStyle w:val="ListBullet"/>
+        <w:ind w:left="720"/>
+      </w:pPr>
+      <w:r>
+        <w:rPr>
+          <w:rFonts w:ascii="Calibri" w:hAnsi="Calibri"/>
+          <w:b/>
+          <w:color w:val="333333"/>
+          <w:sz w:val="20"/>
+        </w:rPr>
+        <w:t xml:space="preserve">Per-Endpoint Validation: </w:t>
+      </w:r>
+      <w:r>
+        <w:rPr>
+          <w:rFonts w:ascii="Calibri" w:hAnsi="Calibri"/>
+          <w:color w:val="333333"/>
+          <w:sz w:val="20"/>
+        </w:rPr>
+        <w:t>Each route defines its own payload schema with max sizes; rejected before queuing.</w:t>
+      </w:r>
+    </w:p>
+    <w:p>
+      <w:pPr>
+        <w:pStyle w:val="ListBullet"/>
+        <w:ind w:left="720"/>
+      </w:pPr>
+      <w:r>
+        <w:rPr>
+          <w:rFonts w:ascii="Calibri" w:hAnsi="Calibri"/>
+          <w:b/>
+          <w:color w:val="333333"/>
+          <w:sz w:val="20"/>
+        </w:rPr>
+        <w:t xml:space="preserve">Token Counting: </w:t>
+      </w:r>
+      <w:r>
+        <w:rPr>
+          <w:rFonts w:ascii="Calibri" w:hAnsi="Calibri"/>
+          <w:color w:val="333333"/>
+          <w:sz w:val="20"/>
+        </w:rPr>
+        <w:t>Tokenizer runs in the gateway to count prompt tokens before forwarding to the GPU.</w:t>
+      </w:r>
+    </w:p>
+    <w:p>
+      <w:pPr>
+        <w:pStyle w:val="ListBullet"/>
+        <w:ind w:left="720"/>
+      </w:pPr>
+      <w:r>
+        <w:rPr>
+          <w:rFonts w:ascii="Calibri" w:hAnsi="Calibri"/>
+          <w:b/>
+          <w:color w:val="333333"/>
+          <w:sz w:val="20"/>
+        </w:rPr>
+        <w:t xml:space="preserve">Batch Admission: </w:t>
+      </w:r>
+      <w:r>
+        <w:rPr>
+          <w:rFonts w:ascii="Calibri" w:hAnsi="Calibri"/>
+          <w:color w:val="333333"/>
+          <w:sz w:val="20"/>
+        </w:rPr>
+        <w:t>Batch requests exceeding MAX_BATCH_SIZE are split into sub-batches automatically.</w:t>
+      </w:r>
+    </w:p>
+    <w:p>
+      <w:pPr>
+        <w:pStyle w:val="ListBullet"/>
+        <w:ind w:left="720"/>
+      </w:pPr>
+      <w:r>
+        <w:rPr>
+          <w:rFonts w:ascii="Calibri" w:hAnsi="Calibri"/>
+          <w:b/>
+          <w:color w:val="333333"/>
+          <w:sz w:val="20"/>
+        </w:rPr>
+        <w:t xml:space="preserve">413 Handling: </w:t>
+      </w:r>
+      <w:r>
+        <w:rPr>
+          <w:rFonts w:ascii="Calibri" w:hAnsi="Calibri"/>
+          <w:color w:val="333333"/>
+          <w:sz w:val="20"/>
+        </w:rPr>
+        <w:t>Oversized payloads return 413 with Retry-After header and suggested chunking strategy.</w:t>
+      </w:r>
+    </w:p>
+    <w:p>
+      <w:pPr>
+        <w:pStyle w:val="ListBullet"/>
+        <w:ind w:left="720"/>
+      </w:pPr>
+      <w:r>
+        <w:rPr>
+          <w:rFonts w:ascii="Calibri" w:hAnsi="Calibri"/>
+          <w:b/>
+          <w:color w:val="333333"/>
+          <w:sz w:val="20"/>
+        </w:rPr>
+        <w:t xml:space="preserve">Memory Estimation: </w:t>
+      </w:r>
+      <w:r>
+        <w:rPr>
+          <w:rFonts w:ascii="Calibri" w:hAnsi="Calibri"/>
+          <w:color w:val="333333"/>
+          <w:sz w:val="20"/>
+        </w:rPr>
+        <w:t>Estimated KV cache memory is computed pre-flight; requests that would cause OOM are rejected early.</w:t>
+      </w:r>
+    </w:p>
+    <w:p>
+      <w:r>
+        <w:br w:type="page"/>
+      </w:r>
+    </w:p>
+    <w:p>
+      <w:pPr>
+        <w:jc w:val="left"/>
+      </w:pPr>
+      <w:r>
+        <w:rPr>
+          <w:rFonts w:ascii="Calibri" w:hAnsi="Calibri"/>
+          <w:b/>
+          <w:color w:val="E50014"/>
+          <w:sz w:val="36"/>
+        </w:rPr>
+        <w:t>20. CIRCUIT BREAKING RULES</w:t>
+      </w:r>
+    </w:p>
+    <w:p>
+      <w:pPr>
+        <w:pBdr>
+          <w:bottom w:val="single" w:sz="12" w:space="1" w:color="E50014"/>
+        </w:pBdr>
+      </w:pPr>
+    </w:p>
+    <w:p>
+      <w:pPr>
+        <w:spacing w:line="320" w:lineRule="exact"/>
+      </w:pPr>
+      <w:r>
+        <w:rPr>
+          <w:rFonts w:ascii="Calibri" w:hAnsi="Calibri"/>
+          <w:color w:val="333333"/>
+          <w:sz w:val="21"/>
+        </w:rPr>
+        <w:t>The CircuitBreakerOrchestrator manages 8 independent circuit breakers, each monitoring a specific failure domain. When a breaker opens, traffic cascades through a structured fallback chain to maintain service availability.</w:t>
+      </w:r>
+    </w:p>
+    <w:p>
+      <w:r>
+        <w:rPr>
+          <w:rFonts w:ascii="Calibri" w:hAnsi="Calibri"/>
+          <w:b/>
+          <w:color w:val="0071BC"/>
+          <w:sz w:val="28"/>
+        </w:rPr>
+        <w:t>Production Circuit Breaker Rules</w:t>
+      </w:r>
+    </w:p>
+    <w:tbl>
+      <w:tblPr>
+        <w:tblStyle w:val="TableGrid"/>
+        <w:tblW w:type="auto" w:w="0"/>
+        <w:jc w:val="center"/>
+        <w:tblLook w:firstColumn="1" w:firstRow="1" w:lastColumn="0" w:lastRow="0" w:noHBand="0" w:noVBand="1" w:val="04A0"/>
+      </w:tblPr>
+      <w:tblGrid>
+        <w:gridCol w:w="2351"/>
+        <w:gridCol w:w="2351"/>
+        <w:gridCol w:w="2351"/>
+        <w:gridCol w:w="2351"/>
+      </w:tblGrid>
+      <w:tr>
+        <w:tc>
+          <w:tcPr>
+            <w:tcW w:type="dxa" w:w="1872"/>
+            <w:shd w:fill="1A1A2E" w:val="clear"/>
+          </w:tcPr>
+          <w:p>
+            <w:pPr>
+              <w:jc w:val="center"/>
+            </w:pPr>
+            <w:r/>
+            <w:r>
+              <w:rPr>
+                <w:rFonts w:ascii="Calibri" w:hAnsi="Calibri"/>
+                <w:b/>
+                <w:color w:val="FFFFFF"/>
+                <w:sz w:val="20"/>
+              </w:rPr>
+              <w:t>Rule</w:t>
+            </w:r>
+          </w:p>
+        </w:tc>
+        <w:tc>
+          <w:tcPr>
+            <w:tcW w:type="dxa" w:w="2592"/>
+            <w:shd w:fill="1A1A2E" w:val="clear"/>
+          </w:tcPr>
+          <w:p>
+            <w:pPr>
+              <w:jc w:val="center"/>
+            </w:pPr>
+            <w:r/>
+            <w:r>
+              <w:rPr>
+                <w:rFonts w:ascii="Calibri" w:hAnsi="Calibri"/>
+                <w:b/>
+                <w:color w:val="FFFFFF"/>
+                <w:sz w:val="20"/>
+              </w:rPr>
+              <w:t>Trigger Condition</w:t>
+            </w:r>
+          </w:p>
+        </w:tc>
+        <w:tc>
+          <w:tcPr>
+            <w:tcW w:type="dxa" w:w="2880"/>
+            <w:shd w:fill="1A1A2E" w:val="clear"/>
+          </w:tcPr>
+          <w:p>
+            <w:pPr>
+              <w:jc w:val="center"/>
+            </w:pPr>
+            <w:r/>
+            <w:r>
+              <w:rPr>
+                <w:rFonts w:ascii="Calibri" w:hAnsi="Calibri"/>
+                <w:b/>
+                <w:color w:val="FFFFFF"/>
+                <w:sz w:val="20"/>
+              </w:rPr>
+              <w:t>Fallback Action</w:t>
+            </w:r>
+          </w:p>
+        </w:tc>
+        <w:tc>
+          <w:tcPr>
+            <w:tcW w:type="dxa" w:w="2160"/>
+            <w:shd w:fill="1A1A2E" w:val="clear"/>
+          </w:tcPr>
+          <w:p>
+            <w:pPr>
+              <w:jc w:val="center"/>
+            </w:pPr>
+            <w:r/>
+            <w:r>
+              <w:rPr>
+                <w:rFonts w:ascii="Calibri" w:hAnsi="Calibri"/>
+                <w:b/>
+                <w:color w:val="FFFFFF"/>
+                <w:sz w:val="20"/>
+              </w:rPr>
+              <w:t>Recovery</w:t>
+            </w:r>
+          </w:p>
+        </w:tc>
+      </w:tr>
+      <w:tr>
+        <w:tc>
+          <w:tcPr>
+            <w:tcW w:type="dxa" w:w="1872"/>
+          </w:tcPr>
+          <w:p>
+            <w:r/>
+            <w:r>
+              <w:rPr>
+                <w:rFonts w:ascii="Calibri" w:hAnsi="Calibri"/>
+                <w:color w:val="333333"/>
+                <w:sz w:val="18"/>
+              </w:rPr>
+              <w:t>Triton Slow</w:t>
+            </w:r>
+          </w:p>
+        </w:tc>
+        <w:tc>
+          <w:tcPr>
+            <w:tcW w:type="dxa" w:w="2592"/>
+          </w:tcPr>
+          <w:p>
+            <w:r/>
+            <w:r>
+              <w:rPr>
+                <w:rFonts w:ascii="Calibri" w:hAnsi="Calibri"/>
+                <w:color w:val="333333"/>
+                <w:sz w:val="18"/>
+              </w:rPr>
+              <w:t>p95 &gt; 300ms for 2 min</w:t>
+            </w:r>
+          </w:p>
+        </w:tc>
+        <w:tc>
+          <w:tcPr>
+            <w:tcW w:type="dxa" w:w="2880"/>
+          </w:tcPr>
+          <w:p>
+            <w:r/>
+            <w:r>
+              <w:rPr>
+                <w:rFonts w:ascii="Calibri" w:hAnsi="Calibri"/>
+                <w:color w:val="333333"/>
+                <w:sz w:val="18"/>
+              </w:rPr>
+              <w:t>Route to secondary region</w:t>
+            </w:r>
+          </w:p>
+        </w:tc>
+        <w:tc>
+          <w:tcPr>
+            <w:tcW w:type="dxa" w:w="2160"/>
+          </w:tcPr>
+          <w:p>
+            <w:r/>
+            <w:r>
+              <w:rPr>
+                <w:rFonts w:ascii="Calibri" w:hAnsi="Calibri"/>
+                <w:color w:val="333333"/>
+                <w:sz w:val="18"/>
+              </w:rPr>
+              <w:t>Half-open after 30s</w:t>
+            </w:r>
+          </w:p>
+        </w:tc>
+      </w:tr>
+      <w:tr>
+        <w:tc>
+          <w:tcPr>
+            <w:tcW w:type="dxa" w:w="1872"/>
+            <w:shd w:fill="F0F4F8" w:val="clear"/>
+          </w:tcPr>
+          <w:p>
+            <w:r/>
+            <w:r>
+              <w:rPr>
+                <w:rFonts w:ascii="Calibri" w:hAnsi="Calibri"/>
+                <w:color w:val="333333"/>
+                <w:sz w:val="18"/>
+              </w:rPr>
+              <w:t>5xx Rate</w:t>
+            </w:r>
+          </w:p>
+        </w:tc>
+        <w:tc>
+          <w:tcPr>
+            <w:tcW w:type="dxa" w:w="2592"/>
+            <w:shd w:fill="F0F4F8" w:val="clear"/>
+          </w:tcPr>
+          <w:p>
+            <w:r/>
+            <w:r>
+              <w:rPr>
+                <w:rFonts w:ascii="Calibri" w:hAnsi="Calibri"/>
+                <w:color w:val="333333"/>
+                <w:sz w:val="18"/>
+              </w:rPr>
+              <w:t>&gt; 5% error rate over 1 min</w:t>
+            </w:r>
+          </w:p>
+        </w:tc>
+        <w:tc>
+          <w:tcPr>
+            <w:tcW w:type="dxa" w:w="2880"/>
+            <w:shd w:fill="F0F4F8" w:val="clear"/>
+          </w:tcPr>
+          <w:p>
+            <w:r/>
+            <w:r>
+              <w:rPr>
+                <w:rFonts w:ascii="Calibri" w:hAnsi="Calibri"/>
+                <w:color w:val="333333"/>
+                <w:sz w:val="18"/>
+              </w:rPr>
+              <w:t>Shed non-premium traffic</w:t>
+            </w:r>
+          </w:p>
+        </w:tc>
+        <w:tc>
+          <w:tcPr>
+            <w:tcW w:type="dxa" w:w="2160"/>
+            <w:shd w:fill="F0F4F8" w:val="clear"/>
+          </w:tcPr>
+          <w:p>
+            <w:r/>
+            <w:r>
+              <w:rPr>
+                <w:rFonts w:ascii="Calibri" w:hAnsi="Calibri"/>
+                <w:color w:val="333333"/>
+                <w:sz w:val="18"/>
+              </w:rPr>
+              <w:t>Half-open after 45s</w:t>
+            </w:r>
+          </w:p>
+        </w:tc>
+      </w:tr>
+      <w:tr>
+        <w:tc>
+          <w:tcPr>
+            <w:tcW w:type="dxa" w:w="1872"/>
+          </w:tcPr>
+          <w:p>
+            <w:r/>
+            <w:r>
+              <w:rPr>
+                <w:rFonts w:ascii="Calibri" w:hAnsi="Calibri"/>
+                <w:color w:val="333333"/>
+                <w:sz w:val="18"/>
+              </w:rPr>
+              <w:t>Redis Timeout</w:t>
+            </w:r>
+          </w:p>
+        </w:tc>
+        <w:tc>
+          <w:tcPr>
+            <w:tcW w:type="dxa" w:w="2592"/>
+          </w:tcPr>
+          <w:p>
+            <w:r/>
+            <w:r>
+              <w:rPr>
+                <w:rFonts w:ascii="Calibri" w:hAnsi="Calibri"/>
+                <w:color w:val="333333"/>
+                <w:sz w:val="18"/>
+              </w:rPr>
+              <w:t>&gt; 100ms p99 for 3 min</w:t>
+            </w:r>
+          </w:p>
+        </w:tc>
+        <w:tc>
+          <w:tcPr>
+            <w:tcW w:type="dxa" w:w="2880"/>
+          </w:tcPr>
+          <w:p>
+            <w:r/>
+            <w:r>
+              <w:rPr>
+                <w:rFonts w:ascii="Calibri" w:hAnsi="Calibri"/>
+                <w:color w:val="333333"/>
+                <w:sz w:val="18"/>
+              </w:rPr>
+              <w:t>Switch to local cache</w:t>
+            </w:r>
+          </w:p>
+        </w:tc>
+        <w:tc>
+          <w:tcPr>
+            <w:tcW w:type="dxa" w:w="2160"/>
+          </w:tcPr>
+          <w:p>
+            <w:r/>
+            <w:r>
+              <w:rPr>
+                <w:rFonts w:ascii="Calibri" w:hAnsi="Calibri"/>
+                <w:color w:val="333333"/>
+                <w:sz w:val="18"/>
+              </w:rPr>
+              <w:t>Half-open after 20s</w:t>
+            </w:r>
+          </w:p>
+        </w:tc>
+      </w:tr>
+      <w:tr>
+        <w:tc>
+          <w:tcPr>
+            <w:tcW w:type="dxa" w:w="1872"/>
+            <w:shd w:fill="F0F4F8" w:val="clear"/>
+          </w:tcPr>
+          <w:p>
+            <w:r/>
+            <w:r>
+              <w:rPr>
+                <w:rFonts w:ascii="Calibri" w:hAnsi="Calibri"/>
+                <w:color w:val="333333"/>
+                <w:sz w:val="18"/>
+              </w:rPr>
+              <w:t>DynamoDB Slow</w:t>
+            </w:r>
+          </w:p>
+        </w:tc>
+        <w:tc>
+          <w:tcPr>
+            <w:tcW w:type="dxa" w:w="2592"/>
+            <w:shd w:fill="F0F4F8" w:val="clear"/>
+          </w:tcPr>
+          <w:p>
+            <w:r/>
+            <w:r>
+              <w:rPr>
+                <w:rFonts w:ascii="Calibri" w:hAnsi="Calibri"/>
+                <w:color w:val="333333"/>
+                <w:sz w:val="18"/>
+              </w:rPr>
+              <w:t>Read latency &gt; 50ms sustained</w:t>
+            </w:r>
+          </w:p>
+        </w:tc>
+        <w:tc>
+          <w:tcPr>
+            <w:tcW w:type="dxa" w:w="2880"/>
+            <w:shd w:fill="F0F4F8" w:val="clear"/>
+          </w:tcPr>
+          <w:p>
+            <w:r/>
+            <w:r>
+              <w:rPr>
+                <w:rFonts w:ascii="Calibri" w:hAnsi="Calibri"/>
+                <w:color w:val="333333"/>
+                <w:sz w:val="18"/>
+              </w:rPr>
+              <w:t>Serve from Redis replica</w:t>
+            </w:r>
+          </w:p>
+        </w:tc>
+        <w:tc>
+          <w:tcPr>
+            <w:tcW w:type="dxa" w:w="2160"/>
+            <w:shd w:fill="F0F4F8" w:val="clear"/>
+          </w:tcPr>
+          <w:p>
+            <w:r/>
+            <w:r>
+              <w:rPr>
+                <w:rFonts w:ascii="Calibri" w:hAnsi="Calibri"/>
+                <w:color w:val="333333"/>
+                <w:sz w:val="18"/>
+              </w:rPr>
+              <w:t>Half-open after 30s</w:t>
+            </w:r>
+          </w:p>
+        </w:tc>
+      </w:tr>
+      <w:tr>
+        <w:tc>
+          <w:tcPr>
+            <w:tcW w:type="dxa" w:w="1872"/>
+          </w:tcPr>
+          <w:p>
+            <w:r/>
+            <w:r>
+              <w:rPr>
+                <w:rFonts w:ascii="Calibri" w:hAnsi="Calibri"/>
+                <w:color w:val="333333"/>
+                <w:sz w:val="18"/>
+              </w:rPr>
+              <w:t>GPU Queue Overflow</w:t>
+            </w:r>
+          </w:p>
+        </w:tc>
+        <w:tc>
+          <w:tcPr>
+            <w:tcW w:type="dxa" w:w="2592"/>
+          </w:tcPr>
+          <w:p>
+            <w:r/>
+            <w:r>
+              <w:rPr>
+                <w:rFonts w:ascii="Calibri" w:hAnsi="Calibri"/>
+                <w:color w:val="333333"/>
+                <w:sz w:val="18"/>
+              </w:rPr>
+              <w:t>Queue depth &gt; 256</w:t>
+            </w:r>
+          </w:p>
+        </w:tc>
+        <w:tc>
+          <w:tcPr>
+            <w:tcW w:type="dxa" w:w="2880"/>
+          </w:tcPr>
+          <w:p>
+            <w:r/>
+            <w:r>
+              <w:rPr>
+                <w:rFonts w:ascii="Calibri" w:hAnsi="Calibri"/>
+                <w:color w:val="333333"/>
+                <w:sz w:val="18"/>
+              </w:rPr>
+              <w:t>Activate backpressure + shed best-effort</w:t>
+            </w:r>
+          </w:p>
+        </w:tc>
+        <w:tc>
+          <w:tcPr>
+            <w:tcW w:type="dxa" w:w="2160"/>
+          </w:tcPr>
+          <w:p>
+            <w:r/>
+            <w:r>
+              <w:rPr>
+                <w:rFonts w:ascii="Calibri" w:hAnsi="Calibri"/>
+                <w:color w:val="333333"/>
+                <w:sz w:val="18"/>
+              </w:rPr>
+              <w:t>Auto when depth &lt; 128</w:t>
+            </w:r>
+          </w:p>
+        </w:tc>
+      </w:tr>
+      <w:tr>
+        <w:tc>
+          <w:tcPr>
+            <w:tcW w:type="dxa" w:w="1872"/>
+            <w:shd w:fill="F0F4F8" w:val="clear"/>
+          </w:tcPr>
+          <w:p>
+            <w:r/>
+            <w:r>
+              <w:rPr>
+                <w:rFonts w:ascii="Calibri" w:hAnsi="Calibri"/>
+                <w:color w:val="333333"/>
+                <w:sz w:val="18"/>
+              </w:rPr>
+              <w:t>Cross-Region Hedge</w:t>
+            </w:r>
+          </w:p>
+        </w:tc>
+        <w:tc>
+          <w:tcPr>
+            <w:tcW w:type="dxa" w:w="2592"/>
+            <w:shd w:fill="F0F4F8" w:val="clear"/>
+          </w:tcPr>
+          <w:p>
+            <w:r/>
+            <w:r>
+              <w:rPr>
+                <w:rFonts w:ascii="Calibri" w:hAnsi="Calibri"/>
+                <w:color w:val="333333"/>
+                <w:sz w:val="18"/>
+              </w:rPr>
+              <w:t>Primary p50 &gt; 100ms</w:t>
+            </w:r>
+          </w:p>
+        </w:tc>
+        <w:tc>
+          <w:tcPr>
+            <w:tcW w:type="dxa" w:w="2880"/>
+            <w:shd w:fill="F0F4F8" w:val="clear"/>
+          </w:tcPr>
+          <w:p>
+            <w:r/>
+            <w:r>
+              <w:rPr>
+                <w:rFonts w:ascii="Calibri" w:hAnsi="Calibri"/>
+                <w:color w:val="333333"/>
+                <w:sz w:val="18"/>
+              </w:rPr>
+              <w:t>Race request to secondary region</w:t>
+            </w:r>
+          </w:p>
+        </w:tc>
+        <w:tc>
+          <w:tcPr>
+            <w:tcW w:type="dxa" w:w="2160"/>
+            <w:shd w:fill="F0F4F8" w:val="clear"/>
+          </w:tcPr>
+          <w:p>
+            <w:r/>
+            <w:r>
+              <w:rPr>
+                <w:rFonts w:ascii="Calibri" w:hAnsi="Calibri"/>
+                <w:color w:val="333333"/>
+                <w:sz w:val="18"/>
+              </w:rPr>
+              <w:t>Continuous monitoring</w:t>
+            </w:r>
+          </w:p>
+        </w:tc>
+      </w:tr>
+      <w:tr>
+        <w:tc>
+          <w:tcPr>
+            <w:tcW w:type="dxa" w:w="1872"/>
+          </w:tcPr>
+          <w:p>
+            <w:r/>
+            <w:r>
+              <w:rPr>
+                <w:rFonts w:ascii="Calibri" w:hAnsi="Calibri"/>
+                <w:color w:val="333333"/>
+                <w:sz w:val="18"/>
+              </w:rPr>
+              <w:t>KV Cache Pressure</w:t>
+            </w:r>
+          </w:p>
+        </w:tc>
+        <w:tc>
+          <w:tcPr>
+            <w:tcW w:type="dxa" w:w="2592"/>
+          </w:tcPr>
+          <w:p>
+            <w:r/>
+            <w:r>
+              <w:rPr>
+                <w:rFonts w:ascii="Calibri" w:hAnsi="Calibri"/>
+                <w:color w:val="333333"/>
+                <w:sz w:val="18"/>
+              </w:rPr>
+              <w:t>&gt; 92% utilization</w:t>
+            </w:r>
+          </w:p>
+        </w:tc>
+        <w:tc>
+          <w:tcPr>
+            <w:tcW w:type="dxa" w:w="2880"/>
+          </w:tcPr>
+          <w:p>
+            <w:r/>
+            <w:r>
+              <w:rPr>
+                <w:rFonts w:ascii="Calibri" w:hAnsi="Calibri"/>
+                <w:color w:val="333333"/>
+                <w:sz w:val="18"/>
+              </w:rPr>
+              <w:t>Emergency eviction + batch shrink</w:t>
+            </w:r>
+          </w:p>
+        </w:tc>
+        <w:tc>
+          <w:tcPr>
+            <w:tcW w:type="dxa" w:w="2160"/>
+          </w:tcPr>
+          <w:p>
+            <w:r/>
+            <w:r>
+              <w:rPr>
+                <w:rFonts w:ascii="Calibri" w:hAnsi="Calibri"/>
+                <w:color w:val="333333"/>
+                <w:sz w:val="18"/>
+              </w:rPr>
+              <w:t>Auto when &lt; 80%</w:t>
+            </w:r>
+          </w:p>
+        </w:tc>
+      </w:tr>
+      <w:tr>
+        <w:tc>
+          <w:tcPr>
+            <w:tcW w:type="dxa" w:w="1872"/>
+            <w:shd w:fill="F0F4F8" w:val="clear"/>
+          </w:tcPr>
+          <w:p>
+            <w:r/>
+            <w:r>
+              <w:rPr>
+                <w:rFonts w:ascii="Calibri" w:hAnsi="Calibri"/>
+                <w:color w:val="333333"/>
+                <w:sz w:val="18"/>
+              </w:rPr>
+              <w:t>Model Accuracy</w:t>
+            </w:r>
+          </w:p>
+        </w:tc>
+        <w:tc>
+          <w:tcPr>
+            <w:tcW w:type="dxa" w:w="2592"/>
+            <w:shd w:fill="F0F4F8" w:val="clear"/>
+          </w:tcPr>
+          <w:p>
+            <w:r/>
+            <w:r>
+              <w:rPr>
+                <w:rFonts w:ascii="Calibri" w:hAnsi="Calibri"/>
+                <w:color w:val="333333"/>
+                <w:sz w:val="18"/>
+              </w:rPr>
+              <w:t>Drift &gt; 2% from baseline</w:t>
+            </w:r>
+          </w:p>
+        </w:tc>
+        <w:tc>
+          <w:tcPr>
+            <w:tcW w:type="dxa" w:w="2880"/>
+            <w:shd w:fill="F0F4F8" w:val="clear"/>
+          </w:tcPr>
+          <w:p>
+            <w:r/>
+            <w:r>
+              <w:rPr>
+                <w:rFonts w:ascii="Calibri" w:hAnsi="Calibri"/>
+                <w:color w:val="333333"/>
+                <w:sz w:val="18"/>
+              </w:rPr>
+              <w:t>Rollback to previous model version</w:t>
+            </w:r>
+          </w:p>
+        </w:tc>
+        <w:tc>
+          <w:tcPr>
+            <w:tcW w:type="dxa" w:w="2160"/>
+            <w:shd w:fill="F0F4F8" w:val="clear"/>
+          </w:tcPr>
+          <w:p>
+            <w:r/>
+            <w:r>
+              <w:rPr>
+                <w:rFonts w:ascii="Calibri" w:hAnsi="Calibri"/>
+                <w:color w:val="333333"/>
+                <w:sz w:val="18"/>
+              </w:rPr>
+              <w:t>Manual verification</w:t>
+            </w:r>
+          </w:p>
+        </w:tc>
+      </w:tr>
+    </w:tbl>
+    <w:p/>
+    <w:p>
+      <w:r>
+        <w:rPr>
+          <w:rFonts w:ascii="Calibri" w:hAnsi="Calibri"/>
+          <w:b/>
+          <w:color w:val="0071BC"/>
+          <w:sz w:val="28"/>
+        </w:rPr>
+        <w:t>Fallback Chain</w:t>
+      </w:r>
+    </w:p>
+    <w:p>
+      <w:pPr>
+        <w:pStyle w:val="ListBullet"/>
+        <w:ind w:left="720"/>
+      </w:pPr>
+      <w:r>
+        <w:rPr>
+          <w:rFonts w:ascii="Calibri" w:hAnsi="Calibri"/>
+          <w:b/>
+          <w:color w:val="333333"/>
+          <w:sz w:val="20"/>
+        </w:rPr>
+        <w:t xml:space="preserve">Level 1 (LLM): </w:t>
+      </w:r>
+      <w:r>
+        <w:rPr>
+          <w:rFonts w:ascii="Calibri" w:hAnsi="Calibri"/>
+          <w:color w:val="333333"/>
+          <w:sz w:val="20"/>
+        </w:rPr>
+        <w:t>Full LLM re-ranking with personalization context -- default path.</w:t>
+      </w:r>
+    </w:p>
+    <w:p>
+      <w:pPr>
+        <w:pStyle w:val="ListBullet"/>
+        <w:ind w:left="720"/>
+      </w:pPr>
+      <w:r>
+        <w:rPr>
+          <w:rFonts w:ascii="Calibri" w:hAnsi="Calibri"/>
+          <w:b/>
+          <w:color w:val="333333"/>
+          <w:sz w:val="20"/>
+        </w:rPr>
+        <w:t xml:space="preserve">Level 2 (Cached): </w:t>
+      </w:r>
+      <w:r>
+        <w:rPr>
+          <w:rFonts w:ascii="Calibri" w:hAnsi="Calibri"/>
+          <w:color w:val="333333"/>
+          <w:sz w:val="20"/>
+        </w:rPr>
+        <w:t>Serve cached LLM results from last successful inference (&lt; 5 min old).</w:t>
+      </w:r>
+    </w:p>
+    <w:p>
+      <w:pPr>
+        <w:pStyle w:val="ListBullet"/>
+        <w:ind w:left="720"/>
+      </w:pPr>
+      <w:r>
+        <w:rPr>
+          <w:rFonts w:ascii="Calibri" w:hAnsi="Calibri"/>
+          <w:b/>
+          <w:color w:val="333333"/>
+          <w:sz w:val="20"/>
+        </w:rPr>
+        <w:t xml:space="preserve">Level 3 (Embedding): </w:t>
+      </w:r>
+      <w:r>
+        <w:rPr>
+          <w:rFonts w:ascii="Calibri" w:hAnsi="Calibri"/>
+          <w:color w:val="333333"/>
+          <w:sz w:val="20"/>
+        </w:rPr>
+        <w:t>Embedding-only similarity ranking without LLM re-ranking.</w:t>
+      </w:r>
+    </w:p>
+    <w:p>
+      <w:pPr>
+        <w:pStyle w:val="ListBullet"/>
+        <w:ind w:left="720"/>
+      </w:pPr>
+      <w:r>
+        <w:rPr>
+          <w:rFonts w:ascii="Calibri" w:hAnsi="Calibri"/>
+          <w:b/>
+          <w:color w:val="333333"/>
+          <w:sz w:val="20"/>
+        </w:rPr>
+        <w:t xml:space="preserve">Level 4 (Popular): </w:t>
+      </w:r>
+      <w:r>
+        <w:rPr>
+          <w:rFonts w:ascii="Calibri" w:hAnsi="Calibri"/>
+          <w:color w:val="333333"/>
+          <w:sz w:val="20"/>
+        </w:rPr>
+        <w:t>Static popularity-based recommendations as last resort.</w:t>
+      </w:r>
+    </w:p>
+    <w:tbl>
+      <w:tblPr>
+        <w:tblW w:type="auto" w:w="0"/>
+        <w:jc w:val="center"/>
+        <w:tblLook w:firstColumn="1" w:firstRow="1" w:lastColumn="0" w:lastRow="0" w:noHBand="0" w:noVBand="1" w:val="04A0"/>
+      </w:tblPr>
+      <w:tblGrid>
+        <w:gridCol w:w="9406"/>
+      </w:tblGrid>
+      <w:tr>
+        <w:tc>
+          <w:tcPr>
+            <w:tcW w:type="dxa" w:w="9406"/>
+            <w:shd w:fill="F0F0C8" w:val="clear"/>
+            <w:tcBorders>
+              <w:start w:val="single" w:sz="18" w:space="0" w:color="FF8C00"/>
+            </w:tcBorders>
+          </w:tcPr>
+          <w:p>
+            <w:r>
+              <w:rPr>
+                <w:rFonts w:ascii="Calibri" w:hAnsi="Calibri"/>
+                <w:b/>
+                <w:color w:val="FF8C00"/>
+                <w:sz w:val="22"/>
+              </w:rPr>
+              <w:t xml:space="preserve">  CIRCUIT BREAKER ORCHESTRATOR</w:t>
+            </w:r>
+          </w:p>
+          <w:p>
+            <w:r>
+              <w:rPr>
+                <w:rFonts w:ascii="Calibri" w:hAnsi="Calibri"/>
+                <w:color w:val="333333"/>
+                <w:sz w:val="20"/>
+              </w:rPr>
+              <w:t>The CircuitBreakerOrchestrator evaluates all 8 rules concurrently every 5 seconds. If multiple breakers trip simultaneously, the most restrictive fallback takes precedence. Each breaker maintains independent state and recovery timers.</w:t>
+            </w:r>
+          </w:p>
+        </w:tc>
+      </w:tr>
+    </w:tbl>
+    <w:p/>
+    <w:p>
+      <w:r>
+        <w:br w:type="page"/>
+      </w:r>
+    </w:p>
+    <w:p>
+      <w:pPr>
+        <w:jc w:val="left"/>
+      </w:pPr>
+      <w:r>
+        <w:rPr>
+          <w:rFonts w:ascii="Calibri" w:hAnsi="Calibri"/>
+          <w:b/>
+          <w:color w:val="E50014"/>
+          <w:sz w:val="36"/>
+        </w:rPr>
+        <w:t>21. SLA/SLO/ERROR BUDGET FRAMEWORK</w:t>
+      </w:r>
+    </w:p>
+    <w:p>
+      <w:pPr>
+        <w:pBdr>
+          <w:bottom w:val="single" w:sz="12" w:space="1" w:color="E50014"/>
+        </w:pBdr>
+      </w:pPr>
+    </w:p>
+    <w:p>
+      <w:pPr>
+        <w:spacing w:line="320" w:lineRule="exact"/>
+      </w:pPr>
+      <w:r>
+        <w:rPr>
+          <w:rFonts w:ascii="Calibri" w:hAnsi="Calibri"/>
+          <w:color w:val="333333"/>
+          <w:sz w:val="21"/>
+        </w:rPr>
+        <w:t>A rigorous three-tier reliability framework separates internal engineering targets (SLO) from external customer commitments (SLA) with error budget policies that gate deployments and trigger alerts.</w:t>
+      </w:r>
+    </w:p>
+    <w:p>
+      <w:r>
+        <w:rPr>
+          <w:rFonts w:ascii="Calibri" w:hAnsi="Calibri"/>
+          <w:b/>
+          <w:color w:val="0071BC"/>
+          <w:sz w:val="28"/>
+        </w:rPr>
+        <w:t>SLA vs SLO Targets</w:t>
+      </w:r>
+    </w:p>
+    <w:tbl>
+      <w:tblPr>
+        <w:tblStyle w:val="TableGrid"/>
+        <w:tblW w:type="auto" w:w="0"/>
+        <w:jc w:val="center"/>
+        <w:tblLook w:firstColumn="1" w:firstRow="1" w:lastColumn="0" w:lastRow="0" w:noHBand="0" w:noVBand="1" w:val="04A0"/>
+      </w:tblPr>
+      <w:tblGrid>
+        <w:gridCol w:w="2351"/>
+        <w:gridCol w:w="2351"/>
+        <w:gridCol w:w="2351"/>
+        <w:gridCol w:w="2351"/>
+      </w:tblGrid>
+      <w:tr>
+        <w:tc>
+          <w:tcPr>
+            <w:tcW w:type="dxa" w:w="1872"/>
+            <w:shd w:fill="1A1A2E" w:val="clear"/>
+          </w:tcPr>
+          <w:p>
+            <w:pPr>
+              <w:jc w:val="center"/>
+            </w:pPr>
+            <w:r/>
+            <w:r>
+              <w:rPr>
+                <w:rFonts w:ascii="Calibri" w:hAnsi="Calibri"/>
+                <w:b/>
+                <w:color w:val="FFFFFF"/>
+                <w:sz w:val="20"/>
+              </w:rPr>
+              <w:t>Metric</w:t>
+            </w:r>
+          </w:p>
+        </w:tc>
+        <w:tc>
+          <w:tcPr>
+            <w:tcW w:type="dxa" w:w="1872"/>
+            <w:shd w:fill="1A1A2E" w:val="clear"/>
+          </w:tcPr>
+          <w:p>
+            <w:pPr>
+              <w:jc w:val="center"/>
+            </w:pPr>
+            <w:r/>
+            <w:r>
+              <w:rPr>
+                <w:rFonts w:ascii="Calibri" w:hAnsi="Calibri"/>
+                <w:b/>
+                <w:color w:val="FFFFFF"/>
+                <w:sz w:val="20"/>
+              </w:rPr>
+              <w:t>Internal SLO</w:t>
+            </w:r>
+          </w:p>
+        </w:tc>
+        <w:tc>
+          <w:tcPr>
+            <w:tcW w:type="dxa" w:w="1872"/>
+            <w:shd w:fill="1A1A2E" w:val="clear"/>
+          </w:tcPr>
+          <w:p>
+            <w:pPr>
+              <w:jc w:val="center"/>
+            </w:pPr>
+            <w:r/>
+            <w:r>
+              <w:rPr>
+                <w:rFonts w:ascii="Calibri" w:hAnsi="Calibri"/>
+                <w:b/>
+                <w:color w:val="FFFFFF"/>
+                <w:sz w:val="20"/>
+              </w:rPr>
+              <w:t>External SLA</w:t>
+            </w:r>
+          </w:p>
+        </w:tc>
+        <w:tc>
+          <w:tcPr>
+            <w:tcW w:type="dxa" w:w="3312"/>
+            <w:shd w:fill="1A1A2E" w:val="clear"/>
+          </w:tcPr>
+          <w:p>
+            <w:pPr>
+              <w:jc w:val="center"/>
+            </w:pPr>
+            <w:r/>
+            <w:r>
+              <w:rPr>
+                <w:rFonts w:ascii="Calibri" w:hAnsi="Calibri"/>
+                <w:b/>
+                <w:color w:val="FFFFFF"/>
+                <w:sz w:val="20"/>
+              </w:rPr>
+              <w:t>Error Budget</w:t>
+            </w:r>
+          </w:p>
+        </w:tc>
+      </w:tr>
+      <w:tr>
+        <w:tc>
+          <w:tcPr>
+            <w:tcW w:type="dxa" w:w="1872"/>
+          </w:tcPr>
+          <w:p>
+            <w:r/>
+            <w:r>
+              <w:rPr>
+                <w:rFonts w:ascii="Calibri" w:hAnsi="Calibri"/>
+                <w:color w:val="333333"/>
+                <w:sz w:val="18"/>
+              </w:rPr>
+              <w:t>Availability</w:t>
+            </w:r>
+          </w:p>
+        </w:tc>
+        <w:tc>
+          <w:tcPr>
+            <w:tcW w:type="dxa" w:w="1872"/>
+          </w:tcPr>
+          <w:p>
+            <w:r/>
+            <w:r>
+              <w:rPr>
+                <w:rFonts w:ascii="Calibri" w:hAnsi="Calibri"/>
+                <w:color w:val="333333"/>
+                <w:sz w:val="18"/>
+              </w:rPr>
+              <w:t>99.95%</w:t>
+            </w:r>
+          </w:p>
+        </w:tc>
+        <w:tc>
+          <w:tcPr>
+            <w:tcW w:type="dxa" w:w="1872"/>
+          </w:tcPr>
+          <w:p>
+            <w:r/>
+            <w:r>
+              <w:rPr>
+                <w:rFonts w:ascii="Calibri" w:hAnsi="Calibri"/>
+                <w:color w:val="333333"/>
+                <w:sz w:val="18"/>
+              </w:rPr>
+              <w:t>99.9%</w:t>
+            </w:r>
+          </w:p>
+        </w:tc>
+        <w:tc>
+          <w:tcPr>
+            <w:tcW w:type="dxa" w:w="3312"/>
+          </w:tcPr>
+          <w:p>
+            <w:r/>
+            <w:r>
+              <w:rPr>
+                <w:rFonts w:ascii="Calibri" w:hAnsi="Calibri"/>
+                <w:color w:val="333333"/>
+                <w:sz w:val="18"/>
+              </w:rPr>
+              <w:t>21.6 min/month (SLO basis)</w:t>
+            </w:r>
+          </w:p>
+        </w:tc>
+      </w:tr>
+      <w:tr>
+        <w:tc>
+          <w:tcPr>
+            <w:tcW w:type="dxa" w:w="1872"/>
+            <w:shd w:fill="F0F4F8" w:val="clear"/>
+          </w:tcPr>
+          <w:p>
+            <w:r/>
+            <w:r>
+              <w:rPr>
+                <w:rFonts w:ascii="Calibri" w:hAnsi="Calibri"/>
+                <w:color w:val="333333"/>
+                <w:sz w:val="18"/>
+              </w:rPr>
+              <w:t>p95 Latency</w:t>
+            </w:r>
+          </w:p>
+        </w:tc>
+        <w:tc>
+          <w:tcPr>
+            <w:tcW w:type="dxa" w:w="1872"/>
+            <w:shd w:fill="F0F4F8" w:val="clear"/>
+          </w:tcPr>
+          <w:p>
+            <w:r/>
+            <w:r>
+              <w:rPr>
+                <w:rFonts w:ascii="Calibri" w:hAnsi="Calibri"/>
+                <w:color w:val="333333"/>
+                <w:sz w:val="18"/>
+              </w:rPr>
+              <w:t>&lt; 180ms</w:t>
+            </w:r>
+          </w:p>
+        </w:tc>
+        <w:tc>
+          <w:tcPr>
+            <w:tcW w:type="dxa" w:w="1872"/>
+            <w:shd w:fill="F0F4F8" w:val="clear"/>
+          </w:tcPr>
+          <w:p>
+            <w:r/>
+            <w:r>
+              <w:rPr>
+                <w:rFonts w:ascii="Calibri" w:hAnsi="Calibri"/>
+                <w:color w:val="333333"/>
+                <w:sz w:val="18"/>
+              </w:rPr>
+              <w:t>&lt; 250ms</w:t>
+            </w:r>
+          </w:p>
+        </w:tc>
+        <w:tc>
+          <w:tcPr>
+            <w:tcW w:type="dxa" w:w="3312"/>
+            <w:shd w:fill="F0F4F8" w:val="clear"/>
+          </w:tcPr>
+          <w:p>
+            <w:r/>
+            <w:r>
+              <w:rPr>
+                <w:rFonts w:ascii="Calibri" w:hAnsi="Calibri"/>
+                <w:color w:val="333333"/>
+                <w:sz w:val="18"/>
+              </w:rPr>
+              <w:t>5% of requests may exceed</w:t>
+            </w:r>
+          </w:p>
+        </w:tc>
+      </w:tr>
+      <w:tr>
+        <w:tc>
+          <w:tcPr>
+            <w:tcW w:type="dxa" w:w="1872"/>
+          </w:tcPr>
+          <w:p>
+            <w:r/>
+            <w:r>
+              <w:rPr>
+                <w:rFonts w:ascii="Calibri" w:hAnsi="Calibri"/>
+                <w:color w:val="333333"/>
+                <w:sz w:val="18"/>
+              </w:rPr>
+              <w:t>p99 Latency</w:t>
+            </w:r>
+          </w:p>
+        </w:tc>
+        <w:tc>
+          <w:tcPr>
+            <w:tcW w:type="dxa" w:w="1872"/>
+          </w:tcPr>
+          <w:p>
+            <w:r/>
+            <w:r>
+              <w:rPr>
+                <w:rFonts w:ascii="Calibri" w:hAnsi="Calibri"/>
+                <w:color w:val="333333"/>
+                <w:sz w:val="18"/>
+              </w:rPr>
+              <w:t>&lt; 250ms</w:t>
+            </w:r>
+          </w:p>
+        </w:tc>
+        <w:tc>
+          <w:tcPr>
+            <w:tcW w:type="dxa" w:w="1872"/>
+          </w:tcPr>
+          <w:p>
+            <w:r/>
+            <w:r>
+              <w:rPr>
+                <w:rFonts w:ascii="Calibri" w:hAnsi="Calibri"/>
+                <w:color w:val="333333"/>
+                <w:sz w:val="18"/>
+              </w:rPr>
+              <w:t>&lt; 500ms</w:t>
+            </w:r>
+          </w:p>
+        </w:tc>
+        <w:tc>
+          <w:tcPr>
+            <w:tcW w:type="dxa" w:w="3312"/>
+          </w:tcPr>
+          <w:p>
+            <w:r/>
+            <w:r>
+              <w:rPr>
+                <w:rFonts w:ascii="Calibri" w:hAnsi="Calibri"/>
+                <w:color w:val="333333"/>
+                <w:sz w:val="18"/>
+              </w:rPr>
+              <w:t>1% of requests may exceed</w:t>
+            </w:r>
+          </w:p>
+        </w:tc>
+      </w:tr>
+      <w:tr>
+        <w:tc>
+          <w:tcPr>
+            <w:tcW w:type="dxa" w:w="1872"/>
+            <w:shd w:fill="F0F4F8" w:val="clear"/>
+          </w:tcPr>
+          <w:p>
+            <w:r/>
+            <w:r>
+              <w:rPr>
+                <w:rFonts w:ascii="Calibri" w:hAnsi="Calibri"/>
+                <w:color w:val="333333"/>
+                <w:sz w:val="18"/>
+              </w:rPr>
+              <w:t>Error Rate</w:t>
+            </w:r>
+          </w:p>
+        </w:tc>
+        <w:tc>
+          <w:tcPr>
+            <w:tcW w:type="dxa" w:w="1872"/>
+            <w:shd w:fill="F0F4F8" w:val="clear"/>
+          </w:tcPr>
+          <w:p>
+            <w:r/>
+            <w:r>
+              <w:rPr>
+                <w:rFonts w:ascii="Calibri" w:hAnsi="Calibri"/>
+                <w:color w:val="333333"/>
+                <w:sz w:val="18"/>
+              </w:rPr>
+              <w:t>&lt; 0.05%</w:t>
+            </w:r>
+          </w:p>
+        </w:tc>
+        <w:tc>
+          <w:tcPr>
+            <w:tcW w:type="dxa" w:w="1872"/>
+            <w:shd w:fill="F0F4F8" w:val="clear"/>
+          </w:tcPr>
+          <w:p>
+            <w:r/>
+            <w:r>
+              <w:rPr>
+                <w:rFonts w:ascii="Calibri" w:hAnsi="Calibri"/>
+                <w:color w:val="333333"/>
+                <w:sz w:val="18"/>
+              </w:rPr>
+              <w:t>&lt; 0.1%</w:t>
+            </w:r>
+          </w:p>
+        </w:tc>
+        <w:tc>
+          <w:tcPr>
+            <w:tcW w:type="dxa" w:w="3312"/>
+            <w:shd w:fill="F0F4F8" w:val="clear"/>
+          </w:tcPr>
+          <w:p>
+            <w:r/>
+            <w:r>
+              <w:rPr>
+                <w:rFonts w:ascii="Calibri" w:hAnsi="Calibri"/>
+                <w:color w:val="333333"/>
+                <w:sz w:val="18"/>
+              </w:rPr>
+              <w:t>Based on rolling 30-day window</w:t>
+            </w:r>
+          </w:p>
+        </w:tc>
+      </w:tr>
+      <w:tr>
+        <w:tc>
+          <w:tcPr>
+            <w:tcW w:type="dxa" w:w="1872"/>
+          </w:tcPr>
+          <w:p>
+            <w:r/>
+            <w:r>
+              <w:rPr>
+                <w:rFonts w:ascii="Calibri" w:hAnsi="Calibri"/>
+                <w:color w:val="333333"/>
+                <w:sz w:val="18"/>
+              </w:rPr>
+              <w:t>Data Freshness</w:t>
+            </w:r>
+          </w:p>
+        </w:tc>
+        <w:tc>
+          <w:tcPr>
+            <w:tcW w:type="dxa" w:w="1872"/>
+          </w:tcPr>
+          <w:p>
+            <w:r/>
+            <w:r>
+              <w:rPr>
+                <w:rFonts w:ascii="Calibri" w:hAnsi="Calibri"/>
+                <w:color w:val="333333"/>
+                <w:sz w:val="18"/>
+              </w:rPr>
+              <w:t>&lt; 5 min</w:t>
+            </w:r>
+          </w:p>
+        </w:tc>
+        <w:tc>
+          <w:tcPr>
+            <w:tcW w:type="dxa" w:w="1872"/>
+          </w:tcPr>
+          <w:p>
+            <w:r/>
+            <w:r>
+              <w:rPr>
+                <w:rFonts w:ascii="Calibri" w:hAnsi="Calibri"/>
+                <w:color w:val="333333"/>
+                <w:sz w:val="18"/>
+              </w:rPr>
+              <w:t>&lt; 15 min</w:t>
+            </w:r>
+          </w:p>
+        </w:tc>
+        <w:tc>
+          <w:tcPr>
+            <w:tcW w:type="dxa" w:w="3312"/>
+          </w:tcPr>
+          <w:p>
+            <w:r/>
+            <w:r>
+              <w:rPr>
+                <w:rFonts w:ascii="Calibri" w:hAnsi="Calibri"/>
+                <w:color w:val="333333"/>
+                <w:sz w:val="18"/>
+              </w:rPr>
+              <w:t>Measured via staleness metric</w:t>
+            </w:r>
+          </w:p>
+        </w:tc>
+      </w:tr>
+    </w:tbl>
+    <w:p/>
+    <w:p>
+      <w:r>
+        <w:rPr>
+          <w:rFonts w:ascii="Calibri" w:hAnsi="Calibri"/>
+          <w:b/>
+          <w:color w:val="0071BC"/>
+          <w:sz w:val="28"/>
+        </w:rPr>
+        <w:t>Error Budget Burn Rate Alerts</w:t>
+      </w:r>
+    </w:p>
+    <w:tbl>
+      <w:tblPr>
+        <w:tblStyle w:val="TableGrid"/>
+        <w:tblW w:type="auto" w:w="0"/>
+        <w:jc w:val="center"/>
+        <w:tblLook w:firstColumn="1" w:firstRow="1" w:lastColumn="0" w:lastRow="0" w:noHBand="0" w:noVBand="1" w:val="04A0"/>
+      </w:tblPr>
+      <w:tblGrid>
+        <w:gridCol w:w="2351"/>
+        <w:gridCol w:w="2351"/>
+        <w:gridCol w:w="2351"/>
+        <w:gridCol w:w="2351"/>
+      </w:tblGrid>
+      <w:tr>
+        <w:tc>
+          <w:tcPr>
+            <w:tcW w:type="dxa" w:w="1872"/>
+            <w:shd w:fill="1A1A2E" w:val="clear"/>
+          </w:tcPr>
+          <w:p>
+            <w:pPr>
+              <w:jc w:val="center"/>
+            </w:pPr>
+            <w:r/>
+            <w:r>
+              <w:rPr>
+                <w:rFonts w:ascii="Calibri" w:hAnsi="Calibri"/>
+                <w:b/>
+                <w:color w:val="FFFFFF"/>
+                <w:sz w:val="20"/>
+              </w:rPr>
+              <w:t>Alert Type</w:t>
+            </w:r>
+          </w:p>
+        </w:tc>
+        <w:tc>
+          <w:tcPr>
+            <w:tcW w:type="dxa" w:w="2592"/>
+            <w:shd w:fill="1A1A2E" w:val="clear"/>
+          </w:tcPr>
+          <w:p>
+            <w:pPr>
+              <w:jc w:val="center"/>
+            </w:pPr>
+            <w:r/>
+            <w:r>
+              <w:rPr>
+                <w:rFonts w:ascii="Calibri" w:hAnsi="Calibri"/>
+                <w:b/>
+                <w:color w:val="FFFFFF"/>
+                <w:sz w:val="20"/>
+              </w:rPr>
+              <w:t>Condition</w:t>
+            </w:r>
+          </w:p>
+        </w:tc>
+        <w:tc>
+          <w:tcPr>
+            <w:tcW w:type="dxa" w:w="1728"/>
+            <w:shd w:fill="1A1A2E" w:val="clear"/>
+          </w:tcPr>
+          <w:p>
+            <w:pPr>
+              <w:jc w:val="center"/>
+            </w:pPr>
+            <w:r/>
+            <w:r>
+              <w:rPr>
+                <w:rFonts w:ascii="Calibri" w:hAnsi="Calibri"/>
+                <w:b/>
+                <w:color w:val="FFFFFF"/>
+                <w:sz w:val="20"/>
+              </w:rPr>
+              <w:t>Window</w:t>
+            </w:r>
+          </w:p>
+        </w:tc>
+        <w:tc>
+          <w:tcPr>
+            <w:tcW w:type="dxa" w:w="2880"/>
+            <w:shd w:fill="1A1A2E" w:val="clear"/>
+          </w:tcPr>
+          <w:p>
+            <w:pPr>
+              <w:jc w:val="center"/>
+            </w:pPr>
+            <w:r/>
+            <w:r>
+              <w:rPr>
+                <w:rFonts w:ascii="Calibri" w:hAnsi="Calibri"/>
+                <w:b/>
+                <w:color w:val="FFFFFF"/>
+                <w:sz w:val="20"/>
+              </w:rPr>
+              <w:t>Action</w:t>
+            </w:r>
+          </w:p>
+        </w:tc>
+      </w:tr>
+      <w:tr>
+        <w:tc>
+          <w:tcPr>
+            <w:tcW w:type="dxa" w:w="1872"/>
+          </w:tcPr>
+          <w:p>
+            <w:r/>
+            <w:r>
+              <w:rPr>
+                <w:rFonts w:ascii="Calibri" w:hAnsi="Calibri"/>
+                <w:color w:val="333333"/>
+                <w:sz w:val="18"/>
+              </w:rPr>
+              <w:t>Fast Burn</w:t>
+            </w:r>
+          </w:p>
+        </w:tc>
+        <w:tc>
+          <w:tcPr>
+            <w:tcW w:type="dxa" w:w="2592"/>
+          </w:tcPr>
+          <w:p>
+            <w:r/>
+            <w:r>
+              <w:rPr>
+                <w:rFonts w:ascii="Calibri" w:hAnsi="Calibri"/>
+                <w:color w:val="333333"/>
+                <w:sz w:val="18"/>
+              </w:rPr>
+              <w:t>&gt; 2% budget consumed/hour</w:t>
+            </w:r>
+          </w:p>
+        </w:tc>
+        <w:tc>
+          <w:tcPr>
+            <w:tcW w:type="dxa" w:w="1728"/>
+          </w:tcPr>
+          <w:p>
+            <w:r/>
+            <w:r>
+              <w:rPr>
+                <w:rFonts w:ascii="Calibri" w:hAnsi="Calibri"/>
+                <w:color w:val="333333"/>
+                <w:sz w:val="18"/>
+              </w:rPr>
+              <w:t>1 hour</w:t>
+            </w:r>
+          </w:p>
+        </w:tc>
+        <w:tc>
+          <w:tcPr>
+            <w:tcW w:type="dxa" w:w="2880"/>
+          </w:tcPr>
+          <w:p>
+            <w:r/>
+            <w:r>
+              <w:rPr>
+                <w:rFonts w:ascii="Calibri" w:hAnsi="Calibri"/>
+                <w:color w:val="333333"/>
+                <w:sz w:val="18"/>
+              </w:rPr>
+              <w:t>Page on-call, freeze deploys</w:t>
+            </w:r>
+          </w:p>
+        </w:tc>
+      </w:tr>
+      <w:tr>
+        <w:tc>
+          <w:tcPr>
+            <w:tcW w:type="dxa" w:w="1872"/>
+            <w:shd w:fill="F0F4F8" w:val="clear"/>
+          </w:tcPr>
+          <w:p>
+            <w:r/>
+            <w:r>
+              <w:rPr>
+                <w:rFonts w:ascii="Calibri" w:hAnsi="Calibri"/>
+                <w:color w:val="333333"/>
+                <w:sz w:val="18"/>
+              </w:rPr>
+              <w:t>Slow Burn</w:t>
+            </w:r>
+          </w:p>
+        </w:tc>
+        <w:tc>
+          <w:tcPr>
+            <w:tcW w:type="dxa" w:w="2592"/>
+            <w:shd w:fill="F0F4F8" w:val="clear"/>
+          </w:tcPr>
+          <w:p>
+            <w:r/>
+            <w:r>
+              <w:rPr>
+                <w:rFonts w:ascii="Calibri" w:hAnsi="Calibri"/>
+                <w:color w:val="333333"/>
+                <w:sz w:val="18"/>
+              </w:rPr>
+              <w:t>&gt; 5% budget consumed/day</w:t>
+            </w:r>
+          </w:p>
+        </w:tc>
+        <w:tc>
+          <w:tcPr>
+            <w:tcW w:type="dxa" w:w="1728"/>
+            <w:shd w:fill="F0F4F8" w:val="clear"/>
+          </w:tcPr>
+          <w:p>
+            <w:r/>
+            <w:r>
+              <w:rPr>
+                <w:rFonts w:ascii="Calibri" w:hAnsi="Calibri"/>
+                <w:color w:val="333333"/>
+                <w:sz w:val="18"/>
+              </w:rPr>
+              <w:t>24 hours</w:t>
+            </w:r>
+          </w:p>
+        </w:tc>
+        <w:tc>
+          <w:tcPr>
+            <w:tcW w:type="dxa" w:w="2880"/>
+            <w:shd w:fill="F0F4F8" w:val="clear"/>
+          </w:tcPr>
+          <w:p>
+            <w:r/>
+            <w:r>
+              <w:rPr>
+                <w:rFonts w:ascii="Calibri" w:hAnsi="Calibri"/>
+                <w:color w:val="333333"/>
+                <w:sz w:val="18"/>
+              </w:rPr>
+              <w:t>Warn team, review changes</w:t>
+            </w:r>
+          </w:p>
+        </w:tc>
+      </w:tr>
+      <w:tr>
+        <w:tc>
+          <w:tcPr>
+            <w:tcW w:type="dxa" w:w="1872"/>
+          </w:tcPr>
+          <w:p>
+            <w:r/>
+            <w:r>
+              <w:rPr>
+                <w:rFonts w:ascii="Calibri" w:hAnsi="Calibri"/>
+                <w:color w:val="333333"/>
+                <w:sz w:val="18"/>
+              </w:rPr>
+              <w:t>Budget Exhausted</w:t>
+            </w:r>
+          </w:p>
+        </w:tc>
+        <w:tc>
+          <w:tcPr>
+            <w:tcW w:type="dxa" w:w="2592"/>
+          </w:tcPr>
+          <w:p>
+            <w:r/>
+            <w:r>
+              <w:rPr>
+                <w:rFonts w:ascii="Calibri" w:hAnsi="Calibri"/>
+                <w:color w:val="333333"/>
+                <w:sz w:val="18"/>
+              </w:rPr>
+              <w:t>0% remaining</w:t>
+            </w:r>
+          </w:p>
+        </w:tc>
+        <w:tc>
+          <w:tcPr>
+            <w:tcW w:type="dxa" w:w="1728"/>
+          </w:tcPr>
+          <w:p>
+            <w:r/>
+            <w:r>
+              <w:rPr>
+                <w:rFonts w:ascii="Calibri" w:hAnsi="Calibri"/>
+                <w:color w:val="333333"/>
+                <w:sz w:val="18"/>
+              </w:rPr>
+              <w:t>30-day rolling</w:t>
+            </w:r>
+          </w:p>
+        </w:tc>
+        <w:tc>
+          <w:tcPr>
+            <w:tcW w:type="dxa" w:w="2880"/>
+          </w:tcPr>
+          <w:p>
+            <w:r/>
+            <w:r>
+              <w:rPr>
+                <w:rFonts w:ascii="Calibri" w:hAnsi="Calibri"/>
+                <w:color w:val="333333"/>
+                <w:sz w:val="18"/>
+              </w:rPr>
+              <w:t>EMERGENCY: all deploys frozen</w:t>
+            </w:r>
+          </w:p>
+        </w:tc>
+      </w:tr>
+    </w:tbl>
+    <w:p/>
+    <w:p>
+      <w:r>
+        <w:rPr>
+          <w:rFonts w:ascii="Calibri" w:hAnsi="Calibri"/>
+          <w:b/>
+          <w:color w:val="0071BC"/>
+          <w:sz w:val="28"/>
+        </w:rPr>
+        <w:t>Deployment Gates</w:t>
+      </w:r>
+    </w:p>
+    <w:p>
+      <w:pPr>
+        <w:pStyle w:val="ListBullet"/>
+        <w:ind w:left="720"/>
+      </w:pPr>
+      <w:r>
+        <w:rPr>
+          <w:rFonts w:ascii="Calibri" w:hAnsi="Calibri"/>
+          <w:b/>
+          <w:color w:val="333333"/>
+          <w:sz w:val="20"/>
+        </w:rPr>
+        <w:t xml:space="preserve">ALLOW (&gt; 50% budget): </w:t>
+      </w:r>
+      <w:r>
+        <w:rPr>
+          <w:rFonts w:ascii="Calibri" w:hAnsi="Calibri"/>
+          <w:color w:val="333333"/>
+          <w:sz w:val="20"/>
+        </w:rPr>
+        <w:t>Normal deployments permitted. Standard canary process applies.</w:t>
+      </w:r>
+    </w:p>
+    <w:p>
+      <w:pPr>
+        <w:pStyle w:val="ListBullet"/>
+        <w:ind w:left="720"/>
+      </w:pPr>
+      <w:r>
+        <w:rPr>
+          <w:rFonts w:ascii="Calibri" w:hAnsi="Calibri"/>
+          <w:b/>
+          <w:color w:val="333333"/>
+          <w:sz w:val="20"/>
+        </w:rPr>
+        <w:t xml:space="preserve">WARN (25-50% budget): </w:t>
+      </w:r>
+      <w:r>
+        <w:rPr>
+          <w:rFonts w:ascii="Calibri" w:hAnsi="Calibri"/>
+          <w:color w:val="333333"/>
+          <w:sz w:val="20"/>
+        </w:rPr>
+        <w:t>Deployments require explicit approval from on-call SRE.</w:t>
+      </w:r>
+    </w:p>
+    <w:p>
+      <w:pPr>
+        <w:pStyle w:val="ListBullet"/>
+        <w:ind w:left="720"/>
+      </w:pPr>
+      <w:r>
+        <w:rPr>
+          <w:rFonts w:ascii="Calibri" w:hAnsi="Calibri"/>
+          <w:b/>
+          <w:color w:val="333333"/>
+          <w:sz w:val="20"/>
+        </w:rPr>
+        <w:t xml:space="preserve">FREEZE (5-25% budget): </w:t>
+      </w:r>
+      <w:r>
+        <w:rPr>
+          <w:rFonts w:ascii="Calibri" w:hAnsi="Calibri"/>
+          <w:color w:val="333333"/>
+          <w:sz w:val="20"/>
+        </w:rPr>
+        <w:t>Only critical bug fixes and reliability improvements allowed.</w:t>
+      </w:r>
+    </w:p>
+    <w:p>
+      <w:pPr>
+        <w:pStyle w:val="ListBullet"/>
+        <w:ind w:left="720"/>
+      </w:pPr>
+      <w:r>
+        <w:rPr>
+          <w:rFonts w:ascii="Calibri" w:hAnsi="Calibri"/>
+          <w:b/>
+          <w:color w:val="333333"/>
+          <w:sz w:val="20"/>
+        </w:rPr>
+        <w:t xml:space="preserve">EMERGENCY (&lt; 5% budget): </w:t>
+      </w:r>
+      <w:r>
+        <w:rPr>
+          <w:rFonts w:ascii="Calibri" w:hAnsi="Calibri"/>
+          <w:color w:val="333333"/>
+          <w:sz w:val="20"/>
+        </w:rPr>
+        <w:t>All deployments frozen. Incident response mode activated.</w:t>
+      </w:r>
+    </w:p>
+    <w:tbl>
+      <w:tblPr>
+        <w:tblW w:type="auto" w:w="0"/>
+        <w:jc w:val="center"/>
+        <w:tblLook w:firstColumn="1" w:firstRow="1" w:lastColumn="0" w:lastRow="0" w:noHBand="0" w:noVBand="1" w:val="04A0"/>
+      </w:tblPr>
+      <w:tblGrid>
+        <w:gridCol w:w="9406"/>
+      </w:tblGrid>
+      <w:tr>
+        <w:tc>
+          <w:tcPr>
+            <w:tcW w:type="dxa" w:w="9406"/>
+            <w:shd w:fill="F0C8DC" w:val="clear"/>
+            <w:tcBorders>
+              <w:start w:val="single" w:sz="18" w:space="0" w:color="E50014"/>
+            </w:tcBorders>
+          </w:tcPr>
+          <w:p>
+            <w:r>
+              <w:rPr>
+                <w:rFonts w:ascii="Calibri" w:hAnsi="Calibri"/>
+                <w:b/>
+                <w:color w:val="E50014"/>
+                <w:sz w:val="22"/>
+              </w:rPr>
+              <w:t xml:space="preserve">  FINANCIAL PENALTY TIERS</w:t>
+            </w:r>
+          </w:p>
+          <w:p>
+            <w:r>
+              <w:rPr>
+                <w:rFonts w:ascii="Calibri" w:hAnsi="Calibri"/>
+                <w:color w:val="333333"/>
+                <w:sz w:val="20"/>
+              </w:rPr>
+              <w:t>SLA violations trigger tiered service credits: Tier 1 (99.9-99.5%) = 10% credit, Tier 2 (99.5-99.0%) = 25% credit, Tier 3 (&lt; 99.0%) = 50% credit. The 0.05% gap between internal SLO (99.95%) and external SLA (99.9%) provides engineering margin.</w:t>
+            </w:r>
+          </w:p>
+        </w:tc>
+      </w:tr>
+    </w:tbl>
+    <w:p/>
+    <w:p>
+      <w:r>
+        <w:br w:type="page"/>
+      </w:r>
+    </w:p>
+    <w:p>
+      <w:pPr>
+        <w:jc w:val="left"/>
+      </w:pPr>
+      <w:r>
+        <w:rPr>
+          <w:rFonts w:ascii="Calibri" w:hAnsi="Calibri"/>
+          <w:b/>
+          <w:color w:val="E50014"/>
+          <w:sz w:val="36"/>
+        </w:rPr>
+        <w:t>22. GPU QUEUEING MODEL (MLFQ)</w:t>
+      </w:r>
+    </w:p>
+    <w:p>
+      <w:pPr>
+        <w:pBdr>
+          <w:bottom w:val="single" w:sz="12" w:space="1" w:color="E50014"/>
+        </w:pBdr>
+      </w:pPr>
+    </w:p>
+    <w:p>
+      <w:pPr>
+        <w:spacing w:line="320" w:lineRule="exact"/>
+      </w:pPr>
+      <w:r>
+        <w:rPr>
+          <w:rFonts w:ascii="Calibri" w:hAnsi="Calibri"/>
+          <w:color w:val="333333"/>
+          <w:sz w:val="21"/>
+        </w:rPr>
+        <w:t>The GPU inference queue uses a Multi-Level Feedback Queue (MLFQ) with 4 priority levels, weighted round-robin scheduling, and starvation prevention to ensure fair GPU access across request classes.</w:t>
+      </w:r>
+    </w:p>
+    <w:p>
+      <w:r>
+        <w:rPr>
+          <w:rFonts w:ascii="Calibri" w:hAnsi="Calibri"/>
+          <w:b/>
+          <w:color w:val="0071BC"/>
+          <w:sz w:val="28"/>
+        </w:rPr>
+        <w:t>Priority Levels</w:t>
+      </w:r>
+    </w:p>
+    <w:tbl>
+      <w:tblPr>
+        <w:tblStyle w:val="TableGrid"/>
+        <w:tblW w:type="auto" w:w="0"/>
+        <w:jc w:val="center"/>
+        <w:tblLook w:firstColumn="1" w:firstRow="1" w:lastColumn="0" w:lastRow="0" w:noHBand="0" w:noVBand="1" w:val="04A0"/>
+      </w:tblPr>
+      <w:tblGrid>
+        <w:gridCol w:w="1881"/>
+        <w:gridCol w:w="1881"/>
+        <w:gridCol w:w="1881"/>
+        <w:gridCol w:w="1881"/>
+        <w:gridCol w:w="1881"/>
+      </w:tblGrid>
+      <w:tr>
+        <w:tc>
+          <w:tcPr>
+            <w:tcW w:type="dxa" w:w="1872"/>
+            <w:shd w:fill="1A1A2E" w:val="clear"/>
+          </w:tcPr>
+          <w:p>
+            <w:pPr>
+              <w:jc w:val="center"/>
+            </w:pPr>
+            <w:r/>
+            <w:r>
+              <w:rPr>
+                <w:rFonts w:ascii="Calibri" w:hAnsi="Calibri"/>
+                <w:b/>
+                <w:color w:val="FFFFFF"/>
+                <w:sz w:val="20"/>
+              </w:rPr>
+              <w:t>Priority</w:t>
+            </w:r>
+          </w:p>
+        </w:tc>
+        <w:tc>
+          <w:tcPr>
+            <w:tcW w:type="dxa" w:w="1008"/>
+            <w:shd w:fill="1A1A2E" w:val="clear"/>
+          </w:tcPr>
+          <w:p>
+            <w:pPr>
+              <w:jc w:val="center"/>
+            </w:pPr>
+            <w:r/>
+            <w:r>
+              <w:rPr>
+                <w:rFonts w:ascii="Calibri" w:hAnsi="Calibri"/>
+                <w:b/>
+                <w:color w:val="FFFFFF"/>
+                <w:sz w:val="20"/>
+              </w:rPr>
+              <w:t>Weight</w:t>
+            </w:r>
+          </w:p>
+        </w:tc>
+        <w:tc>
+          <w:tcPr>
+            <w:tcW w:type="dxa" w:w="1152"/>
+            <w:shd w:fill="1A1A2E" w:val="clear"/>
+          </w:tcPr>
+          <w:p>
+            <w:pPr>
+              <w:jc w:val="center"/>
+            </w:pPr>
+            <w:r/>
+            <w:r>
+              <w:rPr>
+                <w:rFonts w:ascii="Calibri" w:hAnsi="Calibri"/>
+                <w:b/>
+                <w:color w:val="FFFFFF"/>
+                <w:sz w:val="20"/>
+              </w:rPr>
+              <w:t>Max Wait</w:t>
+            </w:r>
+          </w:p>
+        </w:tc>
+        <w:tc>
+          <w:tcPr>
+            <w:tcW w:type="dxa" w:w="2880"/>
+            <w:shd w:fill="1A1A2E" w:val="clear"/>
+          </w:tcPr>
+          <w:p>
+            <w:pPr>
+              <w:jc w:val="center"/>
+            </w:pPr>
+            <w:r/>
+            <w:r>
+              <w:rPr>
+                <w:rFonts w:ascii="Calibri" w:hAnsi="Calibri"/>
+                <w:b/>
+                <w:color w:val="FFFFFF"/>
+                <w:sz w:val="20"/>
+              </w:rPr>
+              <w:t>Use Case</w:t>
+            </w:r>
+          </w:p>
+        </w:tc>
+        <w:tc>
+          <w:tcPr>
+            <w:tcW w:type="dxa" w:w="1728"/>
+            <w:shd w:fill="1A1A2E" w:val="clear"/>
+          </w:tcPr>
+          <w:p>
+            <w:pPr>
+              <w:jc w:val="center"/>
+            </w:pPr>
+            <w:r/>
+            <w:r>
+              <w:rPr>
+                <w:rFonts w:ascii="Calibri" w:hAnsi="Calibri"/>
+                <w:b/>
+                <w:color w:val="FFFFFF"/>
+                <w:sz w:val="20"/>
+              </w:rPr>
+              <w:t>Preemptible</w:t>
+            </w:r>
+          </w:p>
+        </w:tc>
+      </w:tr>
+      <w:tr>
+        <w:tc>
+          <w:tcPr>
+            <w:tcW w:type="dxa" w:w="1872"/>
+          </w:tcPr>
+          <w:p>
+            <w:r/>
+            <w:r>
+              <w:rPr>
+                <w:rFonts w:ascii="Calibri" w:hAnsi="Calibri"/>
+                <w:color w:val="333333"/>
+                <w:sz w:val="18"/>
+              </w:rPr>
+              <w:t>P0 - CRITICAL</w:t>
+            </w:r>
+          </w:p>
+        </w:tc>
+        <w:tc>
+          <w:tcPr>
+            <w:tcW w:type="dxa" w:w="1008"/>
+          </w:tcPr>
+          <w:p>
+            <w:r/>
+            <w:r>
+              <w:rPr>
+                <w:rFonts w:ascii="Calibri" w:hAnsi="Calibri"/>
+                <w:color w:val="333333"/>
+                <w:sz w:val="18"/>
+              </w:rPr>
+              <w:t>8</w:t>
+            </w:r>
+          </w:p>
+        </w:tc>
+        <w:tc>
+          <w:tcPr>
+            <w:tcW w:type="dxa" w:w="1152"/>
+          </w:tcPr>
+          <w:p>
+            <w:r/>
+            <w:r>
+              <w:rPr>
+                <w:rFonts w:ascii="Calibri" w:hAnsi="Calibri"/>
+                <w:color w:val="333333"/>
+                <w:sz w:val="18"/>
+              </w:rPr>
+              <w:t>50ms</w:t>
+            </w:r>
+          </w:p>
+        </w:tc>
+        <w:tc>
+          <w:tcPr>
+            <w:tcW w:type="dxa" w:w="2880"/>
+          </w:tcPr>
+          <w:p>
+            <w:r/>
+            <w:r>
+              <w:rPr>
+                <w:rFonts w:ascii="Calibri" w:hAnsi="Calibri"/>
+                <w:color w:val="333333"/>
+                <w:sz w:val="18"/>
+              </w:rPr>
+              <w:t>Real-time inference, VIP users</w:t>
+            </w:r>
+          </w:p>
+        </w:tc>
+        <w:tc>
+          <w:tcPr>
+            <w:tcW w:type="dxa" w:w="1728"/>
+          </w:tcPr>
+          <w:p>
+            <w:r/>
+            <w:r>
+              <w:rPr>
+                <w:rFonts w:ascii="Calibri" w:hAnsi="Calibri"/>
+                <w:color w:val="333333"/>
+                <w:sz w:val="18"/>
+              </w:rPr>
+              <w:t>No</w:t>
+            </w:r>
+          </w:p>
+        </w:tc>
+      </w:tr>
+      <w:tr>
+        <w:tc>
+          <w:tcPr>
+            <w:tcW w:type="dxa" w:w="1872"/>
+            <w:shd w:fill="F0F4F8" w:val="clear"/>
+          </w:tcPr>
+          <w:p>
+            <w:r/>
+            <w:r>
+              <w:rPr>
+                <w:rFonts w:ascii="Calibri" w:hAnsi="Calibri"/>
+                <w:color w:val="333333"/>
+                <w:sz w:val="18"/>
+              </w:rPr>
+              <w:t>P1 - PREMIUM</w:t>
+            </w:r>
+          </w:p>
+        </w:tc>
+        <w:tc>
+          <w:tcPr>
+            <w:tcW w:type="dxa" w:w="1008"/>
+            <w:shd w:fill="F0F4F8" w:val="clear"/>
+          </w:tcPr>
+          <w:p>
+            <w:r/>
+            <w:r>
+              <w:rPr>
+                <w:rFonts w:ascii="Calibri" w:hAnsi="Calibri"/>
+                <w:color w:val="333333"/>
+                <w:sz w:val="18"/>
+              </w:rPr>
+              <w:t>4</w:t>
+            </w:r>
+          </w:p>
+        </w:tc>
+        <w:tc>
+          <w:tcPr>
+            <w:tcW w:type="dxa" w:w="1152"/>
+            <w:shd w:fill="F0F4F8" w:val="clear"/>
+          </w:tcPr>
+          <w:p>
+            <w:r/>
+            <w:r>
+              <w:rPr>
+                <w:rFonts w:ascii="Calibri" w:hAnsi="Calibri"/>
+                <w:color w:val="333333"/>
+                <w:sz w:val="18"/>
+              </w:rPr>
+              <w:t>100ms</w:t>
+            </w:r>
+          </w:p>
+        </w:tc>
+        <w:tc>
+          <w:tcPr>
+            <w:tcW w:type="dxa" w:w="2880"/>
+            <w:shd w:fill="F0F4F8" w:val="clear"/>
+          </w:tcPr>
+          <w:p>
+            <w:r/>
+            <w:r>
+              <w:rPr>
+                <w:rFonts w:ascii="Calibri" w:hAnsi="Calibri"/>
+                <w:color w:val="333333"/>
+                <w:sz w:val="18"/>
+              </w:rPr>
+              <w:t>Paid tier, A/B test cohorts</w:t>
+            </w:r>
+          </w:p>
+        </w:tc>
+        <w:tc>
+          <w:tcPr>
+            <w:tcW w:type="dxa" w:w="1728"/>
+            <w:shd w:fill="F0F4F8" w:val="clear"/>
+          </w:tcPr>
+          <w:p>
+            <w:r/>
+            <w:r>
+              <w:rPr>
+                <w:rFonts w:ascii="Calibri" w:hAnsi="Calibri"/>
+                <w:color w:val="333333"/>
+                <w:sz w:val="18"/>
+              </w:rPr>
+              <w:t>By P0 only</w:t>
+            </w:r>
+          </w:p>
+        </w:tc>
+      </w:tr>
+      <w:tr>
+        <w:tc>
+          <w:tcPr>
+            <w:tcW w:type="dxa" w:w="1872"/>
+          </w:tcPr>
+          <w:p>
+            <w:r/>
+            <w:r>
+              <w:rPr>
+                <w:rFonts w:ascii="Calibri" w:hAnsi="Calibri"/>
+                <w:color w:val="333333"/>
+                <w:sz w:val="18"/>
+              </w:rPr>
+              <w:t>P2 - STANDARD</w:t>
+            </w:r>
+          </w:p>
+        </w:tc>
+        <w:tc>
+          <w:tcPr>
+            <w:tcW w:type="dxa" w:w="1008"/>
+          </w:tcPr>
+          <w:p>
+            <w:r/>
+            <w:r>
+              <w:rPr>
+                <w:rFonts w:ascii="Calibri" w:hAnsi="Calibri"/>
+                <w:color w:val="333333"/>
+                <w:sz w:val="18"/>
+              </w:rPr>
+              <w:t>2</w:t>
+            </w:r>
+          </w:p>
+        </w:tc>
+        <w:tc>
+          <w:tcPr>
+            <w:tcW w:type="dxa" w:w="1152"/>
+          </w:tcPr>
+          <w:p>
+            <w:r/>
+            <w:r>
+              <w:rPr>
+                <w:rFonts w:ascii="Calibri" w:hAnsi="Calibri"/>
+                <w:color w:val="333333"/>
+                <w:sz w:val="18"/>
+              </w:rPr>
+              <w:t>250ms</w:t>
+            </w:r>
+          </w:p>
+        </w:tc>
+        <w:tc>
+          <w:tcPr>
+            <w:tcW w:type="dxa" w:w="2880"/>
+          </w:tcPr>
+          <w:p>
+            <w:r/>
+            <w:r>
+              <w:rPr>
+                <w:rFonts w:ascii="Calibri" w:hAnsi="Calibri"/>
+                <w:color w:val="333333"/>
+                <w:sz w:val="18"/>
+              </w:rPr>
+              <w:t>Normal user requests</w:t>
+            </w:r>
+          </w:p>
+        </w:tc>
+        <w:tc>
+          <w:tcPr>
+            <w:tcW w:type="dxa" w:w="1728"/>
+          </w:tcPr>
+          <w:p>
+            <w:r/>
+            <w:r>
+              <w:rPr>
+                <w:rFonts w:ascii="Calibri" w:hAnsi="Calibri"/>
+                <w:color w:val="333333"/>
+                <w:sz w:val="18"/>
+              </w:rPr>
+              <w:t>By P0, P1</w:t>
+            </w:r>
+          </w:p>
+        </w:tc>
+      </w:tr>
+      <w:tr>
+        <w:tc>
+          <w:tcPr>
+            <w:tcW w:type="dxa" w:w="1872"/>
+            <w:shd w:fill="F0F4F8" w:val="clear"/>
+          </w:tcPr>
+          <w:p>
+            <w:r/>
+            <w:r>
+              <w:rPr>
+                <w:rFonts w:ascii="Calibri" w:hAnsi="Calibri"/>
+                <w:color w:val="333333"/>
+                <w:sz w:val="18"/>
+              </w:rPr>
+              <w:t>P3 - BEST_EFFORT</w:t>
+            </w:r>
+          </w:p>
+        </w:tc>
+        <w:tc>
+          <w:tcPr>
+            <w:tcW w:type="dxa" w:w="1008"/>
+            <w:shd w:fill="F0F4F8" w:val="clear"/>
+          </w:tcPr>
+          <w:p>
+            <w:r/>
+            <w:r>
+              <w:rPr>
+                <w:rFonts w:ascii="Calibri" w:hAnsi="Calibri"/>
+                <w:color w:val="333333"/>
+                <w:sz w:val="18"/>
+              </w:rPr>
+              <w:t>1</w:t>
+            </w:r>
+          </w:p>
+        </w:tc>
+        <w:tc>
+          <w:tcPr>
+            <w:tcW w:type="dxa" w:w="1152"/>
+            <w:shd w:fill="F0F4F8" w:val="clear"/>
+          </w:tcPr>
+          <w:p>
+            <w:r/>
+            <w:r>
+              <w:rPr>
+                <w:rFonts w:ascii="Calibri" w:hAnsi="Calibri"/>
+                <w:color w:val="333333"/>
+                <w:sz w:val="18"/>
+              </w:rPr>
+              <w:t>500ms</w:t>
+            </w:r>
+          </w:p>
+        </w:tc>
+        <w:tc>
+          <w:tcPr>
+            <w:tcW w:type="dxa" w:w="2880"/>
+            <w:shd w:fill="F0F4F8" w:val="clear"/>
+          </w:tcPr>
+          <w:p>
+            <w:r/>
+            <w:r>
+              <w:rPr>
+                <w:rFonts w:ascii="Calibri" w:hAnsi="Calibri"/>
+                <w:color w:val="333333"/>
+                <w:sz w:val="18"/>
+              </w:rPr>
+              <w:t>Batch jobs, pre-computation</w:t>
+            </w:r>
+          </w:p>
+        </w:tc>
+        <w:tc>
+          <w:tcPr>
+            <w:tcW w:type="dxa" w:w="1728"/>
+            <w:shd w:fill="F0F4F8" w:val="clear"/>
+          </w:tcPr>
+          <w:p>
+            <w:r/>
+            <w:r>
+              <w:rPr>
+                <w:rFonts w:ascii="Calibri" w:hAnsi="Calibri"/>
+                <w:color w:val="333333"/>
+                <w:sz w:val="18"/>
+              </w:rPr>
+              <w:t>By all higher</w:t>
+            </w:r>
+          </w:p>
+        </w:tc>
+      </w:tr>
+    </w:tbl>
+    <w:p/>
+    <w:p>
+      <w:r>
+        <w:rPr>
+          <w:rFonts w:ascii="Calibri" w:hAnsi="Calibri"/>
+          <w:b/>
+          <w:color w:val="0071BC"/>
+          <w:sz w:val="28"/>
+        </w:rPr>
+        <w:t>Queue Configuration</w:t>
+      </w:r>
+    </w:p>
+    <w:tbl>
+      <w:tblPr>
+        <w:tblStyle w:val="TableGrid"/>
+        <w:tblW w:type="auto" w:w="0"/>
+        <w:jc w:val="center"/>
+        <w:tblLook w:firstColumn="1" w:firstRow="1" w:lastColumn="0" w:lastRow="0" w:noHBand="0" w:noVBand="1" w:val="04A0"/>
+      </w:tblPr>
+      <w:tblGrid>
+        <w:gridCol w:w="3135"/>
+        <w:gridCol w:w="3135"/>
+        <w:gridCol w:w="3135"/>
+      </w:tblGrid>
+      <w:tr>
+        <w:tc>
+          <w:tcPr>
+            <w:tcW w:type="dxa" w:w="2160"/>
+            <w:shd w:fill="1A1A2E" w:val="clear"/>
+          </w:tcPr>
+          <w:p>
+            <w:pPr>
+              <w:jc w:val="center"/>
+            </w:pPr>
+            <w:r/>
+            <w:r>
+              <w:rPr>
+                <w:rFonts w:ascii="Calibri" w:hAnsi="Calibri"/>
+                <w:b/>
+                <w:color w:val="FFFFFF"/>
+                <w:sz w:val="20"/>
+              </w:rPr>
+              <w:t>Parameter</w:t>
+            </w:r>
+          </w:p>
+        </w:tc>
+        <w:tc>
+          <w:tcPr>
+            <w:tcW w:type="dxa" w:w="2160"/>
+            <w:shd w:fill="1A1A2E" w:val="clear"/>
+          </w:tcPr>
+          <w:p>
+            <w:pPr>
+              <w:jc w:val="center"/>
+            </w:pPr>
+            <w:r/>
+            <w:r>
+              <w:rPr>
+                <w:rFonts w:ascii="Calibri" w:hAnsi="Calibri"/>
+                <w:b/>
+                <w:color w:val="FFFFFF"/>
+                <w:sz w:val="20"/>
+              </w:rPr>
+              <w:t>Value</w:t>
+            </w:r>
+          </w:p>
+        </w:tc>
+        <w:tc>
+          <w:tcPr>
+            <w:tcW w:type="dxa" w:w="4608"/>
+            <w:shd w:fill="1A1A2E" w:val="clear"/>
+          </w:tcPr>
+          <w:p>
+            <w:pPr>
+              <w:jc w:val="center"/>
+            </w:pPr>
+            <w:r/>
+            <w:r>
+              <w:rPr>
+                <w:rFonts w:ascii="Calibri" w:hAnsi="Calibri"/>
+                <w:b/>
+                <w:color w:val="FFFFFF"/>
+                <w:sz w:val="20"/>
+              </w:rPr>
+              <w:t>Rationale</w:t>
+            </w:r>
+          </w:p>
+        </w:tc>
+      </w:tr>
+      <w:tr>
+        <w:tc>
+          <w:tcPr>
+            <w:tcW w:type="dxa" w:w="2160"/>
+          </w:tcPr>
+          <w:p>
+            <w:r/>
+            <w:r>
+              <w:rPr>
+                <w:rFonts w:ascii="Calibri" w:hAnsi="Calibri"/>
+                <w:color w:val="333333"/>
+                <w:sz w:val="18"/>
+              </w:rPr>
+              <w:t>Max Queue Depth</w:t>
+            </w:r>
+          </w:p>
+        </w:tc>
+        <w:tc>
+          <w:tcPr>
+            <w:tcW w:type="dxa" w:w="2160"/>
+          </w:tcPr>
+          <w:p>
+            <w:r/>
+            <w:r>
+              <w:rPr>
+                <w:rFonts w:ascii="Calibri" w:hAnsi="Calibri"/>
+                <w:color w:val="333333"/>
+                <w:sz w:val="18"/>
+              </w:rPr>
+              <w:t>256 requests</w:t>
+            </w:r>
+          </w:p>
+        </w:tc>
+        <w:tc>
+          <w:tcPr>
+            <w:tcW w:type="dxa" w:w="4608"/>
+          </w:tcPr>
+          <w:p>
+            <w:r/>
+            <w:r>
+              <w:rPr>
+                <w:rFonts w:ascii="Calibri" w:hAnsi="Calibri"/>
+                <w:color w:val="333333"/>
+                <w:sz w:val="18"/>
+              </w:rPr>
+              <w:t>Beyond this, admission control rejects new requests</w:t>
+            </w:r>
+          </w:p>
+        </w:tc>
+      </w:tr>
+      <w:tr>
+        <w:tc>
+          <w:tcPr>
+            <w:tcW w:type="dxa" w:w="2160"/>
+            <w:shd w:fill="F0F4F8" w:val="clear"/>
+          </w:tcPr>
+          <w:p>
+            <w:r/>
+            <w:r>
+              <w:rPr>
+                <w:rFonts w:ascii="Calibri" w:hAnsi="Calibri"/>
+                <w:color w:val="333333"/>
+                <w:sz w:val="18"/>
+              </w:rPr>
+              <w:t>Weighted Round-Robin</w:t>
+            </w:r>
+          </w:p>
+        </w:tc>
+        <w:tc>
+          <w:tcPr>
+            <w:tcW w:type="dxa" w:w="2160"/>
+            <w:shd w:fill="F0F4F8" w:val="clear"/>
+          </w:tcPr>
+          <w:p>
+            <w:r/>
+            <w:r>
+              <w:rPr>
+                <w:rFonts w:ascii="Calibri" w:hAnsi="Calibri"/>
+                <w:color w:val="333333"/>
+                <w:sz w:val="18"/>
+              </w:rPr>
+              <w:t>8:4:2:1 ratio</w:t>
+            </w:r>
+          </w:p>
+        </w:tc>
+        <w:tc>
+          <w:tcPr>
+            <w:tcW w:type="dxa" w:w="4608"/>
+            <w:shd w:fill="F0F4F8" w:val="clear"/>
+          </w:tcPr>
+          <w:p>
+            <w:r/>
+            <w:r>
+              <w:rPr>
+                <w:rFonts w:ascii="Calibri" w:hAnsi="Calibri"/>
+                <w:color w:val="333333"/>
+                <w:sz w:val="18"/>
+              </w:rPr>
+              <w:t>CRITICAL gets 8x slots vs BEST_EFFORT per cycle</w:t>
+            </w:r>
+          </w:p>
+        </w:tc>
+      </w:tr>
+      <w:tr>
+        <w:tc>
+          <w:tcPr>
+            <w:tcW w:type="dxa" w:w="2160"/>
+          </w:tcPr>
+          <w:p>
+            <w:r/>
+            <w:r>
+              <w:rPr>
+                <w:rFonts w:ascii="Calibri" w:hAnsi="Calibri"/>
+                <w:color w:val="333333"/>
+                <w:sz w:val="18"/>
+              </w:rPr>
+              <w:t>Starvation Prevention</w:t>
+            </w:r>
+          </w:p>
+        </w:tc>
+        <w:tc>
+          <w:tcPr>
+            <w:tcW w:type="dxa" w:w="2160"/>
+          </w:tcPr>
+          <w:p>
+            <w:r/>
+            <w:r>
+              <w:rPr>
+                <w:rFonts w:ascii="Calibri" w:hAnsi="Calibri"/>
+                <w:color w:val="333333"/>
+                <w:sz w:val="18"/>
+              </w:rPr>
+              <w:t>Promote after 500ms</w:t>
+            </w:r>
+          </w:p>
+        </w:tc>
+        <w:tc>
+          <w:tcPr>
+            <w:tcW w:type="dxa" w:w="4608"/>
+          </w:tcPr>
+          <w:p>
+            <w:r/>
+            <w:r>
+              <w:rPr>
+                <w:rFonts w:ascii="Calibri" w:hAnsi="Calibri"/>
+                <w:color w:val="333333"/>
+                <w:sz w:val="18"/>
+              </w:rPr>
+              <w:t>Requests waiting &gt; 500ms move up one priority level</w:t>
+            </w:r>
+          </w:p>
+        </w:tc>
+      </w:tr>
+      <w:tr>
+        <w:tc>
+          <w:tcPr>
+            <w:tcW w:type="dxa" w:w="2160"/>
+            <w:shd w:fill="F0F4F8" w:val="clear"/>
+          </w:tcPr>
+          <w:p>
+            <w:r/>
+            <w:r>
+              <w:rPr>
+                <w:rFonts w:ascii="Calibri" w:hAnsi="Calibri"/>
+                <w:color w:val="333333"/>
+                <w:sz w:val="18"/>
+              </w:rPr>
+              <w:t>Preemption Policy</w:t>
+            </w:r>
+          </w:p>
+        </w:tc>
+        <w:tc>
+          <w:tcPr>
+            <w:tcW w:type="dxa" w:w="2160"/>
+            <w:shd w:fill="F0F4F8" w:val="clear"/>
+          </w:tcPr>
+          <w:p>
+            <w:r/>
+            <w:r>
+              <w:rPr>
+                <w:rFonts w:ascii="Calibri" w:hAnsi="Calibri"/>
+                <w:color w:val="333333"/>
+                <w:sz w:val="18"/>
+              </w:rPr>
+              <w:t>Higher priority evicts lower</w:t>
+            </w:r>
+          </w:p>
+        </w:tc>
+        <w:tc>
+          <w:tcPr>
+            <w:tcW w:type="dxa" w:w="4608"/>
+            <w:shd w:fill="F0F4F8" w:val="clear"/>
+          </w:tcPr>
+          <w:p>
+            <w:r/>
+            <w:r>
+              <w:rPr>
+                <w:rFonts w:ascii="Calibri" w:hAnsi="Calibri"/>
+                <w:color w:val="333333"/>
+                <w:sz w:val="18"/>
+              </w:rPr>
+              <w:t>Running BEST_EFFORT jobs yield GPU to CRITICAL</w:t>
+            </w:r>
+          </w:p>
+        </w:tc>
+      </w:tr>
+      <w:tr>
+        <w:tc>
+          <w:tcPr>
+            <w:tcW w:type="dxa" w:w="2160"/>
+          </w:tcPr>
+          <w:p>
+            <w:r/>
+            <w:r>
+              <w:rPr>
+                <w:rFonts w:ascii="Calibri" w:hAnsi="Calibri"/>
+                <w:color w:val="333333"/>
+                <w:sz w:val="18"/>
+              </w:rPr>
+              <w:t>Admission Control</w:t>
+            </w:r>
+          </w:p>
+        </w:tc>
+        <w:tc>
+          <w:tcPr>
+            <w:tcW w:type="dxa" w:w="2160"/>
+          </w:tcPr>
+          <w:p>
+            <w:r/>
+            <w:r>
+              <w:rPr>
+                <w:rFonts w:ascii="Calibri" w:hAnsi="Calibri"/>
+                <w:color w:val="333333"/>
+                <w:sz w:val="18"/>
+              </w:rPr>
+              <w:t>GPU util &gt; 95% blocks new</w:t>
+            </w:r>
+          </w:p>
+        </w:tc>
+        <w:tc>
+          <w:tcPr>
+            <w:tcW w:type="dxa" w:w="4608"/>
+          </w:tcPr>
+          <w:p>
+            <w:r/>
+            <w:r>
+              <w:rPr>
+                <w:rFonts w:ascii="Calibri" w:hAnsi="Calibri"/>
+                <w:color w:val="333333"/>
+                <w:sz w:val="18"/>
+              </w:rPr>
+              <w:t>Prevents queue explosion during saturation</w:t>
+            </w:r>
+          </w:p>
+        </w:tc>
+      </w:tr>
+    </w:tbl>
+    <w:p/>
+    <w:p>
+      <w:pPr>
+        <w:pStyle w:val="ListBullet"/>
+        <w:ind w:left="720"/>
+      </w:pPr>
+      <w:r>
+        <w:rPr>
+          <w:rFonts w:ascii="Calibri" w:hAnsi="Calibri"/>
+          <w:b/>
+          <w:color w:val="333333"/>
+          <w:sz w:val="20"/>
+        </w:rPr>
+        <w:t xml:space="preserve">Weighted Scheduling: </w:t>
+      </w:r>
+      <w:r>
+        <w:rPr>
+          <w:rFonts w:ascii="Calibri" w:hAnsi="Calibri"/>
+          <w:color w:val="333333"/>
+          <w:sz w:val="20"/>
+        </w:rPr>
+        <w:t>Each cycle allocates GPU slots proportionally: 8 CRITICAL, 4 PREMIUM, 2 STANDARD, 1 BEST_EFFORT.</w:t>
+      </w:r>
+    </w:p>
+    <w:p>
+      <w:pPr>
+        <w:pStyle w:val="ListBullet"/>
+        <w:ind w:left="720"/>
+      </w:pPr>
+      <w:r>
+        <w:rPr>
+          <w:rFonts w:ascii="Calibri" w:hAnsi="Calibri"/>
+          <w:b/>
+          <w:color w:val="333333"/>
+          <w:sz w:val="20"/>
+        </w:rPr>
+        <w:t xml:space="preserve">Anti-Starvation: </w:t>
+      </w:r>
+      <w:r>
+        <w:rPr>
+          <w:rFonts w:ascii="Calibri" w:hAnsi="Calibri"/>
+          <w:color w:val="333333"/>
+          <w:sz w:val="20"/>
+        </w:rPr>
+        <w:t>Any request waiting &gt; 500ms is promoted one level, ensuring BEST_EFFORT requests eventually execute.</w:t>
+      </w:r>
+    </w:p>
+    <w:p>
+      <w:pPr>
+        <w:pStyle w:val="ListBullet"/>
+        <w:ind w:left="720"/>
+      </w:pPr>
+      <w:r>
+        <w:rPr>
+          <w:rFonts w:ascii="Calibri" w:hAnsi="Calibri"/>
+          <w:b/>
+          <w:color w:val="333333"/>
+          <w:sz w:val="20"/>
+        </w:rPr>
+        <w:t xml:space="preserve">Preemption: </w:t>
+      </w:r>
+      <w:r>
+        <w:rPr>
+          <w:rFonts w:ascii="Calibri" w:hAnsi="Calibri"/>
+          <w:color w:val="333333"/>
+          <w:sz w:val="20"/>
+        </w:rPr>
+        <w:t>A CRITICAL request can preempt a running BEST_EFFORT batch; the preempted request is re-queued at its original priority.</w:t>
+      </w:r>
+    </w:p>
+    <w:p>
+      <w:r>
+        <w:br w:type="page"/>
+      </w:r>
+    </w:p>
+    <w:p>
+      <w:pPr>
+        <w:jc w:val="left"/>
+      </w:pPr>
+      <w:r>
+        <w:rPr>
+          <w:rFonts w:ascii="Calibri" w:hAnsi="Calibri"/>
+          <w:b/>
+          <w:color w:val="E50014"/>
+          <w:sz w:val="36"/>
+        </w:rPr>
+        <w:t>23. BACKPRESSURE HANDLING</w:t>
+      </w:r>
+    </w:p>
+    <w:p>
+      <w:pPr>
+        <w:pBdr>
+          <w:bottom w:val="single" w:sz="12" w:space="1" w:color="E50014"/>
+        </w:pBdr>
+      </w:pPr>
+    </w:p>
+    <w:p>
+      <w:pPr>
+        <w:spacing w:line="320" w:lineRule="exact"/>
+      </w:pPr>
+      <w:r>
+        <w:rPr>
+          <w:rFonts w:ascii="Calibri" w:hAnsi="Calibri"/>
+          <w:color w:val="333333"/>
+          <w:sz w:val="21"/>
+        </w:rPr>
+        <w:t>The backpressure system defines 4 pressure levels based on GPU queue depth, memory utilization, and inference latency. Each level activates progressively aggressive mitigation strategies to prevent system collapse.</w:t>
+      </w:r>
+    </w:p>
+    <w:p>
+      <w:r>
+        <w:rPr>
+          <w:rFonts w:ascii="Calibri" w:hAnsi="Calibri"/>
+          <w:b/>
+          <w:color w:val="0071BC"/>
+          <w:sz w:val="28"/>
+        </w:rPr>
+        <w:t>Pressure Levels</w:t>
+      </w:r>
+    </w:p>
+    <w:tbl>
+      <w:tblPr>
+        <w:tblStyle w:val="TableGrid"/>
+        <w:tblW w:type="auto" w:w="0"/>
+        <w:jc w:val="center"/>
+        <w:tblLook w:firstColumn="1" w:firstRow="1" w:lastColumn="0" w:lastRow="0" w:noHBand="0" w:noVBand="1" w:val="04A0"/>
+      </w:tblPr>
+      <w:tblGrid>
+        <w:gridCol w:w="2351"/>
+        <w:gridCol w:w="2351"/>
+        <w:gridCol w:w="2351"/>
+        <w:gridCol w:w="2351"/>
+      </w:tblGrid>
+      <w:tr>
+        <w:tc>
+          <w:tcPr>
+            <w:tcW w:type="dxa" w:w="1440"/>
+            <w:shd w:fill="1A1A2E" w:val="clear"/>
+          </w:tcPr>
+          <w:p>
+            <w:pPr>
+              <w:jc w:val="center"/>
+            </w:pPr>
+            <w:r/>
+            <w:r>
+              <w:rPr>
+                <w:rFonts w:ascii="Calibri" w:hAnsi="Calibri"/>
+                <w:b/>
+                <w:color w:val="FFFFFF"/>
+                <w:sz w:val="20"/>
+              </w:rPr>
+              <w:t>Level</w:t>
+            </w:r>
+          </w:p>
+        </w:tc>
+        <w:tc>
+          <w:tcPr>
+            <w:tcW w:type="dxa" w:w="2592"/>
+            <w:shd w:fill="1A1A2E" w:val="clear"/>
+          </w:tcPr>
+          <w:p>
+            <w:pPr>
+              <w:jc w:val="center"/>
+            </w:pPr>
+            <w:r/>
+            <w:r>
+              <w:rPr>
+                <w:rFonts w:ascii="Calibri" w:hAnsi="Calibri"/>
+                <w:b/>
+                <w:color w:val="FFFFFF"/>
+                <w:sz w:val="20"/>
+              </w:rPr>
+              <w:t>Trigger</w:t>
+            </w:r>
+          </w:p>
+        </w:tc>
+        <w:tc>
+          <w:tcPr>
+            <w:tcW w:type="dxa" w:w="2592"/>
+            <w:shd w:fill="1A1A2E" w:val="clear"/>
+          </w:tcPr>
+          <w:p>
+            <w:pPr>
+              <w:jc w:val="center"/>
+            </w:pPr>
+            <w:r/>
+            <w:r>
+              <w:rPr>
+                <w:rFonts w:ascii="Calibri" w:hAnsi="Calibri"/>
+                <w:b/>
+                <w:color w:val="FFFFFF"/>
+                <w:sz w:val="20"/>
+              </w:rPr>
+              <w:t>Batch Action</w:t>
+            </w:r>
+          </w:p>
+        </w:tc>
+        <w:tc>
+          <w:tcPr>
+            <w:tcW w:type="dxa" w:w="2880"/>
+            <w:shd w:fill="1A1A2E" w:val="clear"/>
+          </w:tcPr>
+          <w:p>
+            <w:pPr>
+              <w:jc w:val="center"/>
+            </w:pPr>
+            <w:r/>
+            <w:r>
+              <w:rPr>
+                <w:rFonts w:ascii="Calibri" w:hAnsi="Calibri"/>
+                <w:b/>
+                <w:color w:val="FFFFFF"/>
+                <w:sz w:val="20"/>
+              </w:rPr>
+              <w:t>Shedding Policy</w:t>
+            </w:r>
+          </w:p>
+        </w:tc>
+      </w:tr>
+      <w:tr>
+        <w:tc>
+          <w:tcPr>
+            <w:tcW w:type="dxa" w:w="1440"/>
+          </w:tcPr>
+          <w:p>
+            <w:r/>
+            <w:r>
+              <w:rPr>
+                <w:rFonts w:ascii="Calibri" w:hAnsi="Calibri"/>
+                <w:color w:val="333333"/>
+                <w:sz w:val="18"/>
+              </w:rPr>
+              <w:t>NORMAL</w:t>
+            </w:r>
+          </w:p>
+        </w:tc>
+        <w:tc>
+          <w:tcPr>
+            <w:tcW w:type="dxa" w:w="2592"/>
+          </w:tcPr>
+          <w:p>
+            <w:r/>
+            <w:r>
+              <w:rPr>
+                <w:rFonts w:ascii="Calibri" w:hAnsi="Calibri"/>
+                <w:color w:val="333333"/>
+                <w:sz w:val="18"/>
+              </w:rPr>
+              <w:t>Queue &lt; 64, GPU &lt; 75%</w:t>
+            </w:r>
+          </w:p>
+        </w:tc>
+        <w:tc>
+          <w:tcPr>
+            <w:tcW w:type="dxa" w:w="2592"/>
+          </w:tcPr>
+          <w:p>
+            <w:r/>
+            <w:r>
+              <w:rPr>
+                <w:rFonts w:ascii="Calibri" w:hAnsi="Calibri"/>
+                <w:color w:val="333333"/>
+                <w:sz w:val="18"/>
+              </w:rPr>
+              <w:t>Full batch size (up to 128)</w:t>
+            </w:r>
+          </w:p>
+        </w:tc>
+        <w:tc>
+          <w:tcPr>
+            <w:tcW w:type="dxa" w:w="2880"/>
+          </w:tcPr>
+          <w:p>
+            <w:r/>
+            <w:r>
+              <w:rPr>
+                <w:rFonts w:ascii="Calibri" w:hAnsi="Calibri"/>
+                <w:color w:val="333333"/>
+                <w:sz w:val="18"/>
+              </w:rPr>
+              <w:t>None -- all traffic accepted</w:t>
+            </w:r>
+          </w:p>
+        </w:tc>
+      </w:tr>
+      <w:tr>
+        <w:tc>
+          <w:tcPr>
+            <w:tcW w:type="dxa" w:w="1440"/>
+            <w:shd w:fill="F0F4F8" w:val="clear"/>
+          </w:tcPr>
+          <w:p>
+            <w:r/>
+            <w:r>
+              <w:rPr>
+                <w:rFonts w:ascii="Calibri" w:hAnsi="Calibri"/>
+                <w:color w:val="333333"/>
+                <w:sz w:val="18"/>
+              </w:rPr>
+              <w:t>ELEVATED</w:t>
+            </w:r>
+          </w:p>
+        </w:tc>
+        <w:tc>
+          <w:tcPr>
+            <w:tcW w:type="dxa" w:w="2592"/>
+            <w:shd w:fill="F0F4F8" w:val="clear"/>
+          </w:tcPr>
+          <w:p>
+            <w:r/>
+            <w:r>
+              <w:rPr>
+                <w:rFonts w:ascii="Calibri" w:hAnsi="Calibri"/>
+                <w:color w:val="333333"/>
+                <w:sz w:val="18"/>
+              </w:rPr>
+              <w:t>Queue 64-128 or GPU 75-85%</w:t>
+            </w:r>
+          </w:p>
+        </w:tc>
+        <w:tc>
+          <w:tcPr>
+            <w:tcW w:type="dxa" w:w="2592"/>
+            <w:shd w:fill="F0F4F8" w:val="clear"/>
+          </w:tcPr>
+          <w:p>
+            <w:r/>
+            <w:r>
+              <w:rPr>
+                <w:rFonts w:ascii="Calibri" w:hAnsi="Calibri"/>
+                <w:color w:val="333333"/>
+                <w:sz w:val="18"/>
+              </w:rPr>
+              <w:t>Shrink batch to 75% of max</w:t>
+            </w:r>
+          </w:p>
+        </w:tc>
+        <w:tc>
+          <w:tcPr>
+            <w:tcW w:type="dxa" w:w="2880"/>
+            <w:shd w:fill="F0F4F8" w:val="clear"/>
+          </w:tcPr>
+          <w:p>
+            <w:r/>
+            <w:r>
+              <w:rPr>
+                <w:rFonts w:ascii="Calibri" w:hAnsi="Calibri"/>
+                <w:color w:val="333333"/>
+                <w:sz w:val="18"/>
+              </w:rPr>
+              <w:t>Shed 10% of BEST_EFFORT</w:t>
+            </w:r>
+          </w:p>
+        </w:tc>
+      </w:tr>
+      <w:tr>
+        <w:tc>
+          <w:tcPr>
+            <w:tcW w:type="dxa" w:w="1440"/>
+          </w:tcPr>
+          <w:p>
+            <w:r/>
+            <w:r>
+              <w:rPr>
+                <w:rFonts w:ascii="Calibri" w:hAnsi="Calibri"/>
+                <w:color w:val="333333"/>
+                <w:sz w:val="18"/>
+              </w:rPr>
+              <w:t>HIGH</w:t>
+            </w:r>
+          </w:p>
+        </w:tc>
+        <w:tc>
+          <w:tcPr>
+            <w:tcW w:type="dxa" w:w="2592"/>
+          </w:tcPr>
+          <w:p>
+            <w:r/>
+            <w:r>
+              <w:rPr>
+                <w:rFonts w:ascii="Calibri" w:hAnsi="Calibri"/>
+                <w:color w:val="333333"/>
+                <w:sz w:val="18"/>
+              </w:rPr>
+              <w:t>Queue 128-200 or GPU 85-92%</w:t>
+            </w:r>
+          </w:p>
+        </w:tc>
+        <w:tc>
+          <w:tcPr>
+            <w:tcW w:type="dxa" w:w="2592"/>
+          </w:tcPr>
+          <w:p>
+            <w:r/>
+            <w:r>
+              <w:rPr>
+                <w:rFonts w:ascii="Calibri" w:hAnsi="Calibri"/>
+                <w:color w:val="333333"/>
+                <w:sz w:val="18"/>
+              </w:rPr>
+              <w:t>Shrink batch to 50% of max</w:t>
+            </w:r>
+          </w:p>
+        </w:tc>
+        <w:tc>
+          <w:tcPr>
+            <w:tcW w:type="dxa" w:w="2880"/>
+          </w:tcPr>
+          <w:p>
+            <w:r/>
+            <w:r>
+              <w:rPr>
+                <w:rFonts w:ascii="Calibri" w:hAnsi="Calibri"/>
+                <w:color w:val="333333"/>
+                <w:sz w:val="18"/>
+              </w:rPr>
+              <w:t>Shed all BEST_EFFORT + 25% STANDARD</w:t>
+            </w:r>
+          </w:p>
+        </w:tc>
+      </w:tr>
+      <w:tr>
+        <w:tc>
+          <w:tcPr>
+            <w:tcW w:type="dxa" w:w="1440"/>
+            <w:shd w:fill="F0F4F8" w:val="clear"/>
+          </w:tcPr>
+          <w:p>
+            <w:r/>
+            <w:r>
+              <w:rPr>
+                <w:rFonts w:ascii="Calibri" w:hAnsi="Calibri"/>
+                <w:color w:val="333333"/>
+                <w:sz w:val="18"/>
+              </w:rPr>
+              <w:t>CRITICAL</w:t>
+            </w:r>
+          </w:p>
+        </w:tc>
+        <w:tc>
+          <w:tcPr>
+            <w:tcW w:type="dxa" w:w="2592"/>
+            <w:shd w:fill="F0F4F8" w:val="clear"/>
+          </w:tcPr>
+          <w:p>
+            <w:r/>
+            <w:r>
+              <w:rPr>
+                <w:rFonts w:ascii="Calibri" w:hAnsi="Calibri"/>
+                <w:color w:val="333333"/>
+                <w:sz w:val="18"/>
+              </w:rPr>
+              <w:t>Queue &gt; 200 or GPU &gt; 92%</w:t>
+            </w:r>
+          </w:p>
+        </w:tc>
+        <w:tc>
+          <w:tcPr>
+            <w:tcW w:type="dxa" w:w="2592"/>
+            <w:shd w:fill="F0F4F8" w:val="clear"/>
+          </w:tcPr>
+          <w:p>
+            <w:r/>
+            <w:r>
+              <w:rPr>
+                <w:rFonts w:ascii="Calibri" w:hAnsi="Calibri"/>
+                <w:color w:val="333333"/>
+                <w:sz w:val="18"/>
+              </w:rPr>
+              <w:t>Shrink batch to 25% of max</w:t>
+            </w:r>
+          </w:p>
+        </w:tc>
+        <w:tc>
+          <w:tcPr>
+            <w:tcW w:type="dxa" w:w="2880"/>
+            <w:shd w:fill="F0F4F8" w:val="clear"/>
+          </w:tcPr>
+          <w:p>
+            <w:r/>
+            <w:r>
+              <w:rPr>
+                <w:rFonts w:ascii="Calibri" w:hAnsi="Calibri"/>
+                <w:color w:val="333333"/>
+                <w:sz w:val="18"/>
+              </w:rPr>
+              <w:t>Only CRITICAL + PREMIUM accepted</w:t>
+            </w:r>
+          </w:p>
+        </w:tc>
+      </w:tr>
+    </w:tbl>
+    <w:p/>
+    <w:p>
+      <w:r>
+        <w:rPr>
+          <w:rFonts w:ascii="Calibri" w:hAnsi="Calibri"/>
+          <w:b/>
+          <w:color w:val="0071BC"/>
+          <w:sz w:val="28"/>
+        </w:rPr>
+        <w:t>Mitigation Strategies</w:t>
+      </w:r>
+    </w:p>
+    <w:p>
+      <w:pPr>
+        <w:pStyle w:val="ListBullet"/>
+        <w:ind w:left="720"/>
+      </w:pPr>
+      <w:r>
+        <w:rPr>
+          <w:rFonts w:ascii="Calibri" w:hAnsi="Calibri"/>
+          <w:b/>
+          <w:color w:val="333333"/>
+          <w:sz w:val="20"/>
+        </w:rPr>
+        <w:t xml:space="preserve">Adaptive Batch Shrink: </w:t>
+      </w:r>
+      <w:r>
+        <w:rPr>
+          <w:rFonts w:ascii="Calibri" w:hAnsi="Calibri"/>
+          <w:color w:val="333333"/>
+          <w:sz w:val="20"/>
+        </w:rPr>
+        <w:t>Batch size reduces proportionally to pressure level, freeing GPU memory for queued requests.</w:t>
+      </w:r>
+    </w:p>
+    <w:p>
+      <w:pPr>
+        <w:pStyle w:val="ListBullet"/>
+        <w:ind w:left="720"/>
+      </w:pPr>
+      <w:r>
+        <w:rPr>
+          <w:rFonts w:ascii="Calibri" w:hAnsi="Calibri"/>
+          <w:b/>
+          <w:color w:val="333333"/>
+          <w:sz w:val="20"/>
+        </w:rPr>
+        <w:t xml:space="preserve">Traffic Shedding: </w:t>
+      </w:r>
+      <w:r>
+        <w:rPr>
+          <w:rFonts w:ascii="Calibri" w:hAnsi="Calibri"/>
+          <w:color w:val="333333"/>
+          <w:sz w:val="20"/>
+        </w:rPr>
+        <w:t>Lower-priority traffic is shed first; CRITICAL requests are never shed regardless of pressure.</w:t>
+      </w:r>
+    </w:p>
+    <w:p>
+      <w:pPr>
+        <w:pStyle w:val="ListBullet"/>
+        <w:ind w:left="720"/>
+      </w:pPr>
+      <w:r>
+        <w:rPr>
+          <w:rFonts w:ascii="Calibri" w:hAnsi="Calibri"/>
+          <w:b/>
+          <w:color w:val="333333"/>
+          <w:sz w:val="20"/>
+        </w:rPr>
+        <w:t xml:space="preserve">Regional Rebalancing: </w:t>
+      </w:r>
+      <w:r>
+        <w:rPr>
+          <w:rFonts w:ascii="Calibri" w:hAnsi="Calibri"/>
+          <w:color w:val="333333"/>
+          <w:sz w:val="20"/>
+        </w:rPr>
+        <w:t>At HIGH/CRITICAL, Route53 weights shift traffic to less-loaded regions within 15 seconds.</w:t>
+      </w:r>
+    </w:p>
+    <w:p>
+      <w:pPr>
+        <w:pStyle w:val="ListBullet"/>
+        <w:ind w:left="720"/>
+      </w:pPr>
+      <w:r>
+        <w:rPr>
+          <w:rFonts w:ascii="Calibri" w:hAnsi="Calibri"/>
+          <w:b/>
+          <w:color w:val="333333"/>
+          <w:sz w:val="20"/>
+        </w:rPr>
+        <w:t xml:space="preserve">Graceful Degradation: </w:t>
+      </w:r>
+      <w:r>
+        <w:rPr>
+          <w:rFonts w:ascii="Calibri" w:hAnsi="Calibri"/>
+          <w:color w:val="333333"/>
+          <w:sz w:val="20"/>
+        </w:rPr>
+        <w:t>At CRITICAL, the system falls back to embedding-only mode (no LLM), reducing GPU load by 80%.</w:t>
+      </w:r>
+    </w:p>
+    <w:tbl>
+      <w:tblPr>
+        <w:tblW w:type="auto" w:w="0"/>
+        <w:jc w:val="center"/>
+        <w:tblLook w:firstColumn="1" w:firstRow="1" w:lastColumn="0" w:lastRow="0" w:noHBand="0" w:noVBand="1" w:val="04A0"/>
+      </w:tblPr>
+      <w:tblGrid>
+        <w:gridCol w:w="9406"/>
+      </w:tblGrid>
+      <w:tr>
+        <w:tc>
+          <w:tcPr>
+            <w:tcW w:type="dxa" w:w="9406"/>
+            <w:shd w:fill="C8F0F5" w:val="clear"/>
+            <w:tcBorders>
+              <w:start w:val="single" w:sz="18" w:space="0" w:color="0071BC"/>
+            </w:tcBorders>
+          </w:tcPr>
+          <w:p>
+            <w:r>
+              <w:rPr>
+                <w:rFonts w:ascii="Calibri" w:hAnsi="Calibri"/>
+                <w:b/>
+                <w:color w:val="0071BC"/>
+                <w:sz w:val="22"/>
+              </w:rPr>
+              <w:t xml:space="preserve">  GRACEFUL DEGRADATION MATRIX</w:t>
+            </w:r>
+          </w:p>
+          <w:p>
+            <w:r>
+              <w:rPr>
+                <w:rFonts w:ascii="Calibri" w:hAnsi="Calibri"/>
+                <w:color w:val="333333"/>
+                <w:sz w:val="20"/>
+              </w:rPr>
+              <w:t>NORMAL: Full LLM re-ranking + personalization. ELEVATED: LLM with reduced context window. HIGH: Cached LLM results + embedding fallback. CRITICAL: Embedding-only + popularity fallback. Users always get recommendations; quality degrades gracefully under load.</w:t>
+            </w:r>
+          </w:p>
+        </w:tc>
+      </w:tr>
+    </w:tbl>
+    <w:p/>
+    <w:p>
+      <w:r>
+        <w:br w:type="page"/>
+      </w:r>
+    </w:p>
+    <w:p>
+      <w:pPr>
+        <w:jc w:val="left"/>
+      </w:pPr>
+      <w:r>
+        <w:rPr>
+          <w:rFonts w:ascii="Calibri" w:hAnsi="Calibri"/>
+          <w:b/>
+          <w:color w:val="E50014"/>
+          <w:sz w:val="36"/>
+        </w:rPr>
+        <w:t>24. ADAPTIVE DYNAMIC BATCHING</w:t>
+      </w:r>
+    </w:p>
+    <w:p>
+      <w:pPr>
+        <w:pBdr>
+          <w:bottom w:val="single" w:sz="12" w:space="1" w:color="E50014"/>
+        </w:pBdr>
+      </w:pPr>
+    </w:p>
+    <w:p>
+      <w:pPr>
+        <w:spacing w:line="320" w:lineRule="exact"/>
+      </w:pPr>
+      <w:r>
+        <w:rPr>
+          <w:rFonts w:ascii="Calibri" w:hAnsi="Calibri"/>
+          <w:color w:val="333333"/>
+          <w:sz w:val="21"/>
+        </w:rPr>
+        <w:t>The adaptive batching engine uses a feedback-driven control loop that continuously adjusts batch size based on real-time GPU telemetry. Decisions (GROW, SHRINK, HOLD) are made every evaluation interval using a multi-signal scoring function.</w:t>
+      </w:r>
+    </w:p>
+    <w:p>
+      <w:r>
+        <w:rPr>
+          <w:rFonts w:ascii="Calibri" w:hAnsi="Calibri"/>
+          <w:b/>
+          <w:color w:val="0071BC"/>
+          <w:sz w:val="28"/>
+        </w:rPr>
+        <w:t>Control Loop Signals</w:t>
+      </w:r>
+    </w:p>
+    <w:tbl>
+      <w:tblPr>
+        <w:tblStyle w:val="TableGrid"/>
+        <w:tblW w:type="auto" w:w="0"/>
+        <w:jc w:val="center"/>
+        <w:tblLook w:firstColumn="1" w:firstRow="1" w:lastColumn="0" w:lastRow="0" w:noHBand="0" w:noVBand="1" w:val="04A0"/>
+      </w:tblPr>
+      <w:tblGrid>
+        <w:gridCol w:w="2351"/>
+        <w:gridCol w:w="2351"/>
+        <w:gridCol w:w="2351"/>
+        <w:gridCol w:w="2351"/>
+      </w:tblGrid>
+      <w:tr>
+        <w:tc>
+          <w:tcPr>
+            <w:tcW w:type="dxa" w:w="1872"/>
+            <w:shd w:fill="1A1A2E" w:val="clear"/>
+          </w:tcPr>
+          <w:p>
+            <w:pPr>
+              <w:jc w:val="center"/>
+            </w:pPr>
+            <w:r/>
+            <w:r>
+              <w:rPr>
+                <w:rFonts w:ascii="Calibri" w:hAnsi="Calibri"/>
+                <w:b/>
+                <w:color w:val="FFFFFF"/>
+                <w:sz w:val="20"/>
+              </w:rPr>
+              <w:t>Signal</w:t>
+            </w:r>
+          </w:p>
+        </w:tc>
+        <w:tc>
+          <w:tcPr>
+            <w:tcW w:type="dxa" w:w="1152"/>
+            <w:shd w:fill="1A1A2E" w:val="clear"/>
+          </w:tcPr>
+          <w:p>
+            <w:pPr>
+              <w:jc w:val="center"/>
+            </w:pPr>
+            <w:r/>
+            <w:r>
+              <w:rPr>
+                <w:rFonts w:ascii="Calibri" w:hAnsi="Calibri"/>
+                <w:b/>
+                <w:color w:val="FFFFFF"/>
+                <w:sz w:val="20"/>
+              </w:rPr>
+              <w:t>Weight</w:t>
+            </w:r>
+          </w:p>
+        </w:tc>
+        <w:tc>
+          <w:tcPr>
+            <w:tcW w:type="dxa" w:w="2880"/>
+            <w:shd w:fill="1A1A2E" w:val="clear"/>
+          </w:tcPr>
+          <w:p>
+            <w:pPr>
+              <w:jc w:val="center"/>
+            </w:pPr>
+            <w:r/>
+            <w:r>
+              <w:rPr>
+                <w:rFonts w:ascii="Calibri" w:hAnsi="Calibri"/>
+                <w:b/>
+                <w:color w:val="FFFFFF"/>
+                <w:sz w:val="20"/>
+              </w:rPr>
+              <w:t>GROW Trigger</w:t>
+            </w:r>
+          </w:p>
+        </w:tc>
+        <w:tc>
+          <w:tcPr>
+            <w:tcW w:type="dxa" w:w="2880"/>
+            <w:shd w:fill="1A1A2E" w:val="clear"/>
+          </w:tcPr>
+          <w:p>
+            <w:pPr>
+              <w:jc w:val="center"/>
+            </w:pPr>
+            <w:r/>
+            <w:r>
+              <w:rPr>
+                <w:rFonts w:ascii="Calibri" w:hAnsi="Calibri"/>
+                <w:b/>
+                <w:color w:val="FFFFFF"/>
+                <w:sz w:val="20"/>
+              </w:rPr>
+              <w:t>SHRINK Trigger</w:t>
+            </w:r>
+          </w:p>
+        </w:tc>
+      </w:tr>
+      <w:tr>
+        <w:tc>
+          <w:tcPr>
+            <w:tcW w:type="dxa" w:w="1872"/>
+          </w:tcPr>
+          <w:p>
+            <w:r/>
+            <w:r>
+              <w:rPr>
+                <w:rFonts w:ascii="Calibri" w:hAnsi="Calibri"/>
+                <w:color w:val="333333"/>
+                <w:sz w:val="18"/>
+              </w:rPr>
+              <w:t>GPU Utilization</w:t>
+            </w:r>
+          </w:p>
+        </w:tc>
+        <w:tc>
+          <w:tcPr>
+            <w:tcW w:type="dxa" w:w="1152"/>
+          </w:tcPr>
+          <w:p>
+            <w:r/>
+            <w:r>
+              <w:rPr>
+                <w:rFonts w:ascii="Calibri" w:hAnsi="Calibri"/>
+                <w:color w:val="333333"/>
+                <w:sz w:val="18"/>
+              </w:rPr>
+              <w:t>30%</w:t>
+            </w:r>
+          </w:p>
+        </w:tc>
+        <w:tc>
+          <w:tcPr>
+            <w:tcW w:type="dxa" w:w="2880"/>
+          </w:tcPr>
+          <w:p>
+            <w:r/>
+            <w:r>
+              <w:rPr>
+                <w:rFonts w:ascii="Calibri" w:hAnsi="Calibri"/>
+                <w:color w:val="333333"/>
+                <w:sz w:val="18"/>
+              </w:rPr>
+              <w:t>&lt; 70% (underutilized)</w:t>
+            </w:r>
+          </w:p>
+        </w:tc>
+        <w:tc>
+          <w:tcPr>
+            <w:tcW w:type="dxa" w:w="2880"/>
+          </w:tcPr>
+          <w:p>
+            <w:r/>
+            <w:r>
+              <w:rPr>
+                <w:rFonts w:ascii="Calibri" w:hAnsi="Calibri"/>
+                <w:color w:val="333333"/>
+                <w:sz w:val="18"/>
+              </w:rPr>
+              <w:t>&gt; 90% (saturated)</w:t>
+            </w:r>
+          </w:p>
+        </w:tc>
+      </w:tr>
+      <w:tr>
+        <w:tc>
+          <w:tcPr>
+            <w:tcW w:type="dxa" w:w="1872"/>
+            <w:shd w:fill="F0F4F8" w:val="clear"/>
+          </w:tcPr>
+          <w:p>
+            <w:r/>
+            <w:r>
+              <w:rPr>
+                <w:rFonts w:ascii="Calibri" w:hAnsi="Calibri"/>
+                <w:color w:val="333333"/>
+                <w:sz w:val="18"/>
+              </w:rPr>
+              <w:t>SM Occupancy</w:t>
+            </w:r>
+          </w:p>
+        </w:tc>
+        <w:tc>
+          <w:tcPr>
+            <w:tcW w:type="dxa" w:w="1152"/>
+            <w:shd w:fill="F0F4F8" w:val="clear"/>
+          </w:tcPr>
+          <w:p>
+            <w:r/>
+            <w:r>
+              <w:rPr>
+                <w:rFonts w:ascii="Calibri" w:hAnsi="Calibri"/>
+                <w:color w:val="333333"/>
+                <w:sz w:val="18"/>
+              </w:rPr>
+              <w:t>25%</w:t>
+            </w:r>
+          </w:p>
+        </w:tc>
+        <w:tc>
+          <w:tcPr>
+            <w:tcW w:type="dxa" w:w="2880"/>
+            <w:shd w:fill="F0F4F8" w:val="clear"/>
+          </w:tcPr>
+          <w:p>
+            <w:r/>
+            <w:r>
+              <w:rPr>
+                <w:rFonts w:ascii="Calibri" w:hAnsi="Calibri"/>
+                <w:color w:val="333333"/>
+                <w:sz w:val="18"/>
+              </w:rPr>
+              <w:t>&lt; 60% (idle SMs)</w:t>
+            </w:r>
+          </w:p>
+        </w:tc>
+        <w:tc>
+          <w:tcPr>
+            <w:tcW w:type="dxa" w:w="2880"/>
+            <w:shd w:fill="F0F4F8" w:val="clear"/>
+          </w:tcPr>
+          <w:p>
+            <w:r/>
+            <w:r>
+              <w:rPr>
+                <w:rFonts w:ascii="Calibri" w:hAnsi="Calibri"/>
+                <w:color w:val="333333"/>
+                <w:sz w:val="18"/>
+              </w:rPr>
+              <w:t>&gt; 85% (contention)</w:t>
+            </w:r>
+          </w:p>
+        </w:tc>
+      </w:tr>
+      <w:tr>
+        <w:tc>
+          <w:tcPr>
+            <w:tcW w:type="dxa" w:w="1872"/>
+          </w:tcPr>
+          <w:p>
+            <w:r/>
+            <w:r>
+              <w:rPr>
+                <w:rFonts w:ascii="Calibri" w:hAnsi="Calibri"/>
+                <w:color w:val="333333"/>
+                <w:sz w:val="18"/>
+              </w:rPr>
+              <w:t>p99 Latency</w:t>
+            </w:r>
+          </w:p>
+        </w:tc>
+        <w:tc>
+          <w:tcPr>
+            <w:tcW w:type="dxa" w:w="1152"/>
+          </w:tcPr>
+          <w:p>
+            <w:r/>
+            <w:r>
+              <w:rPr>
+                <w:rFonts w:ascii="Calibri" w:hAnsi="Calibri"/>
+                <w:color w:val="333333"/>
+                <w:sz w:val="18"/>
+              </w:rPr>
+              <w:t>25%</w:t>
+            </w:r>
+          </w:p>
+        </w:tc>
+        <w:tc>
+          <w:tcPr>
+            <w:tcW w:type="dxa" w:w="2880"/>
+          </w:tcPr>
+          <w:p>
+            <w:r/>
+            <w:r>
+              <w:rPr>
+                <w:rFonts w:ascii="Calibri" w:hAnsi="Calibri"/>
+                <w:color w:val="333333"/>
+                <w:sz w:val="18"/>
+              </w:rPr>
+              <w:t>&lt; 200ms (headroom)</w:t>
+            </w:r>
+          </w:p>
+        </w:tc>
+        <w:tc>
+          <w:tcPr>
+            <w:tcW w:type="dxa" w:w="2880"/>
+          </w:tcPr>
+          <w:p>
+            <w:r/>
+            <w:r>
+              <w:rPr>
+                <w:rFonts w:ascii="Calibri" w:hAnsi="Calibri"/>
+                <w:color w:val="333333"/>
+                <w:sz w:val="18"/>
+              </w:rPr>
+              <w:t>&gt; 350ms (SLO risk)</w:t>
+            </w:r>
+          </w:p>
+        </w:tc>
+      </w:tr>
+      <w:tr>
+        <w:tc>
+          <w:tcPr>
+            <w:tcW w:type="dxa" w:w="1872"/>
+            <w:shd w:fill="F0F4F8" w:val="clear"/>
+          </w:tcPr>
+          <w:p>
+            <w:r/>
+            <w:r>
+              <w:rPr>
+                <w:rFonts w:ascii="Calibri" w:hAnsi="Calibri"/>
+                <w:color w:val="333333"/>
+                <w:sz w:val="18"/>
+              </w:rPr>
+              <w:t>Error Rate</w:t>
+            </w:r>
+          </w:p>
+        </w:tc>
+        <w:tc>
+          <w:tcPr>
+            <w:tcW w:type="dxa" w:w="1152"/>
+            <w:shd w:fill="F0F4F8" w:val="clear"/>
+          </w:tcPr>
+          <w:p>
+            <w:r/>
+            <w:r>
+              <w:rPr>
+                <w:rFonts w:ascii="Calibri" w:hAnsi="Calibri"/>
+                <w:color w:val="333333"/>
+                <w:sz w:val="18"/>
+              </w:rPr>
+              <w:t>20%</w:t>
+            </w:r>
+          </w:p>
+        </w:tc>
+        <w:tc>
+          <w:tcPr>
+            <w:tcW w:type="dxa" w:w="2880"/>
+            <w:shd w:fill="F0F4F8" w:val="clear"/>
+          </w:tcPr>
+          <w:p>
+            <w:r/>
+            <w:r>
+              <w:rPr>
+                <w:rFonts w:ascii="Calibri" w:hAnsi="Calibri"/>
+                <w:color w:val="333333"/>
+                <w:sz w:val="18"/>
+              </w:rPr>
+              <w:t>&lt; 0.1% (healthy)</w:t>
+            </w:r>
+          </w:p>
+        </w:tc>
+        <w:tc>
+          <w:tcPr>
+            <w:tcW w:type="dxa" w:w="2880"/>
+            <w:shd w:fill="F0F4F8" w:val="clear"/>
+          </w:tcPr>
+          <w:p>
+            <w:r/>
+            <w:r>
+              <w:rPr>
+                <w:rFonts w:ascii="Calibri" w:hAnsi="Calibri"/>
+                <w:color w:val="333333"/>
+                <w:sz w:val="18"/>
+              </w:rPr>
+              <w:t>&gt; 0.5% (degraded)</w:t>
+            </w:r>
+          </w:p>
+        </w:tc>
+      </w:tr>
+    </w:tbl>
+    <w:p/>
+    <w:p>
+      <w:r>
+        <w:rPr>
+          <w:rFonts w:ascii="Calibri" w:hAnsi="Calibri"/>
+          <w:b/>
+          <w:color w:val="0071BC"/>
+          <w:sz w:val="28"/>
+        </w:rPr>
+        <w:t>Batching Parameters</w:t>
+      </w:r>
+    </w:p>
+    <w:tbl>
+      <w:tblPr>
+        <w:tblStyle w:val="TableGrid"/>
+        <w:tblW w:type="auto" w:w="0"/>
+        <w:jc w:val="center"/>
+        <w:tblLook w:firstColumn="1" w:firstRow="1" w:lastColumn="0" w:lastRow="0" w:noHBand="0" w:noVBand="1" w:val="04A0"/>
+      </w:tblPr>
+      <w:tblGrid>
+        <w:gridCol w:w="3135"/>
+        <w:gridCol w:w="3135"/>
+        <w:gridCol w:w="3135"/>
+      </w:tblGrid>
+      <w:tr>
+        <w:tc>
+          <w:tcPr>
+            <w:tcW w:type="dxa" w:w="2160"/>
+            <w:shd w:fill="1A1A2E" w:val="clear"/>
+          </w:tcPr>
+          <w:p>
+            <w:pPr>
+              <w:jc w:val="center"/>
+            </w:pPr>
+            <w:r/>
+            <w:r>
+              <w:rPr>
+                <w:rFonts w:ascii="Calibri" w:hAnsi="Calibri"/>
+                <w:b/>
+                <w:color w:val="FFFFFF"/>
+                <w:sz w:val="20"/>
+              </w:rPr>
+              <w:t>Parameter</w:t>
+            </w:r>
+          </w:p>
+        </w:tc>
+        <w:tc>
+          <w:tcPr>
+            <w:tcW w:type="dxa" w:w="1440"/>
+            <w:shd w:fill="1A1A2E" w:val="clear"/>
+          </w:tcPr>
+          <w:p>
+            <w:pPr>
+              <w:jc w:val="center"/>
+            </w:pPr>
+            <w:r/>
+            <w:r>
+              <w:rPr>
+                <w:rFonts w:ascii="Calibri" w:hAnsi="Calibri"/>
+                <w:b/>
+                <w:color w:val="FFFFFF"/>
+                <w:sz w:val="20"/>
+              </w:rPr>
+              <w:t>Value</w:t>
+            </w:r>
+          </w:p>
+        </w:tc>
+        <w:tc>
+          <w:tcPr>
+            <w:tcW w:type="dxa" w:w="5328"/>
+            <w:shd w:fill="1A1A2E" w:val="clear"/>
+          </w:tcPr>
+          <w:p>
+            <w:pPr>
+              <w:jc w:val="center"/>
+            </w:pPr>
+            <w:r/>
+            <w:r>
+              <w:rPr>
+                <w:rFonts w:ascii="Calibri" w:hAnsi="Calibri"/>
+                <w:b/>
+                <w:color w:val="FFFFFF"/>
+                <w:sz w:val="20"/>
+              </w:rPr>
+              <w:t>Description</w:t>
+            </w:r>
+          </w:p>
+        </w:tc>
+      </w:tr>
+      <w:tr>
+        <w:tc>
+          <w:tcPr>
+            <w:tcW w:type="dxa" w:w="2160"/>
+          </w:tcPr>
+          <w:p>
+            <w:r/>
+            <w:r>
+              <w:rPr>
+                <w:rFonts w:ascii="Calibri" w:hAnsi="Calibri"/>
+                <w:color w:val="333333"/>
+                <w:sz w:val="18"/>
+              </w:rPr>
+              <w:t>Batch Bounds</w:t>
+            </w:r>
+          </w:p>
+        </w:tc>
+        <w:tc>
+          <w:tcPr>
+            <w:tcW w:type="dxa" w:w="1440"/>
+          </w:tcPr>
+          <w:p>
+            <w:r/>
+            <w:r>
+              <w:rPr>
+                <w:rFonts w:ascii="Calibri" w:hAnsi="Calibri"/>
+                <w:color w:val="333333"/>
+                <w:sz w:val="18"/>
+              </w:rPr>
+              <w:t>[1, 128]</w:t>
+            </w:r>
+          </w:p>
+        </w:tc>
+        <w:tc>
+          <w:tcPr>
+            <w:tcW w:type="dxa" w:w="5328"/>
+          </w:tcPr>
+          <w:p>
+            <w:r/>
+            <w:r>
+              <w:rPr>
+                <w:rFonts w:ascii="Calibri" w:hAnsi="Calibri"/>
+                <w:color w:val="333333"/>
+                <w:sz w:val="18"/>
+              </w:rPr>
+              <w:t>Minimum and maximum batch size limits</w:t>
+            </w:r>
+          </w:p>
+        </w:tc>
+      </w:tr>
+      <w:tr>
+        <w:tc>
+          <w:tcPr>
+            <w:tcW w:type="dxa" w:w="2160"/>
+            <w:shd w:fill="F0F4F8" w:val="clear"/>
+          </w:tcPr>
+          <w:p>
+            <w:r/>
+            <w:r>
+              <w:rPr>
+                <w:rFonts w:ascii="Calibri" w:hAnsi="Calibri"/>
+                <w:color w:val="333333"/>
+                <w:sz w:val="18"/>
+              </w:rPr>
+              <w:t>Growth Factor</w:t>
+            </w:r>
+          </w:p>
+        </w:tc>
+        <w:tc>
+          <w:tcPr>
+            <w:tcW w:type="dxa" w:w="1440"/>
+            <w:shd w:fill="F0F4F8" w:val="clear"/>
+          </w:tcPr>
+          <w:p>
+            <w:r/>
+            <w:r>
+              <w:rPr>
+                <w:rFonts w:ascii="Calibri" w:hAnsi="Calibri"/>
+                <w:color w:val="333333"/>
+                <w:sz w:val="18"/>
+              </w:rPr>
+              <w:t>1.25x</w:t>
+            </w:r>
+          </w:p>
+        </w:tc>
+        <w:tc>
+          <w:tcPr>
+            <w:tcW w:type="dxa" w:w="5328"/>
+            <w:shd w:fill="F0F4F8" w:val="clear"/>
+          </w:tcPr>
+          <w:p>
+            <w:r/>
+            <w:r>
+              <w:rPr>
+                <w:rFonts w:ascii="Calibri" w:hAnsi="Calibri"/>
+                <w:color w:val="333333"/>
+                <w:sz w:val="18"/>
+              </w:rPr>
+              <w:t>Batch grows by 25% on GROW decision</w:t>
+            </w:r>
+          </w:p>
+        </w:tc>
+      </w:tr>
+      <w:tr>
+        <w:tc>
+          <w:tcPr>
+            <w:tcW w:type="dxa" w:w="2160"/>
+          </w:tcPr>
+          <w:p>
+            <w:r/>
+            <w:r>
+              <w:rPr>
+                <w:rFonts w:ascii="Calibri" w:hAnsi="Calibri"/>
+                <w:color w:val="333333"/>
+                <w:sz w:val="18"/>
+              </w:rPr>
+              <w:t>Shrink Factor</w:t>
+            </w:r>
+          </w:p>
+        </w:tc>
+        <w:tc>
+          <w:tcPr>
+            <w:tcW w:type="dxa" w:w="1440"/>
+          </w:tcPr>
+          <w:p>
+            <w:r/>
+            <w:r>
+              <w:rPr>
+                <w:rFonts w:ascii="Calibri" w:hAnsi="Calibri"/>
+                <w:color w:val="333333"/>
+                <w:sz w:val="18"/>
+              </w:rPr>
+              <w:t>0.75x</w:t>
+            </w:r>
+          </w:p>
+        </w:tc>
+        <w:tc>
+          <w:tcPr>
+            <w:tcW w:type="dxa" w:w="5328"/>
+          </w:tcPr>
+          <w:p>
+            <w:r/>
+            <w:r>
+              <w:rPr>
+                <w:rFonts w:ascii="Calibri" w:hAnsi="Calibri"/>
+                <w:color w:val="333333"/>
+                <w:sz w:val="18"/>
+              </w:rPr>
+              <w:t>Batch shrinks by 25% on SHRINK decision</w:t>
+            </w:r>
+          </w:p>
+        </w:tc>
+      </w:tr>
+      <w:tr>
+        <w:tc>
+          <w:tcPr>
+            <w:tcW w:type="dxa" w:w="2160"/>
+            <w:shd w:fill="F0F4F8" w:val="clear"/>
+          </w:tcPr>
+          <w:p>
+            <w:r/>
+            <w:r>
+              <w:rPr>
+                <w:rFonts w:ascii="Calibri" w:hAnsi="Calibri"/>
+                <w:color w:val="333333"/>
+                <w:sz w:val="18"/>
+              </w:rPr>
+              <w:t>Evaluation Interval</w:t>
+            </w:r>
+          </w:p>
+        </w:tc>
+        <w:tc>
+          <w:tcPr>
+            <w:tcW w:type="dxa" w:w="1440"/>
+            <w:shd w:fill="F0F4F8" w:val="clear"/>
+          </w:tcPr>
+          <w:p>
+            <w:r/>
+            <w:r>
+              <w:rPr>
+                <w:rFonts w:ascii="Calibri" w:hAnsi="Calibri"/>
+                <w:color w:val="333333"/>
+                <w:sz w:val="18"/>
+              </w:rPr>
+              <w:t>5 seconds</w:t>
+            </w:r>
+          </w:p>
+        </w:tc>
+        <w:tc>
+          <w:tcPr>
+            <w:tcW w:type="dxa" w:w="5328"/>
+            <w:shd w:fill="F0F4F8" w:val="clear"/>
+          </w:tcPr>
+          <w:p>
+            <w:r/>
+            <w:r>
+              <w:rPr>
+                <w:rFonts w:ascii="Calibri" w:hAnsi="Calibri"/>
+                <w:color w:val="333333"/>
+                <w:sz w:val="18"/>
+              </w:rPr>
+              <w:t>Control loop runs every 5 seconds</w:t>
+            </w:r>
+          </w:p>
+        </w:tc>
+      </w:tr>
+      <w:tr>
+        <w:tc>
+          <w:tcPr>
+            <w:tcW w:type="dxa" w:w="2160"/>
+          </w:tcPr>
+          <w:p>
+            <w:r/>
+            <w:r>
+              <w:rPr>
+                <w:rFonts w:ascii="Calibri" w:hAnsi="Calibri"/>
+                <w:color w:val="333333"/>
+                <w:sz w:val="18"/>
+              </w:rPr>
+              <w:t>Stability Window</w:t>
+            </w:r>
+          </w:p>
+        </w:tc>
+        <w:tc>
+          <w:tcPr>
+            <w:tcW w:type="dxa" w:w="1440"/>
+          </w:tcPr>
+          <w:p>
+            <w:r/>
+            <w:r>
+              <w:rPr>
+                <w:rFonts w:ascii="Calibri" w:hAnsi="Calibri"/>
+                <w:color w:val="333333"/>
+                <w:sz w:val="18"/>
+              </w:rPr>
+              <w:t>3 consecutive signals</w:t>
+            </w:r>
+          </w:p>
+        </w:tc>
+        <w:tc>
+          <w:tcPr>
+            <w:tcW w:type="dxa" w:w="5328"/>
+          </w:tcPr>
+          <w:p>
+            <w:r/>
+            <w:r>
+              <w:rPr>
+                <w:rFonts w:ascii="Calibri" w:hAnsi="Calibri"/>
+                <w:color w:val="333333"/>
+                <w:sz w:val="18"/>
+              </w:rPr>
+              <w:t>Must see 3 consistent signals before acting</w:t>
+            </w:r>
+          </w:p>
+        </w:tc>
+      </w:tr>
+    </w:tbl>
+    <w:p/>
+    <w:p>
+      <w:pPr>
+        <w:pStyle w:val="ListBullet"/>
+        <w:ind w:left="720"/>
+      </w:pPr>
+      <w:r>
+        <w:rPr>
+          <w:rFonts w:ascii="Calibri" w:hAnsi="Calibri"/>
+          <w:b/>
+          <w:color w:val="333333"/>
+          <w:sz w:val="20"/>
+        </w:rPr>
+        <w:t xml:space="preserve">GROW Decision: </w:t>
+      </w:r>
+      <w:r>
+        <w:rPr>
+          <w:rFonts w:ascii="Calibri" w:hAnsi="Calibri"/>
+          <w:color w:val="333333"/>
+          <w:sz w:val="20"/>
+        </w:rPr>
+        <w:t>Weighted score &gt; +0.3 (GPU underutilized, latency within SLO, low errors). Batch size *= 1.25.</w:t>
+      </w:r>
+    </w:p>
+    <w:p>
+      <w:pPr>
+        <w:pStyle w:val="ListBullet"/>
+        <w:ind w:left="720"/>
+      </w:pPr>
+      <w:r>
+        <w:rPr>
+          <w:rFonts w:ascii="Calibri" w:hAnsi="Calibri"/>
+          <w:b/>
+          <w:color w:val="333333"/>
+          <w:sz w:val="20"/>
+        </w:rPr>
+        <w:t xml:space="preserve">SHRINK Decision: </w:t>
+      </w:r>
+      <w:r>
+        <w:rPr>
+          <w:rFonts w:ascii="Calibri" w:hAnsi="Calibri"/>
+          <w:color w:val="333333"/>
+          <w:sz w:val="20"/>
+        </w:rPr>
+        <w:t>Weighted score &lt; -0.3 (GPU saturated, latency spiking, errors rising). Batch size *= 0.75.</w:t>
+      </w:r>
+    </w:p>
+    <w:p>
+      <w:pPr>
+        <w:pStyle w:val="ListBullet"/>
+        <w:ind w:left="720"/>
+      </w:pPr>
+      <w:r>
+        <w:rPr>
+          <w:rFonts w:ascii="Calibri" w:hAnsi="Calibri"/>
+          <w:b/>
+          <w:color w:val="333333"/>
+          <w:sz w:val="20"/>
+        </w:rPr>
+        <w:t xml:space="preserve">HOLD Decision: </w:t>
+      </w:r>
+      <w:r>
+        <w:rPr>
+          <w:rFonts w:ascii="Calibri" w:hAnsi="Calibri"/>
+          <w:color w:val="333333"/>
+          <w:sz w:val="20"/>
+        </w:rPr>
+        <w:t>Score between -0.3 and +0.3 (system in equilibrium). No change to batch size.</w:t>
+      </w:r>
+    </w:p>
+    <w:p>
+      <w:pPr>
+        <w:pStyle w:val="ListBullet"/>
+        <w:ind w:left="720"/>
+      </w:pPr>
+      <w:r>
+        <w:rPr>
+          <w:rFonts w:ascii="Calibri" w:hAnsi="Calibri"/>
+          <w:b/>
+          <w:color w:val="333333"/>
+          <w:sz w:val="20"/>
+        </w:rPr>
+        <w:t xml:space="preserve">Auto-Tuning: </w:t>
+      </w:r>
+      <w:r>
+        <w:rPr>
+          <w:rFonts w:ascii="Calibri" w:hAnsi="Calibri"/>
+          <w:color w:val="333333"/>
+          <w:sz w:val="20"/>
+        </w:rPr>
+        <w:t>Growth/shrink factors self-adjust based on historical effectiveness of past decisions.</w:t>
+      </w:r>
+    </w:p>
+    <w:p>
+      <w:r>
+        <w:br w:type="page"/>
+      </w:r>
+    </w:p>
+    <w:p>
+      <w:pPr>
+        <w:jc w:val="left"/>
+      </w:pPr>
+      <w:r>
+        <w:rPr>
+          <w:rFonts w:ascii="Calibri" w:hAnsi="Calibri"/>
+          <w:b/>
+          <w:color w:val="E50014"/>
+          <w:sz w:val="36"/>
+        </w:rPr>
+        <w:t>25. CANARY DEPLOYMENT ENGINE</w:t>
+      </w:r>
+    </w:p>
+    <w:p>
+      <w:pPr>
+        <w:pBdr>
+          <w:bottom w:val="single" w:sz="12" w:space="1" w:color="E50014"/>
+        </w:pBdr>
+      </w:pPr>
+    </w:p>
+    <w:p>
+      <w:pPr>
+        <w:spacing w:line="320" w:lineRule="exact"/>
+      </w:pPr>
+      <w:r>
+        <w:rPr>
+          <w:rFonts w:ascii="Calibri" w:hAnsi="Calibri"/>
+          <w:color w:val="333333"/>
+          <w:sz w:val="21"/>
+        </w:rPr>
+        <w:t>The canary deployment engine implements progressive traffic shifting with automated health comparison and rollback. Each stage has a bake time and must pass all safety thresholds before advancing.</w:t>
+      </w:r>
+    </w:p>
+    <w:p>
+      <w:r>
+        <w:rPr>
+          <w:rFonts w:ascii="Calibri" w:hAnsi="Calibri"/>
+          <w:b/>
+          <w:color w:val="0071BC"/>
+          <w:sz w:val="28"/>
+        </w:rPr>
+        <w:t>Progressive Rollout Stages</w:t>
+      </w:r>
+    </w:p>
+    <w:tbl>
+      <w:tblPr>
+        <w:tblStyle w:val="TableGrid"/>
+        <w:tblW w:type="auto" w:w="0"/>
+        <w:jc w:val="center"/>
+        <w:tblLook w:firstColumn="1" w:firstRow="1" w:lastColumn="0" w:lastRow="0" w:noHBand="0" w:noVBand="1" w:val="04A0"/>
+      </w:tblPr>
+      <w:tblGrid>
+        <w:gridCol w:w="2351"/>
+        <w:gridCol w:w="2351"/>
+        <w:gridCol w:w="2351"/>
+        <w:gridCol w:w="2351"/>
+      </w:tblGrid>
+      <w:tr>
+        <w:tc>
+          <w:tcPr>
+            <w:tcW w:type="dxa" w:w="1152"/>
+            <w:shd w:fill="1A1A2E" w:val="clear"/>
+          </w:tcPr>
+          <w:p>
+            <w:pPr>
+              <w:jc w:val="center"/>
+            </w:pPr>
+            <w:r/>
+            <w:r>
+              <w:rPr>
+                <w:rFonts w:ascii="Calibri" w:hAnsi="Calibri"/>
+                <w:b/>
+                <w:color w:val="FFFFFF"/>
+                <w:sz w:val="20"/>
+              </w:rPr>
+              <w:t>Stage</w:t>
+            </w:r>
+          </w:p>
+        </w:tc>
+        <w:tc>
+          <w:tcPr>
+            <w:tcW w:type="dxa" w:w="1296"/>
+            <w:shd w:fill="1A1A2E" w:val="clear"/>
+          </w:tcPr>
+          <w:p>
+            <w:pPr>
+              <w:jc w:val="center"/>
+            </w:pPr>
+            <w:r/>
+            <w:r>
+              <w:rPr>
+                <w:rFonts w:ascii="Calibri" w:hAnsi="Calibri"/>
+                <w:b/>
+                <w:color w:val="FFFFFF"/>
+                <w:sz w:val="20"/>
+              </w:rPr>
+              <w:t>Traffic %</w:t>
+            </w:r>
+          </w:p>
+        </w:tc>
+        <w:tc>
+          <w:tcPr>
+            <w:tcW w:type="dxa" w:w="1872"/>
+            <w:shd w:fill="1A1A2E" w:val="clear"/>
+          </w:tcPr>
+          <w:p>
+            <w:pPr>
+              <w:jc w:val="center"/>
+            </w:pPr>
+            <w:r/>
+            <w:r>
+              <w:rPr>
+                <w:rFonts w:ascii="Calibri" w:hAnsi="Calibri"/>
+                <w:b/>
+                <w:color w:val="FFFFFF"/>
+                <w:sz w:val="20"/>
+              </w:rPr>
+              <w:t>Bake Time</w:t>
+            </w:r>
+          </w:p>
+        </w:tc>
+        <w:tc>
+          <w:tcPr>
+            <w:tcW w:type="dxa" w:w="4608"/>
+            <w:shd w:fill="1A1A2E" w:val="clear"/>
+          </w:tcPr>
+          <w:p>
+            <w:pPr>
+              <w:jc w:val="center"/>
+            </w:pPr>
+            <w:r/>
+            <w:r>
+              <w:rPr>
+                <w:rFonts w:ascii="Calibri" w:hAnsi="Calibri"/>
+                <w:b/>
+                <w:color w:val="FFFFFF"/>
+                <w:sz w:val="20"/>
+              </w:rPr>
+              <w:t>Rollback Criteria</w:t>
+            </w:r>
+          </w:p>
+        </w:tc>
+      </w:tr>
+      <w:tr>
+        <w:tc>
+          <w:tcPr>
+            <w:tcW w:type="dxa" w:w="1152"/>
+          </w:tcPr>
+          <w:p>
+            <w:r/>
+            <w:r>
+              <w:rPr>
+                <w:rFonts w:ascii="Calibri" w:hAnsi="Calibri"/>
+                <w:color w:val="333333"/>
+                <w:sz w:val="18"/>
+              </w:rPr>
+              <w:t>Stage 1</w:t>
+            </w:r>
+          </w:p>
+        </w:tc>
+        <w:tc>
+          <w:tcPr>
+            <w:tcW w:type="dxa" w:w="1296"/>
+          </w:tcPr>
+          <w:p>
+            <w:r/>
+            <w:r>
+              <w:rPr>
+                <w:rFonts w:ascii="Calibri" w:hAnsi="Calibri"/>
+                <w:color w:val="333333"/>
+                <w:sz w:val="18"/>
+              </w:rPr>
+              <w:t>5%</w:t>
+            </w:r>
+          </w:p>
+        </w:tc>
+        <w:tc>
+          <w:tcPr>
+            <w:tcW w:type="dxa" w:w="1872"/>
+          </w:tcPr>
+          <w:p>
+            <w:r/>
+            <w:r>
+              <w:rPr>
+                <w:rFonts w:ascii="Calibri" w:hAnsi="Calibri"/>
+                <w:color w:val="333333"/>
+                <w:sz w:val="18"/>
+              </w:rPr>
+              <w:t>5 minutes</w:t>
+            </w:r>
+          </w:p>
+        </w:tc>
+        <w:tc>
+          <w:tcPr>
+            <w:tcW w:type="dxa" w:w="4608"/>
+          </w:tcPr>
+          <w:p>
+            <w:r/>
+            <w:r>
+              <w:rPr>
+                <w:rFonts w:ascii="Calibri" w:hAnsi="Calibri"/>
+                <w:color w:val="333333"/>
+                <w:sz w:val="18"/>
+              </w:rPr>
+              <w:t>Any metric exceeds threshold</w:t>
+            </w:r>
+          </w:p>
+        </w:tc>
+      </w:tr>
+      <w:tr>
+        <w:tc>
+          <w:tcPr>
+            <w:tcW w:type="dxa" w:w="1152"/>
+            <w:shd w:fill="F0F4F8" w:val="clear"/>
+          </w:tcPr>
+          <w:p>
+            <w:r/>
+            <w:r>
+              <w:rPr>
+                <w:rFonts w:ascii="Calibri" w:hAnsi="Calibri"/>
+                <w:color w:val="333333"/>
+                <w:sz w:val="18"/>
+              </w:rPr>
+              <w:t>Stage 2</w:t>
+            </w:r>
+          </w:p>
+        </w:tc>
+        <w:tc>
+          <w:tcPr>
+            <w:tcW w:type="dxa" w:w="1296"/>
+            <w:shd w:fill="F0F4F8" w:val="clear"/>
+          </w:tcPr>
+          <w:p>
+            <w:r/>
+            <w:r>
+              <w:rPr>
+                <w:rFonts w:ascii="Calibri" w:hAnsi="Calibri"/>
+                <w:color w:val="333333"/>
+                <w:sz w:val="18"/>
+              </w:rPr>
+              <w:t>10%</w:t>
+            </w:r>
+          </w:p>
+        </w:tc>
+        <w:tc>
+          <w:tcPr>
+            <w:tcW w:type="dxa" w:w="1872"/>
+            <w:shd w:fill="F0F4F8" w:val="clear"/>
+          </w:tcPr>
+          <w:p>
+            <w:r/>
+            <w:r>
+              <w:rPr>
+                <w:rFonts w:ascii="Calibri" w:hAnsi="Calibri"/>
+                <w:color w:val="333333"/>
+                <w:sz w:val="18"/>
+              </w:rPr>
+              <w:t>10 minutes</w:t>
+            </w:r>
+          </w:p>
+        </w:tc>
+        <w:tc>
+          <w:tcPr>
+            <w:tcW w:type="dxa" w:w="4608"/>
+            <w:shd w:fill="F0F4F8" w:val="clear"/>
+          </w:tcPr>
+          <w:p>
+            <w:r/>
+            <w:r>
+              <w:rPr>
+                <w:rFonts w:ascii="Calibri" w:hAnsi="Calibri"/>
+                <w:color w:val="333333"/>
+                <w:sz w:val="18"/>
+              </w:rPr>
+              <w:t>p95 latency &gt; 10% degradation</w:t>
+            </w:r>
+          </w:p>
+        </w:tc>
+      </w:tr>
+      <w:tr>
+        <w:tc>
+          <w:tcPr>
+            <w:tcW w:type="dxa" w:w="1152"/>
+          </w:tcPr>
+          <w:p>
+            <w:r/>
+            <w:r>
+              <w:rPr>
+                <w:rFonts w:ascii="Calibri" w:hAnsi="Calibri"/>
+                <w:color w:val="333333"/>
+                <w:sz w:val="18"/>
+              </w:rPr>
+              <w:t>Stage 3</w:t>
+            </w:r>
+          </w:p>
+        </w:tc>
+        <w:tc>
+          <w:tcPr>
+            <w:tcW w:type="dxa" w:w="1296"/>
+          </w:tcPr>
+          <w:p>
+            <w:r/>
+            <w:r>
+              <w:rPr>
+                <w:rFonts w:ascii="Calibri" w:hAnsi="Calibri"/>
+                <w:color w:val="333333"/>
+                <w:sz w:val="18"/>
+              </w:rPr>
+              <w:t>25%</w:t>
+            </w:r>
+          </w:p>
+        </w:tc>
+        <w:tc>
+          <w:tcPr>
+            <w:tcW w:type="dxa" w:w="1872"/>
+          </w:tcPr>
+          <w:p>
+            <w:r/>
+            <w:r>
+              <w:rPr>
+                <w:rFonts w:ascii="Calibri" w:hAnsi="Calibri"/>
+                <w:color w:val="333333"/>
+                <w:sz w:val="18"/>
+              </w:rPr>
+              <w:t>15 minutes</w:t>
+            </w:r>
+          </w:p>
+        </w:tc>
+        <w:tc>
+          <w:tcPr>
+            <w:tcW w:type="dxa" w:w="4608"/>
+          </w:tcPr>
+          <w:p>
+            <w:r/>
+            <w:r>
+              <w:rPr>
+                <w:rFonts w:ascii="Calibri" w:hAnsi="Calibri"/>
+                <w:color w:val="333333"/>
+                <w:sz w:val="18"/>
+              </w:rPr>
+              <w:t>Error rate &gt; 1% above baseline</w:t>
+            </w:r>
+          </w:p>
+        </w:tc>
+      </w:tr>
+      <w:tr>
+        <w:tc>
+          <w:tcPr>
+            <w:tcW w:type="dxa" w:w="1152"/>
+            <w:shd w:fill="F0F4F8" w:val="clear"/>
+          </w:tcPr>
+          <w:p>
+            <w:r/>
+            <w:r>
+              <w:rPr>
+                <w:rFonts w:ascii="Calibri" w:hAnsi="Calibri"/>
+                <w:color w:val="333333"/>
+                <w:sz w:val="18"/>
+              </w:rPr>
+              <w:t>Stage 4</w:t>
+            </w:r>
+          </w:p>
+        </w:tc>
+        <w:tc>
+          <w:tcPr>
+            <w:tcW w:type="dxa" w:w="1296"/>
+            <w:shd w:fill="F0F4F8" w:val="clear"/>
+          </w:tcPr>
+          <w:p>
+            <w:r/>
+            <w:r>
+              <w:rPr>
+                <w:rFonts w:ascii="Calibri" w:hAnsi="Calibri"/>
+                <w:color w:val="333333"/>
+                <w:sz w:val="18"/>
+              </w:rPr>
+              <w:t>50%</w:t>
+            </w:r>
+          </w:p>
+        </w:tc>
+        <w:tc>
+          <w:tcPr>
+            <w:tcW w:type="dxa" w:w="1872"/>
+            <w:shd w:fill="F0F4F8" w:val="clear"/>
+          </w:tcPr>
+          <w:p>
+            <w:r/>
+            <w:r>
+              <w:rPr>
+                <w:rFonts w:ascii="Calibri" w:hAnsi="Calibri"/>
+                <w:color w:val="333333"/>
+                <w:sz w:val="18"/>
+              </w:rPr>
+              <w:t>15 minutes</w:t>
+            </w:r>
+          </w:p>
+        </w:tc>
+        <w:tc>
+          <w:tcPr>
+            <w:tcW w:type="dxa" w:w="4608"/>
+            <w:shd w:fill="F0F4F8" w:val="clear"/>
+          </w:tcPr>
+          <w:p>
+            <w:r/>
+            <w:r>
+              <w:rPr>
+                <w:rFonts w:ascii="Calibri" w:hAnsi="Calibri"/>
+                <w:color w:val="333333"/>
+                <w:sz w:val="18"/>
+              </w:rPr>
+              <w:t>Accuracy drift &gt; 2% from baseline</w:t>
+            </w:r>
+          </w:p>
+        </w:tc>
+      </w:tr>
+      <w:tr>
+        <w:tc>
+          <w:tcPr>
+            <w:tcW w:type="dxa" w:w="1152"/>
+          </w:tcPr>
+          <w:p>
+            <w:r/>
+            <w:r>
+              <w:rPr>
+                <w:rFonts w:ascii="Calibri" w:hAnsi="Calibri"/>
+                <w:color w:val="333333"/>
+                <w:sz w:val="18"/>
+              </w:rPr>
+              <w:t>Stage 5</w:t>
+            </w:r>
+          </w:p>
+        </w:tc>
+        <w:tc>
+          <w:tcPr>
+            <w:tcW w:type="dxa" w:w="1296"/>
+          </w:tcPr>
+          <w:p>
+            <w:r/>
+            <w:r>
+              <w:rPr>
+                <w:rFonts w:ascii="Calibri" w:hAnsi="Calibri"/>
+                <w:color w:val="333333"/>
+                <w:sz w:val="18"/>
+              </w:rPr>
+              <w:t>75%</w:t>
+            </w:r>
+          </w:p>
+        </w:tc>
+        <w:tc>
+          <w:tcPr>
+            <w:tcW w:type="dxa" w:w="1872"/>
+          </w:tcPr>
+          <w:p>
+            <w:r/>
+            <w:r>
+              <w:rPr>
+                <w:rFonts w:ascii="Calibri" w:hAnsi="Calibri"/>
+                <w:color w:val="333333"/>
+                <w:sz w:val="18"/>
+              </w:rPr>
+              <w:t>10 minutes</w:t>
+            </w:r>
+          </w:p>
+        </w:tc>
+        <w:tc>
+          <w:tcPr>
+            <w:tcW w:type="dxa" w:w="4608"/>
+          </w:tcPr>
+          <w:p>
+            <w:r/>
+            <w:r>
+              <w:rPr>
+                <w:rFonts w:ascii="Calibri" w:hAnsi="Calibri"/>
+                <w:color w:val="333333"/>
+                <w:sz w:val="18"/>
+              </w:rPr>
+              <w:t>GPU utilization anomaly &gt; 15%</w:t>
+            </w:r>
+          </w:p>
+        </w:tc>
+      </w:tr>
+      <w:tr>
+        <w:tc>
+          <w:tcPr>
+            <w:tcW w:type="dxa" w:w="1152"/>
+            <w:shd w:fill="F0F4F8" w:val="clear"/>
+          </w:tcPr>
+          <w:p>
+            <w:r/>
+            <w:r>
+              <w:rPr>
+                <w:rFonts w:ascii="Calibri" w:hAnsi="Calibri"/>
+                <w:color w:val="333333"/>
+                <w:sz w:val="18"/>
+              </w:rPr>
+              <w:t>Stage 6</w:t>
+            </w:r>
+          </w:p>
+        </w:tc>
+        <w:tc>
+          <w:tcPr>
+            <w:tcW w:type="dxa" w:w="1296"/>
+            <w:shd w:fill="F0F4F8" w:val="clear"/>
+          </w:tcPr>
+          <w:p>
+            <w:r/>
+            <w:r>
+              <w:rPr>
+                <w:rFonts w:ascii="Calibri" w:hAnsi="Calibri"/>
+                <w:color w:val="333333"/>
+                <w:sz w:val="18"/>
+              </w:rPr>
+              <w:t>100%</w:t>
+            </w:r>
+          </w:p>
+        </w:tc>
+        <w:tc>
+          <w:tcPr>
+            <w:tcW w:type="dxa" w:w="1872"/>
+            <w:shd w:fill="F0F4F8" w:val="clear"/>
+          </w:tcPr>
+          <w:p>
+            <w:r/>
+            <w:r>
+              <w:rPr>
+                <w:rFonts w:ascii="Calibri" w:hAnsi="Calibri"/>
+                <w:color w:val="333333"/>
+                <w:sz w:val="18"/>
+              </w:rPr>
+              <w:t>30 minutes (final bake)</w:t>
+            </w:r>
+          </w:p>
+        </w:tc>
+        <w:tc>
+          <w:tcPr>
+            <w:tcW w:type="dxa" w:w="4608"/>
+            <w:shd w:fill="F0F4F8" w:val="clear"/>
+          </w:tcPr>
+          <w:p>
+            <w:r/>
+            <w:r>
+              <w:rPr>
+                <w:rFonts w:ascii="Calibri" w:hAnsi="Calibri"/>
+                <w:color w:val="333333"/>
+                <w:sz w:val="18"/>
+              </w:rPr>
+              <w:t>Post-deploy validation suite</w:t>
+            </w:r>
+          </w:p>
+        </w:tc>
+      </w:tr>
+    </w:tbl>
+    <w:p/>
+    <w:p>
+      <w:r>
+        <w:rPr>
+          <w:rFonts w:ascii="Calibri" w:hAnsi="Calibri"/>
+          <w:b/>
+          <w:color w:val="0071BC"/>
+          <w:sz w:val="28"/>
+        </w:rPr>
+        <w:t>Auto-Rollback Thresholds</w:t>
+      </w:r>
+    </w:p>
+    <w:tbl>
+      <w:tblPr>
+        <w:tblStyle w:val="TableGrid"/>
+        <w:tblW w:type="auto" w:w="0"/>
+        <w:jc w:val="center"/>
+        <w:tblLook w:firstColumn="1" w:firstRow="1" w:lastColumn="0" w:lastRow="0" w:noHBand="0" w:noVBand="1" w:val="04A0"/>
+      </w:tblPr>
+      <w:tblGrid>
+        <w:gridCol w:w="2351"/>
+        <w:gridCol w:w="2351"/>
+        <w:gridCol w:w="2351"/>
+        <w:gridCol w:w="2351"/>
+      </w:tblGrid>
+      <w:tr>
+        <w:tc>
+          <w:tcPr>
+            <w:tcW w:type="dxa" w:w="1728"/>
+            <w:shd w:fill="1A1A2E" w:val="clear"/>
+          </w:tcPr>
+          <w:p>
+            <w:pPr>
+              <w:jc w:val="center"/>
+            </w:pPr>
+            <w:r/>
+            <w:r>
+              <w:rPr>
+                <w:rFonts w:ascii="Calibri" w:hAnsi="Calibri"/>
+                <w:b/>
+                <w:color w:val="FFFFFF"/>
+                <w:sz w:val="20"/>
+              </w:rPr>
+              <w:t>Metric</w:t>
+            </w:r>
+          </w:p>
+        </w:tc>
+        <w:tc>
+          <w:tcPr>
+            <w:tcW w:type="dxa" w:w="1872"/>
+            <w:shd w:fill="1A1A2E" w:val="clear"/>
+          </w:tcPr>
+          <w:p>
+            <w:pPr>
+              <w:jc w:val="center"/>
+            </w:pPr>
+            <w:r/>
+            <w:r>
+              <w:rPr>
+                <w:rFonts w:ascii="Calibri" w:hAnsi="Calibri"/>
+                <w:b/>
+                <w:color w:val="FFFFFF"/>
+                <w:sz w:val="20"/>
+              </w:rPr>
+              <w:t>Threshold</w:t>
+            </w:r>
+          </w:p>
+        </w:tc>
+        <w:tc>
+          <w:tcPr>
+            <w:tcW w:type="dxa" w:w="2880"/>
+            <w:shd w:fill="1A1A2E" w:val="clear"/>
+          </w:tcPr>
+          <w:p>
+            <w:pPr>
+              <w:jc w:val="center"/>
+            </w:pPr>
+            <w:r/>
+            <w:r>
+              <w:rPr>
+                <w:rFonts w:ascii="Calibri" w:hAnsi="Calibri"/>
+                <w:b/>
+                <w:color w:val="FFFFFF"/>
+                <w:sz w:val="20"/>
+              </w:rPr>
+              <w:t>Comparison Basis</w:t>
+            </w:r>
+          </w:p>
+        </w:tc>
+        <w:tc>
+          <w:tcPr>
+            <w:tcW w:type="dxa" w:w="2448"/>
+            <w:shd w:fill="1A1A2E" w:val="clear"/>
+          </w:tcPr>
+          <w:p>
+            <w:pPr>
+              <w:jc w:val="center"/>
+            </w:pPr>
+            <w:r/>
+            <w:r>
+              <w:rPr>
+                <w:rFonts w:ascii="Calibri" w:hAnsi="Calibri"/>
+                <w:b/>
+                <w:color w:val="FFFFFF"/>
+                <w:sz w:val="20"/>
+              </w:rPr>
+              <w:t>Action</w:t>
+            </w:r>
+          </w:p>
+        </w:tc>
+      </w:tr>
+      <w:tr>
+        <w:tc>
+          <w:tcPr>
+            <w:tcW w:type="dxa" w:w="1728"/>
+          </w:tcPr>
+          <w:p>
+            <w:r/>
+            <w:r>
+              <w:rPr>
+                <w:rFonts w:ascii="Calibri" w:hAnsi="Calibri"/>
+                <w:color w:val="333333"/>
+                <w:sz w:val="18"/>
+              </w:rPr>
+              <w:t>p95 Latency</w:t>
+            </w:r>
+          </w:p>
+        </w:tc>
+        <w:tc>
+          <w:tcPr>
+            <w:tcW w:type="dxa" w:w="1872"/>
+          </w:tcPr>
+          <w:p>
+            <w:r/>
+            <w:r>
+              <w:rPr>
+                <w:rFonts w:ascii="Calibri" w:hAnsi="Calibri"/>
+                <w:color w:val="333333"/>
+                <w:sz w:val="18"/>
+              </w:rPr>
+              <w:t>&gt; 10% increase</w:t>
+            </w:r>
+          </w:p>
+        </w:tc>
+        <w:tc>
+          <w:tcPr>
+            <w:tcW w:type="dxa" w:w="2880"/>
+          </w:tcPr>
+          <w:p>
+            <w:r/>
+            <w:r>
+              <w:rPr>
+                <w:rFonts w:ascii="Calibri" w:hAnsi="Calibri"/>
+                <w:color w:val="333333"/>
+                <w:sz w:val="18"/>
+              </w:rPr>
+              <w:t>Canary vs baseline (control)</w:t>
+            </w:r>
+          </w:p>
+        </w:tc>
+        <w:tc>
+          <w:tcPr>
+            <w:tcW w:type="dxa" w:w="2448"/>
+          </w:tcPr>
+          <w:p>
+            <w:r/>
+            <w:r>
+              <w:rPr>
+                <w:rFonts w:ascii="Calibri" w:hAnsi="Calibri"/>
+                <w:color w:val="333333"/>
+                <w:sz w:val="18"/>
+              </w:rPr>
+              <w:t>Immediate rollback</w:t>
+            </w:r>
+          </w:p>
+        </w:tc>
+      </w:tr>
+      <w:tr>
+        <w:tc>
+          <w:tcPr>
+            <w:tcW w:type="dxa" w:w="1728"/>
+            <w:shd w:fill="F0F4F8" w:val="clear"/>
+          </w:tcPr>
+          <w:p>
+            <w:r/>
+            <w:r>
+              <w:rPr>
+                <w:rFonts w:ascii="Calibri" w:hAnsi="Calibri"/>
+                <w:color w:val="333333"/>
+                <w:sz w:val="18"/>
+              </w:rPr>
+              <w:t>Error Rate</w:t>
+            </w:r>
+          </w:p>
+        </w:tc>
+        <w:tc>
+          <w:tcPr>
+            <w:tcW w:type="dxa" w:w="1872"/>
+            <w:shd w:fill="F0F4F8" w:val="clear"/>
+          </w:tcPr>
+          <w:p>
+            <w:r/>
+            <w:r>
+              <w:rPr>
+                <w:rFonts w:ascii="Calibri" w:hAnsi="Calibri"/>
+                <w:color w:val="333333"/>
+                <w:sz w:val="18"/>
+              </w:rPr>
+              <w:t>&gt; 1% absolute increase</w:t>
+            </w:r>
+          </w:p>
+        </w:tc>
+        <w:tc>
+          <w:tcPr>
+            <w:tcW w:type="dxa" w:w="2880"/>
+            <w:shd w:fill="F0F4F8" w:val="clear"/>
+          </w:tcPr>
+          <w:p>
+            <w:r/>
+            <w:r>
+              <w:rPr>
+                <w:rFonts w:ascii="Calibri" w:hAnsi="Calibri"/>
+                <w:color w:val="333333"/>
+                <w:sz w:val="18"/>
+              </w:rPr>
+              <w:t>5xx responses canary vs control</w:t>
+            </w:r>
+          </w:p>
+        </w:tc>
+        <w:tc>
+          <w:tcPr>
+            <w:tcW w:type="dxa" w:w="2448"/>
+            <w:shd w:fill="F0F4F8" w:val="clear"/>
+          </w:tcPr>
+          <w:p>
+            <w:r/>
+            <w:r>
+              <w:rPr>
+                <w:rFonts w:ascii="Calibri" w:hAnsi="Calibri"/>
+                <w:color w:val="333333"/>
+                <w:sz w:val="18"/>
+              </w:rPr>
+              <w:t>Immediate rollback</w:t>
+            </w:r>
+          </w:p>
+        </w:tc>
+      </w:tr>
+      <w:tr>
+        <w:tc>
+          <w:tcPr>
+            <w:tcW w:type="dxa" w:w="1728"/>
+          </w:tcPr>
+          <w:p>
+            <w:r/>
+            <w:r>
+              <w:rPr>
+                <w:rFonts w:ascii="Calibri" w:hAnsi="Calibri"/>
+                <w:color w:val="333333"/>
+                <w:sz w:val="18"/>
+              </w:rPr>
+              <w:t>Model Accuracy</w:t>
+            </w:r>
+          </w:p>
+        </w:tc>
+        <w:tc>
+          <w:tcPr>
+            <w:tcW w:type="dxa" w:w="1872"/>
+          </w:tcPr>
+          <w:p>
+            <w:r/>
+            <w:r>
+              <w:rPr>
+                <w:rFonts w:ascii="Calibri" w:hAnsi="Calibri"/>
+                <w:color w:val="333333"/>
+                <w:sz w:val="18"/>
+              </w:rPr>
+              <w:t>&gt; 2% degradation</w:t>
+            </w:r>
+          </w:p>
+        </w:tc>
+        <w:tc>
+          <w:tcPr>
+            <w:tcW w:type="dxa" w:w="2880"/>
+          </w:tcPr>
+          <w:p>
+            <w:r/>
+            <w:r>
+              <w:rPr>
+                <w:rFonts w:ascii="Calibri" w:hAnsi="Calibri"/>
+                <w:color w:val="333333"/>
+                <w:sz w:val="18"/>
+              </w:rPr>
+              <w:t>A/B accuracy scoring</w:t>
+            </w:r>
+          </w:p>
+        </w:tc>
+        <w:tc>
+          <w:tcPr>
+            <w:tcW w:type="dxa" w:w="2448"/>
+          </w:tcPr>
+          <w:p>
+            <w:r/>
+            <w:r>
+              <w:rPr>
+                <w:rFonts w:ascii="Calibri" w:hAnsi="Calibri"/>
+                <w:color w:val="333333"/>
+                <w:sz w:val="18"/>
+              </w:rPr>
+              <w:t>Pause + alert, manual decision</w:t>
+            </w:r>
+          </w:p>
+        </w:tc>
+      </w:tr>
+      <w:tr>
+        <w:tc>
+          <w:tcPr>
+            <w:tcW w:type="dxa" w:w="1728"/>
+            <w:shd w:fill="F0F4F8" w:val="clear"/>
+          </w:tcPr>
+          <w:p>
+            <w:r/>
+            <w:r>
+              <w:rPr>
+                <w:rFonts w:ascii="Calibri" w:hAnsi="Calibri"/>
+                <w:color w:val="333333"/>
+                <w:sz w:val="18"/>
+              </w:rPr>
+              <w:t>GPU Memory</w:t>
+            </w:r>
+          </w:p>
+        </w:tc>
+        <w:tc>
+          <w:tcPr>
+            <w:tcW w:type="dxa" w:w="1872"/>
+            <w:shd w:fill="F0F4F8" w:val="clear"/>
+          </w:tcPr>
+          <w:p>
+            <w:r/>
+            <w:r>
+              <w:rPr>
+                <w:rFonts w:ascii="Calibri" w:hAnsi="Calibri"/>
+                <w:color w:val="333333"/>
+                <w:sz w:val="18"/>
+              </w:rPr>
+              <w:t>&gt; 5% higher usage</w:t>
+            </w:r>
+          </w:p>
+        </w:tc>
+        <w:tc>
+          <w:tcPr>
+            <w:tcW w:type="dxa" w:w="2880"/>
+            <w:shd w:fill="F0F4F8" w:val="clear"/>
+          </w:tcPr>
+          <w:p>
+            <w:r/>
+            <w:r>
+              <w:rPr>
+                <w:rFonts w:ascii="Calibri" w:hAnsi="Calibri"/>
+                <w:color w:val="333333"/>
+                <w:sz w:val="18"/>
+              </w:rPr>
+              <w:t>Canary GPU memory vs baseline</w:t>
+            </w:r>
+          </w:p>
+        </w:tc>
+        <w:tc>
+          <w:tcPr>
+            <w:tcW w:type="dxa" w:w="2448"/>
+            <w:shd w:fill="F0F4F8" w:val="clear"/>
+          </w:tcPr>
+          <w:p>
+            <w:r/>
+            <w:r>
+              <w:rPr>
+                <w:rFonts w:ascii="Calibri" w:hAnsi="Calibri"/>
+                <w:color w:val="333333"/>
+                <w:sz w:val="18"/>
+              </w:rPr>
+              <w:t>Pause + investigate</w:t>
+            </w:r>
+          </w:p>
+        </w:tc>
+      </w:tr>
+    </w:tbl>
+    <w:p/>
+    <w:p>
+      <w:pPr>
+        <w:pStyle w:val="ListBullet"/>
+        <w:ind w:left="720"/>
+      </w:pPr>
+      <w:r>
+        <w:rPr>
+          <w:rFonts w:ascii="Calibri" w:hAnsi="Calibri"/>
+          <w:b/>
+          <w:color w:val="333333"/>
+          <w:sz w:val="20"/>
+        </w:rPr>
+        <w:t xml:space="preserve">Health Comparison: </w:t>
+      </w:r>
+      <w:r>
+        <w:rPr>
+          <w:rFonts w:ascii="Calibri" w:hAnsi="Calibri"/>
+          <w:color w:val="333333"/>
+          <w:sz w:val="20"/>
+        </w:rPr>
+        <w:t>Canary metrics are compared against a statistically equivalent control group at each stage.</w:t>
+      </w:r>
+    </w:p>
+    <w:p>
+      <w:pPr>
+        <w:pStyle w:val="ListBullet"/>
+        <w:ind w:left="720"/>
+      </w:pPr>
+      <w:r>
+        <w:rPr>
+          <w:rFonts w:ascii="Calibri" w:hAnsi="Calibri"/>
+          <w:b/>
+          <w:color w:val="333333"/>
+          <w:sz w:val="20"/>
+        </w:rPr>
+        <w:t xml:space="preserve">Bake Time: </w:t>
+      </w:r>
+      <w:r>
+        <w:rPr>
+          <w:rFonts w:ascii="Calibri" w:hAnsi="Calibri"/>
+          <w:color w:val="333333"/>
+          <w:sz w:val="20"/>
+        </w:rPr>
+        <w:t>Minimum observation period per stage ensures transient effects do not mask regressions.</w:t>
+      </w:r>
+    </w:p>
+    <w:p>
+      <w:pPr>
+        <w:pStyle w:val="ListBullet"/>
+        <w:ind w:left="720"/>
+      </w:pPr>
+      <w:r>
+        <w:rPr>
+          <w:rFonts w:ascii="Calibri" w:hAnsi="Calibri"/>
+          <w:b/>
+          <w:color w:val="333333"/>
+          <w:sz w:val="20"/>
+        </w:rPr>
+        <w:t xml:space="preserve">Automated Rollback: </w:t>
+      </w:r>
+      <w:r>
+        <w:rPr>
+          <w:rFonts w:ascii="Calibri" w:hAnsi="Calibri"/>
+          <w:color w:val="333333"/>
+          <w:sz w:val="20"/>
+        </w:rPr>
+        <w:t>If any threshold is breached, traffic instantly reverts to the previous stable version.</w:t>
+      </w:r>
+    </w:p>
+    <w:p>
+      <w:pPr>
+        <w:pStyle w:val="ListBullet"/>
+        <w:ind w:left="720"/>
+      </w:pPr>
+      <w:r>
+        <w:rPr>
+          <w:rFonts w:ascii="Calibri" w:hAnsi="Calibri"/>
+          <w:b/>
+          <w:color w:val="333333"/>
+          <w:sz w:val="20"/>
+        </w:rPr>
+        <w:t xml:space="preserve">Multi-Region: </w:t>
+      </w:r>
+      <w:r>
+        <w:rPr>
+          <w:rFonts w:ascii="Calibri" w:hAnsi="Calibri"/>
+          <w:color w:val="333333"/>
+          <w:sz w:val="20"/>
+        </w:rPr>
+        <w:t>Canary rolls out to us-east-1 first; only after full bake does it propagate to other regions.</w:t>
+      </w:r>
+    </w:p>
+    <w:p>
+      <w:r>
+        <w:br w:type="page"/>
+      </w:r>
+    </w:p>
+    <w:p>
+      <w:pPr>
+        <w:jc w:val="left"/>
+      </w:pPr>
+      <w:r>
+        <w:rPr>
+          <w:rFonts w:ascii="Calibri" w:hAnsi="Calibri"/>
+          <w:b/>
+          <w:color w:val="E50014"/>
+          <w:sz w:val="36"/>
+        </w:rPr>
+        <w:t>26. FAILURE SCENARIO SIMULATION</w:t>
+      </w:r>
+    </w:p>
+    <w:p>
+      <w:pPr>
+        <w:pBdr>
+          <w:bottom w:val="single" w:sz="12" w:space="1" w:color="E50014"/>
+        </w:pBdr>
+      </w:pPr>
+    </w:p>
+    <w:p>
+      <w:pPr>
+        <w:spacing w:line="320" w:lineRule="exact"/>
+      </w:pPr>
+      <w:r>
+        <w:rPr>
+          <w:rFonts w:ascii="Calibri" w:hAnsi="Calibri"/>
+          <w:color w:val="333333"/>
+          <w:sz w:val="21"/>
+        </w:rPr>
+        <w:t>The platform is hardened against 13 production failure scenarios, each with defined triggers, automated detection, mitigation runbooks, and MTTR targets. These scenarios are validated through regular chaos engineering exercises.</w:t>
+      </w:r>
+    </w:p>
+    <w:p>
+      <w:r>
+        <w:rPr>
+          <w:rFonts w:ascii="Calibri" w:hAnsi="Calibri"/>
+          <w:b/>
+          <w:color w:val="0071BC"/>
+          <w:sz w:val="28"/>
+        </w:rPr>
+        <w:t>GPU &amp; Hardware Failures</w:t>
+      </w:r>
+    </w:p>
+    <w:tbl>
+      <w:tblPr>
+        <w:tblStyle w:val="TableGrid"/>
+        <w:tblW w:type="auto" w:w="0"/>
+        <w:jc w:val="center"/>
+        <w:tblLook w:firstColumn="1" w:firstRow="1" w:lastColumn="0" w:lastRow="0" w:noHBand="0" w:noVBand="1" w:val="04A0"/>
+      </w:tblPr>
+      <w:tblGrid>
+        <w:gridCol w:w="2351"/>
+        <w:gridCol w:w="2351"/>
+        <w:gridCol w:w="2351"/>
+        <w:gridCol w:w="2351"/>
+      </w:tblGrid>
+      <w:tr>
+        <w:tc>
+          <w:tcPr>
+            <w:tcW w:type="dxa" w:w="1728"/>
+            <w:shd w:fill="1A1A2E" w:val="clear"/>
+          </w:tcPr>
+          <w:p>
+            <w:pPr>
+              <w:jc w:val="center"/>
+            </w:pPr>
+            <w:r/>
+            <w:r>
+              <w:rPr>
+                <w:rFonts w:ascii="Calibri" w:hAnsi="Calibri"/>
+                <w:b/>
+                <w:color w:val="FFFFFF"/>
+                <w:sz w:val="20"/>
+              </w:rPr>
+              <w:t>Scenario</w:t>
+            </w:r>
+          </w:p>
+        </w:tc>
+        <w:tc>
+          <w:tcPr>
+            <w:tcW w:type="dxa" w:w="2304"/>
+            <w:shd w:fill="1A1A2E" w:val="clear"/>
+          </w:tcPr>
+          <w:p>
+            <w:pPr>
+              <w:jc w:val="center"/>
+            </w:pPr>
+            <w:r/>
+            <w:r>
+              <w:rPr>
+                <w:rFonts w:ascii="Calibri" w:hAnsi="Calibri"/>
+                <w:b/>
+                <w:color w:val="FFFFFF"/>
+                <w:sz w:val="20"/>
+              </w:rPr>
+              <w:t>Detection</w:t>
+            </w:r>
+          </w:p>
+        </w:tc>
+        <w:tc>
+          <w:tcPr>
+            <w:tcW w:type="dxa" w:w="3456"/>
+            <w:shd w:fill="1A1A2E" w:val="clear"/>
+          </w:tcPr>
+          <w:p>
+            <w:pPr>
+              <w:jc w:val="center"/>
+            </w:pPr>
+            <w:r/>
+            <w:r>
+              <w:rPr>
+                <w:rFonts w:ascii="Calibri" w:hAnsi="Calibri"/>
+                <w:b/>
+                <w:color w:val="FFFFFF"/>
+                <w:sz w:val="20"/>
+              </w:rPr>
+              <w:t>Mitigation</w:t>
+            </w:r>
+          </w:p>
+        </w:tc>
+        <w:tc>
+          <w:tcPr>
+            <w:tcW w:type="dxa" w:w="1440"/>
+            <w:shd w:fill="1A1A2E" w:val="clear"/>
+          </w:tcPr>
+          <w:p>
+            <w:pPr>
+              <w:jc w:val="center"/>
+            </w:pPr>
+            <w:r/>
+            <w:r>
+              <w:rPr>
+                <w:rFonts w:ascii="Calibri" w:hAnsi="Calibri"/>
+                <w:b/>
+                <w:color w:val="FFFFFF"/>
+                <w:sz w:val="20"/>
+              </w:rPr>
+              <w:t>MTTR Target</w:t>
+            </w:r>
+          </w:p>
+        </w:tc>
+      </w:tr>
+      <w:tr>
+        <w:tc>
+          <w:tcPr>
+            <w:tcW w:type="dxa" w:w="1728"/>
+          </w:tcPr>
+          <w:p>
+            <w:r/>
+            <w:r>
+              <w:rPr>
+                <w:rFonts w:ascii="Calibri" w:hAnsi="Calibri"/>
+                <w:color w:val="333333"/>
+                <w:sz w:val="18"/>
+              </w:rPr>
+              <w:t>GPU OOM</w:t>
+            </w:r>
+          </w:p>
+        </w:tc>
+        <w:tc>
+          <w:tcPr>
+            <w:tcW w:type="dxa" w:w="2304"/>
+          </w:tcPr>
+          <w:p>
+            <w:r/>
+            <w:r>
+              <w:rPr>
+                <w:rFonts w:ascii="Calibri" w:hAnsi="Calibri"/>
+                <w:color w:val="333333"/>
+                <w:sz w:val="18"/>
+              </w:rPr>
+              <w:t>DCGM memory alert &gt; 98%</w:t>
+            </w:r>
+          </w:p>
+        </w:tc>
+        <w:tc>
+          <w:tcPr>
+            <w:tcW w:type="dxa" w:w="3456"/>
+          </w:tcPr>
+          <w:p>
+            <w:r/>
+            <w:r>
+              <w:rPr>
+                <w:rFonts w:ascii="Calibri" w:hAnsi="Calibri"/>
+                <w:color w:val="333333"/>
+                <w:sz w:val="18"/>
+              </w:rPr>
+              <w:t>Emergency KV cache eviction + batch shrink</w:t>
+            </w:r>
+          </w:p>
+        </w:tc>
+        <w:tc>
+          <w:tcPr>
+            <w:tcW w:type="dxa" w:w="1440"/>
+          </w:tcPr>
+          <w:p>
+            <w:r/>
+            <w:r>
+              <w:rPr>
+                <w:rFonts w:ascii="Calibri" w:hAnsi="Calibri"/>
+                <w:color w:val="333333"/>
+                <w:sz w:val="18"/>
+              </w:rPr>
+              <w:t>&lt; 10 seconds</w:t>
+            </w:r>
+          </w:p>
+        </w:tc>
+      </w:tr>
+      <w:tr>
+        <w:tc>
+          <w:tcPr>
+            <w:tcW w:type="dxa" w:w="1728"/>
+            <w:shd w:fill="F0F4F8" w:val="clear"/>
+          </w:tcPr>
+          <w:p>
+            <w:r/>
+            <w:r>
+              <w:rPr>
+                <w:rFonts w:ascii="Calibri" w:hAnsi="Calibri"/>
+                <w:color w:val="333333"/>
+                <w:sz w:val="18"/>
+              </w:rPr>
+              <w:t>Thermal Throttle</w:t>
+            </w:r>
+          </w:p>
+        </w:tc>
+        <w:tc>
+          <w:tcPr>
+            <w:tcW w:type="dxa" w:w="2304"/>
+            <w:shd w:fill="F0F4F8" w:val="clear"/>
+          </w:tcPr>
+          <w:p>
+            <w:r/>
+            <w:r>
+              <w:rPr>
+                <w:rFonts w:ascii="Calibri" w:hAnsi="Calibri"/>
+                <w:color w:val="333333"/>
+                <w:sz w:val="18"/>
+              </w:rPr>
+              <w:t>GPU temp &gt; 83C sustained</w:t>
+            </w:r>
+          </w:p>
+        </w:tc>
+        <w:tc>
+          <w:tcPr>
+            <w:tcW w:type="dxa" w:w="3456"/>
+            <w:shd w:fill="F0F4F8" w:val="clear"/>
+          </w:tcPr>
+          <w:p>
+            <w:r/>
+            <w:r>
+              <w:rPr>
+                <w:rFonts w:ascii="Calibri" w:hAnsi="Calibri"/>
+                <w:color w:val="333333"/>
+                <w:sz w:val="18"/>
+              </w:rPr>
+              <w:t>Reduce batch size + shift traffic to cooler node</w:t>
+            </w:r>
+          </w:p>
+        </w:tc>
+        <w:tc>
+          <w:tcPr>
+            <w:tcW w:type="dxa" w:w="1440"/>
+            <w:shd w:fill="F0F4F8" w:val="clear"/>
+          </w:tcPr>
+          <w:p>
+            <w:r/>
+            <w:r>
+              <w:rPr>
+                <w:rFonts w:ascii="Calibri" w:hAnsi="Calibri"/>
+                <w:color w:val="333333"/>
+                <w:sz w:val="18"/>
+              </w:rPr>
+              <w:t>&lt; 30 seconds</w:t>
+            </w:r>
+          </w:p>
+        </w:tc>
+      </w:tr>
+      <w:tr>
+        <w:tc>
+          <w:tcPr>
+            <w:tcW w:type="dxa" w:w="1728"/>
+          </w:tcPr>
+          <w:p>
+            <w:r/>
+            <w:r>
+              <w:rPr>
+                <w:rFonts w:ascii="Calibri" w:hAnsi="Calibri"/>
+                <w:color w:val="333333"/>
+                <w:sz w:val="18"/>
+              </w:rPr>
+              <w:t>ECC Error</w:t>
+            </w:r>
+          </w:p>
+        </w:tc>
+        <w:tc>
+          <w:tcPr>
+            <w:tcW w:type="dxa" w:w="2304"/>
+          </w:tcPr>
+          <w:p>
+            <w:r/>
+            <w:r>
+              <w:rPr>
+                <w:rFonts w:ascii="Calibri" w:hAnsi="Calibri"/>
+                <w:color w:val="333333"/>
+                <w:sz w:val="18"/>
+              </w:rPr>
+              <w:t>DCGM ECC counter increment</w:t>
+            </w:r>
+          </w:p>
+        </w:tc>
+        <w:tc>
+          <w:tcPr>
+            <w:tcW w:type="dxa" w:w="3456"/>
+          </w:tcPr>
+          <w:p>
+            <w:r/>
+            <w:r>
+              <w:rPr>
+                <w:rFonts w:ascii="Calibri" w:hAnsi="Calibri"/>
+                <w:color w:val="333333"/>
+                <w:sz w:val="18"/>
+              </w:rPr>
+              <w:t>Drain node, migrate workloads, schedule replacement</w:t>
+            </w:r>
+          </w:p>
+        </w:tc>
+        <w:tc>
+          <w:tcPr>
+            <w:tcW w:type="dxa" w:w="1440"/>
+          </w:tcPr>
+          <w:p>
+            <w:r/>
+            <w:r>
+              <w:rPr>
+                <w:rFonts w:ascii="Calibri" w:hAnsi="Calibri"/>
+                <w:color w:val="333333"/>
+                <w:sz w:val="18"/>
+              </w:rPr>
+              <w:t>&lt; 5 minutes</w:t>
+            </w:r>
+          </w:p>
+        </w:tc>
+      </w:tr>
+      <w:tr>
+        <w:tc>
+          <w:tcPr>
+            <w:tcW w:type="dxa" w:w="1728"/>
+            <w:shd w:fill="F0F4F8" w:val="clear"/>
+          </w:tcPr>
+          <w:p>
+            <w:r/>
+            <w:r>
+              <w:rPr>
+                <w:rFonts w:ascii="Calibri" w:hAnsi="Calibri"/>
+                <w:color w:val="333333"/>
+                <w:sz w:val="18"/>
+              </w:rPr>
+              <w:t>NVLink Failure</w:t>
+            </w:r>
+          </w:p>
+        </w:tc>
+        <w:tc>
+          <w:tcPr>
+            <w:tcW w:type="dxa" w:w="2304"/>
+            <w:shd w:fill="F0F4F8" w:val="clear"/>
+          </w:tcPr>
+          <w:p>
+            <w:r/>
+            <w:r>
+              <w:rPr>
+                <w:rFonts w:ascii="Calibri" w:hAnsi="Calibri"/>
+                <w:color w:val="333333"/>
+                <w:sz w:val="18"/>
+              </w:rPr>
+              <w:t>NVLink bandwidth drop &gt; 50%</w:t>
+            </w:r>
+          </w:p>
+        </w:tc>
+        <w:tc>
+          <w:tcPr>
+            <w:tcW w:type="dxa" w:w="3456"/>
+            <w:shd w:fill="F0F4F8" w:val="clear"/>
+          </w:tcPr>
+          <w:p>
+            <w:r/>
+            <w:r>
+              <w:rPr>
+                <w:rFonts w:ascii="Calibri" w:hAnsi="Calibri"/>
+                <w:color w:val="333333"/>
+                <w:sz w:val="18"/>
+              </w:rPr>
+              <w:t>Reconfigure TP groups excluding failed link</w:t>
+            </w:r>
+          </w:p>
+        </w:tc>
+        <w:tc>
+          <w:tcPr>
+            <w:tcW w:type="dxa" w:w="1440"/>
+            <w:shd w:fill="F0F4F8" w:val="clear"/>
+          </w:tcPr>
+          <w:p>
+            <w:r/>
+            <w:r>
+              <w:rPr>
+                <w:rFonts w:ascii="Calibri" w:hAnsi="Calibri"/>
+                <w:color w:val="333333"/>
+                <w:sz w:val="18"/>
+              </w:rPr>
+              <w:t>&lt; 2 minutes</w:t>
+            </w:r>
+          </w:p>
+        </w:tc>
+      </w:tr>
+    </w:tbl>
+    <w:p/>
+    <w:p>
+      <w:r>
+        <w:rPr>
+          <w:rFonts w:ascii="Calibri" w:hAnsi="Calibri"/>
+          <w:b/>
+          <w:color w:val="0071BC"/>
+          <w:sz w:val="28"/>
+        </w:rPr>
+        <w:t>Software &amp; Infrastructure Failures</w:t>
+      </w:r>
+    </w:p>
+    <w:tbl>
+      <w:tblPr>
+        <w:tblStyle w:val="TableGrid"/>
+        <w:tblW w:type="auto" w:w="0"/>
+        <w:jc w:val="center"/>
+        <w:tblLook w:firstColumn="1" w:firstRow="1" w:lastColumn="0" w:lastRow="0" w:noHBand="0" w:noVBand="1" w:val="04A0"/>
+      </w:tblPr>
+      <w:tblGrid>
+        <w:gridCol w:w="2351"/>
+        <w:gridCol w:w="2351"/>
+        <w:gridCol w:w="2351"/>
+        <w:gridCol w:w="2351"/>
+      </w:tblGrid>
+      <w:tr>
+        <w:tc>
+          <w:tcPr>
+            <w:tcW w:type="dxa" w:w="1728"/>
+            <w:shd w:fill="1A1A2E" w:val="clear"/>
+          </w:tcPr>
+          <w:p>
+            <w:pPr>
+              <w:jc w:val="center"/>
+            </w:pPr>
+            <w:r/>
+            <w:r>
+              <w:rPr>
+                <w:rFonts w:ascii="Calibri" w:hAnsi="Calibri"/>
+                <w:b/>
+                <w:color w:val="FFFFFF"/>
+                <w:sz w:val="20"/>
+              </w:rPr>
+              <w:t>Scenario</w:t>
+            </w:r>
+          </w:p>
+        </w:tc>
+        <w:tc>
+          <w:tcPr>
+            <w:tcW w:type="dxa" w:w="2304"/>
+            <w:shd w:fill="1A1A2E" w:val="clear"/>
+          </w:tcPr>
+          <w:p>
+            <w:pPr>
+              <w:jc w:val="center"/>
+            </w:pPr>
+            <w:r/>
+            <w:r>
+              <w:rPr>
+                <w:rFonts w:ascii="Calibri" w:hAnsi="Calibri"/>
+                <w:b/>
+                <w:color w:val="FFFFFF"/>
+                <w:sz w:val="20"/>
+              </w:rPr>
+              <w:t>Detection</w:t>
+            </w:r>
+          </w:p>
+        </w:tc>
+        <w:tc>
+          <w:tcPr>
+            <w:tcW w:type="dxa" w:w="3456"/>
+            <w:shd w:fill="1A1A2E" w:val="clear"/>
+          </w:tcPr>
+          <w:p>
+            <w:pPr>
+              <w:jc w:val="center"/>
+            </w:pPr>
+            <w:r/>
+            <w:r>
+              <w:rPr>
+                <w:rFonts w:ascii="Calibri" w:hAnsi="Calibri"/>
+                <w:b/>
+                <w:color w:val="FFFFFF"/>
+                <w:sz w:val="20"/>
+              </w:rPr>
+              <w:t>Mitigation</w:t>
+            </w:r>
+          </w:p>
+        </w:tc>
+        <w:tc>
+          <w:tcPr>
+            <w:tcW w:type="dxa" w:w="1440"/>
+            <w:shd w:fill="1A1A2E" w:val="clear"/>
+          </w:tcPr>
+          <w:p>
+            <w:pPr>
+              <w:jc w:val="center"/>
+            </w:pPr>
+            <w:r/>
+            <w:r>
+              <w:rPr>
+                <w:rFonts w:ascii="Calibri" w:hAnsi="Calibri"/>
+                <w:b/>
+                <w:color w:val="FFFFFF"/>
+                <w:sz w:val="20"/>
+              </w:rPr>
+              <w:t>MTTR Target</w:t>
+            </w:r>
+          </w:p>
+        </w:tc>
+      </w:tr>
+      <w:tr>
+        <w:tc>
+          <w:tcPr>
+            <w:tcW w:type="dxa" w:w="1728"/>
+          </w:tcPr>
+          <w:p>
+            <w:r/>
+            <w:r>
+              <w:rPr>
+                <w:rFonts w:ascii="Calibri" w:hAnsi="Calibri"/>
+                <w:color w:val="333333"/>
+                <w:sz w:val="18"/>
+              </w:rPr>
+              <w:t>KV Cache Overflow</w:t>
+            </w:r>
+          </w:p>
+        </w:tc>
+        <w:tc>
+          <w:tcPr>
+            <w:tcW w:type="dxa" w:w="2304"/>
+          </w:tcPr>
+          <w:p>
+            <w:r/>
+            <w:r>
+              <w:rPr>
+                <w:rFonts w:ascii="Calibri" w:hAnsi="Calibri"/>
+                <w:color w:val="333333"/>
+                <w:sz w:val="18"/>
+              </w:rPr>
+              <w:t>Cache utilization &gt; 95%</w:t>
+            </w:r>
+          </w:p>
+        </w:tc>
+        <w:tc>
+          <w:tcPr>
+            <w:tcW w:type="dxa" w:w="3456"/>
+          </w:tcPr>
+          <w:p>
+            <w:r/>
+            <w:r>
+              <w:rPr>
+                <w:rFonts w:ascii="Calibri" w:hAnsi="Calibri"/>
+                <w:color w:val="333333"/>
+                <w:sz w:val="18"/>
+              </w:rPr>
+              <w:t>Aggressive LRU eviction + defragmentation</w:t>
+            </w:r>
+          </w:p>
+        </w:tc>
+        <w:tc>
+          <w:tcPr>
+            <w:tcW w:type="dxa" w:w="1440"/>
+          </w:tcPr>
+          <w:p>
+            <w:r/>
+            <w:r>
+              <w:rPr>
+                <w:rFonts w:ascii="Calibri" w:hAnsi="Calibri"/>
+                <w:color w:val="333333"/>
+                <w:sz w:val="18"/>
+              </w:rPr>
+              <w:t>&lt; 15 seconds</w:t>
+            </w:r>
+          </w:p>
+        </w:tc>
+      </w:tr>
+      <w:tr>
+        <w:tc>
+          <w:tcPr>
+            <w:tcW w:type="dxa" w:w="1728"/>
+            <w:shd w:fill="F0F4F8" w:val="clear"/>
+          </w:tcPr>
+          <w:p>
+            <w:r/>
+            <w:r>
+              <w:rPr>
+                <w:rFonts w:ascii="Calibri" w:hAnsi="Calibri"/>
+                <w:color w:val="333333"/>
+                <w:sz w:val="18"/>
+              </w:rPr>
+              <w:t>Triton Crash</w:t>
+            </w:r>
+          </w:p>
+        </w:tc>
+        <w:tc>
+          <w:tcPr>
+            <w:tcW w:type="dxa" w:w="2304"/>
+            <w:shd w:fill="F0F4F8" w:val="clear"/>
+          </w:tcPr>
+          <w:p>
+            <w:r/>
+            <w:r>
+              <w:rPr>
+                <w:rFonts w:ascii="Calibri" w:hAnsi="Calibri"/>
+                <w:color w:val="333333"/>
+                <w:sz w:val="18"/>
+              </w:rPr>
+              <w:t>Health check failure x3</w:t>
+            </w:r>
+          </w:p>
+        </w:tc>
+        <w:tc>
+          <w:tcPr>
+            <w:tcW w:type="dxa" w:w="3456"/>
+            <w:shd w:fill="F0F4F8" w:val="clear"/>
+          </w:tcPr>
+          <w:p>
+            <w:r/>
+            <w:r>
+              <w:rPr>
+                <w:rFonts w:ascii="Calibri" w:hAnsi="Calibri"/>
+                <w:color w:val="333333"/>
+                <w:sz w:val="18"/>
+              </w:rPr>
+              <w:t>Restart container + warm from snapshot</w:t>
+            </w:r>
+          </w:p>
+        </w:tc>
+        <w:tc>
+          <w:tcPr>
+            <w:tcW w:type="dxa" w:w="1440"/>
+            <w:shd w:fill="F0F4F8" w:val="clear"/>
+          </w:tcPr>
+          <w:p>
+            <w:r/>
+            <w:r>
+              <w:rPr>
+                <w:rFonts w:ascii="Calibri" w:hAnsi="Calibri"/>
+                <w:color w:val="333333"/>
+                <w:sz w:val="18"/>
+              </w:rPr>
+              <w:t>&lt; 30 seconds</w:t>
+            </w:r>
+          </w:p>
+        </w:tc>
+      </w:tr>
+      <w:tr>
+        <w:tc>
+          <w:tcPr>
+            <w:tcW w:type="dxa" w:w="1728"/>
+          </w:tcPr>
+          <w:p>
+            <w:r/>
+            <w:r>
+              <w:rPr>
+                <w:rFonts w:ascii="Calibri" w:hAnsi="Calibri"/>
+                <w:color w:val="333333"/>
+                <w:sz w:val="18"/>
+              </w:rPr>
+              <w:t>Redis Partition</w:t>
+            </w:r>
+          </w:p>
+        </w:tc>
+        <w:tc>
+          <w:tcPr>
+            <w:tcW w:type="dxa" w:w="2304"/>
+          </w:tcPr>
+          <w:p>
+            <w:r/>
+            <w:r>
+              <w:rPr>
+                <w:rFonts w:ascii="Calibri" w:hAnsi="Calibri"/>
+                <w:color w:val="333333"/>
+                <w:sz w:val="18"/>
+              </w:rPr>
+              <w:t>Cluster slot coverage &lt; 100%</w:t>
+            </w:r>
+          </w:p>
+        </w:tc>
+        <w:tc>
+          <w:tcPr>
+            <w:tcW w:type="dxa" w:w="3456"/>
+          </w:tcPr>
+          <w:p>
+            <w:r/>
+            <w:r>
+              <w:rPr>
+                <w:rFonts w:ascii="Calibri" w:hAnsi="Calibri"/>
+                <w:color w:val="333333"/>
+                <w:sz w:val="18"/>
+              </w:rPr>
+              <w:t>Failover to replica + local cache mode</w:t>
+            </w:r>
+          </w:p>
+        </w:tc>
+        <w:tc>
+          <w:tcPr>
+            <w:tcW w:type="dxa" w:w="1440"/>
+          </w:tcPr>
+          <w:p>
+            <w:r/>
+            <w:r>
+              <w:rPr>
+                <w:rFonts w:ascii="Calibri" w:hAnsi="Calibri"/>
+                <w:color w:val="333333"/>
+                <w:sz w:val="18"/>
+              </w:rPr>
+              <w:t>&lt; 20 seconds</w:t>
+            </w:r>
+          </w:p>
+        </w:tc>
+      </w:tr>
+      <w:tr>
+        <w:tc>
+          <w:tcPr>
+            <w:tcW w:type="dxa" w:w="1728"/>
+            <w:shd w:fill="F0F4F8" w:val="clear"/>
+          </w:tcPr>
+          <w:p>
+            <w:r/>
+            <w:r>
+              <w:rPr>
+                <w:rFonts w:ascii="Calibri" w:hAnsi="Calibri"/>
+                <w:color w:val="333333"/>
+                <w:sz w:val="18"/>
+              </w:rPr>
+              <w:t>Region Failure</w:t>
+            </w:r>
+          </w:p>
+        </w:tc>
+        <w:tc>
+          <w:tcPr>
+            <w:tcW w:type="dxa" w:w="2304"/>
+            <w:shd w:fill="F0F4F8" w:val="clear"/>
+          </w:tcPr>
+          <w:p>
+            <w:r/>
+            <w:r>
+              <w:rPr>
+                <w:rFonts w:ascii="Calibri" w:hAnsi="Calibri"/>
+                <w:color w:val="333333"/>
+                <w:sz w:val="18"/>
+              </w:rPr>
+              <w:t>Route53 health check fail</w:t>
+            </w:r>
+          </w:p>
+        </w:tc>
+        <w:tc>
+          <w:tcPr>
+            <w:tcW w:type="dxa" w:w="3456"/>
+            <w:shd w:fill="F0F4F8" w:val="clear"/>
+          </w:tcPr>
+          <w:p>
+            <w:r/>
+            <w:r>
+              <w:rPr>
+                <w:rFonts w:ascii="Calibri" w:hAnsi="Calibri"/>
+                <w:color w:val="333333"/>
+                <w:sz w:val="18"/>
+              </w:rPr>
+              <w:t>DNS failover to surviving regions</w:t>
+            </w:r>
+          </w:p>
+        </w:tc>
+        <w:tc>
+          <w:tcPr>
+            <w:tcW w:type="dxa" w:w="1440"/>
+            <w:shd w:fill="F0F4F8" w:val="clear"/>
+          </w:tcPr>
+          <w:p>
+            <w:r/>
+            <w:r>
+              <w:rPr>
+                <w:rFonts w:ascii="Calibri" w:hAnsi="Calibri"/>
+                <w:color w:val="333333"/>
+                <w:sz w:val="18"/>
+              </w:rPr>
+              <w:t>&lt; 15 seconds</w:t>
+            </w:r>
+          </w:p>
+        </w:tc>
+      </w:tr>
+      <w:tr>
+        <w:tc>
+          <w:tcPr>
+            <w:tcW w:type="dxa" w:w="1728"/>
+          </w:tcPr>
+          <w:p>
+            <w:r/>
+            <w:r>
+              <w:rPr>
+                <w:rFonts w:ascii="Calibri" w:hAnsi="Calibri"/>
+                <w:color w:val="333333"/>
+                <w:sz w:val="18"/>
+              </w:rPr>
+              <w:t>Cascading Timeout</w:t>
+            </w:r>
+          </w:p>
+        </w:tc>
+        <w:tc>
+          <w:tcPr>
+            <w:tcW w:type="dxa" w:w="2304"/>
+          </w:tcPr>
+          <w:p>
+            <w:r/>
+            <w:r>
+              <w:rPr>
+                <w:rFonts w:ascii="Calibri" w:hAnsi="Calibri"/>
+                <w:color w:val="333333"/>
+                <w:sz w:val="18"/>
+              </w:rPr>
+              <w:t>Timeout propagation detected</w:t>
+            </w:r>
+          </w:p>
+        </w:tc>
+        <w:tc>
+          <w:tcPr>
+            <w:tcW w:type="dxa" w:w="3456"/>
+          </w:tcPr>
+          <w:p>
+            <w:r/>
+            <w:r>
+              <w:rPr>
+                <w:rFonts w:ascii="Calibri" w:hAnsi="Calibri"/>
+                <w:color w:val="333333"/>
+                <w:sz w:val="18"/>
+              </w:rPr>
+              <w:t>Circuit breaker opens + load shedding</w:t>
+            </w:r>
+          </w:p>
+        </w:tc>
+        <w:tc>
+          <w:tcPr>
+            <w:tcW w:type="dxa" w:w="1440"/>
+          </w:tcPr>
+          <w:p>
+            <w:r/>
+            <w:r>
+              <w:rPr>
+                <w:rFonts w:ascii="Calibri" w:hAnsi="Calibri"/>
+                <w:color w:val="333333"/>
+                <w:sz w:val="18"/>
+              </w:rPr>
+              <w:t>&lt; 10 seconds</w:t>
+            </w:r>
+          </w:p>
+        </w:tc>
+      </w:tr>
+    </w:tbl>
+    <w:p/>
+    <w:p>
+      <w:r>
+        <w:rPr>
+          <w:rFonts w:ascii="Calibri" w:hAnsi="Calibri"/>
+          <w:b/>
+          <w:color w:val="0071BC"/>
+          <w:sz w:val="28"/>
+        </w:rPr>
+        <w:t>Traffic &amp; Model Failures</w:t>
+      </w:r>
+    </w:p>
+    <w:tbl>
+      <w:tblPr>
+        <w:tblStyle w:val="TableGrid"/>
+        <w:tblW w:type="auto" w:w="0"/>
+        <w:jc w:val="center"/>
+        <w:tblLook w:firstColumn="1" w:firstRow="1" w:lastColumn="0" w:lastRow="0" w:noHBand="0" w:noVBand="1" w:val="04A0"/>
+      </w:tblPr>
+      <w:tblGrid>
+        <w:gridCol w:w="2351"/>
+        <w:gridCol w:w="2351"/>
+        <w:gridCol w:w="2351"/>
+        <w:gridCol w:w="2351"/>
+      </w:tblGrid>
+      <w:tr>
+        <w:tc>
+          <w:tcPr>
+            <w:tcW w:type="dxa" w:w="1728"/>
+            <w:shd w:fill="1A1A2E" w:val="clear"/>
+          </w:tcPr>
+          <w:p>
+            <w:pPr>
+              <w:jc w:val="center"/>
+            </w:pPr>
+            <w:r/>
+            <w:r>
+              <w:rPr>
+                <w:rFonts w:ascii="Calibri" w:hAnsi="Calibri"/>
+                <w:b/>
+                <w:color w:val="FFFFFF"/>
+                <w:sz w:val="20"/>
+              </w:rPr>
+              <w:t>Scenario</w:t>
+            </w:r>
+          </w:p>
+        </w:tc>
+        <w:tc>
+          <w:tcPr>
+            <w:tcW w:type="dxa" w:w="2304"/>
+            <w:shd w:fill="1A1A2E" w:val="clear"/>
+          </w:tcPr>
+          <w:p>
+            <w:pPr>
+              <w:jc w:val="center"/>
+            </w:pPr>
+            <w:r/>
+            <w:r>
+              <w:rPr>
+                <w:rFonts w:ascii="Calibri" w:hAnsi="Calibri"/>
+                <w:b/>
+                <w:color w:val="FFFFFF"/>
+                <w:sz w:val="20"/>
+              </w:rPr>
+              <w:t>Detection</w:t>
+            </w:r>
+          </w:p>
+        </w:tc>
+        <w:tc>
+          <w:tcPr>
+            <w:tcW w:type="dxa" w:w="3456"/>
+            <w:shd w:fill="1A1A2E" w:val="clear"/>
+          </w:tcPr>
+          <w:p>
+            <w:pPr>
+              <w:jc w:val="center"/>
+            </w:pPr>
+            <w:r/>
+            <w:r>
+              <w:rPr>
+                <w:rFonts w:ascii="Calibri" w:hAnsi="Calibri"/>
+                <w:b/>
+                <w:color w:val="FFFFFF"/>
+                <w:sz w:val="20"/>
+              </w:rPr>
+              <w:t>Mitigation</w:t>
+            </w:r>
+          </w:p>
+        </w:tc>
+        <w:tc>
+          <w:tcPr>
+            <w:tcW w:type="dxa" w:w="1440"/>
+            <w:shd w:fill="1A1A2E" w:val="clear"/>
+          </w:tcPr>
+          <w:p>
+            <w:pPr>
+              <w:jc w:val="center"/>
+            </w:pPr>
+            <w:r/>
+            <w:r>
+              <w:rPr>
+                <w:rFonts w:ascii="Calibri" w:hAnsi="Calibri"/>
+                <w:b/>
+                <w:color w:val="FFFFFF"/>
+                <w:sz w:val="20"/>
+              </w:rPr>
+              <w:t>MTTR Target</w:t>
+            </w:r>
+          </w:p>
+        </w:tc>
+      </w:tr>
+      <w:tr>
+        <w:tc>
+          <w:tcPr>
+            <w:tcW w:type="dxa" w:w="1728"/>
+          </w:tcPr>
+          <w:p>
+            <w:r/>
+            <w:r>
+              <w:rPr>
+                <w:rFonts w:ascii="Calibri" w:hAnsi="Calibri"/>
+                <w:color w:val="333333"/>
+                <w:sz w:val="18"/>
+              </w:rPr>
+              <w:t>3x Traffic Spike</w:t>
+            </w:r>
+          </w:p>
+        </w:tc>
+        <w:tc>
+          <w:tcPr>
+            <w:tcW w:type="dxa" w:w="2304"/>
+          </w:tcPr>
+          <w:p>
+            <w:r/>
+            <w:r>
+              <w:rPr>
+                <w:rFonts w:ascii="Calibri" w:hAnsi="Calibri"/>
+                <w:color w:val="333333"/>
+                <w:sz w:val="18"/>
+              </w:rPr>
+              <w:t>RPS &gt; 300% of baseline</w:t>
+            </w:r>
+          </w:p>
+        </w:tc>
+        <w:tc>
+          <w:tcPr>
+            <w:tcW w:type="dxa" w:w="3456"/>
+          </w:tcPr>
+          <w:p>
+            <w:r/>
+            <w:r>
+              <w:rPr>
+                <w:rFonts w:ascii="Calibri" w:hAnsi="Calibri"/>
+                <w:color w:val="333333"/>
+                <w:sz w:val="18"/>
+              </w:rPr>
+              <w:t>Autoscale + backpressure + regional rebalance</w:t>
+            </w:r>
+          </w:p>
+        </w:tc>
+        <w:tc>
+          <w:tcPr>
+            <w:tcW w:type="dxa" w:w="1440"/>
+          </w:tcPr>
+          <w:p>
+            <w:r/>
+            <w:r>
+              <w:rPr>
+                <w:rFonts w:ascii="Calibri" w:hAnsi="Calibri"/>
+                <w:color w:val="333333"/>
+                <w:sz w:val="18"/>
+              </w:rPr>
+              <w:t>&lt; 2 minutes</w:t>
+            </w:r>
+          </w:p>
+        </w:tc>
+      </w:tr>
+      <w:tr>
+        <w:tc>
+          <w:tcPr>
+            <w:tcW w:type="dxa" w:w="1728"/>
+            <w:shd w:fill="F0F4F8" w:val="clear"/>
+          </w:tcPr>
+          <w:p>
+            <w:r/>
+            <w:r>
+              <w:rPr>
+                <w:rFonts w:ascii="Calibri" w:hAnsi="Calibri"/>
+                <w:color w:val="333333"/>
+                <w:sz w:val="18"/>
+              </w:rPr>
+              <w:t>Model Corruption</w:t>
+            </w:r>
+          </w:p>
+        </w:tc>
+        <w:tc>
+          <w:tcPr>
+            <w:tcW w:type="dxa" w:w="2304"/>
+            <w:shd w:fill="F0F4F8" w:val="clear"/>
+          </w:tcPr>
+          <w:p>
+            <w:r/>
+            <w:r>
+              <w:rPr>
+                <w:rFonts w:ascii="Calibri" w:hAnsi="Calibri"/>
+                <w:color w:val="333333"/>
+                <w:sz w:val="18"/>
+              </w:rPr>
+              <w:t>Accuracy drop &gt; 5%</w:t>
+            </w:r>
+          </w:p>
+        </w:tc>
+        <w:tc>
+          <w:tcPr>
+            <w:tcW w:type="dxa" w:w="3456"/>
+            <w:shd w:fill="F0F4F8" w:val="clear"/>
+          </w:tcPr>
+          <w:p>
+            <w:r/>
+            <w:r>
+              <w:rPr>
+                <w:rFonts w:ascii="Calibri" w:hAnsi="Calibri"/>
+                <w:color w:val="333333"/>
+                <w:sz w:val="18"/>
+              </w:rPr>
+              <w:t>Auto-rollback to last known good version</w:t>
+            </w:r>
+          </w:p>
+        </w:tc>
+        <w:tc>
+          <w:tcPr>
+            <w:tcW w:type="dxa" w:w="1440"/>
+            <w:shd w:fill="F0F4F8" w:val="clear"/>
+          </w:tcPr>
+          <w:p>
+            <w:r/>
+            <w:r>
+              <w:rPr>
+                <w:rFonts w:ascii="Calibri" w:hAnsi="Calibri"/>
+                <w:color w:val="333333"/>
+                <w:sz w:val="18"/>
+              </w:rPr>
+              <w:t>&lt; 1 minute</w:t>
+            </w:r>
+          </w:p>
+        </w:tc>
+      </w:tr>
+      <w:tr>
+        <w:tc>
+          <w:tcPr>
+            <w:tcW w:type="dxa" w:w="1728"/>
+          </w:tcPr>
+          <w:p>
+            <w:r/>
+            <w:r>
+              <w:rPr>
+                <w:rFonts w:ascii="Calibri" w:hAnsi="Calibri"/>
+                <w:color w:val="333333"/>
+                <w:sz w:val="18"/>
+              </w:rPr>
+              <w:t>Cold Start Storm</w:t>
+            </w:r>
+          </w:p>
+        </w:tc>
+        <w:tc>
+          <w:tcPr>
+            <w:tcW w:type="dxa" w:w="2304"/>
+          </w:tcPr>
+          <w:p>
+            <w:r/>
+            <w:r>
+              <w:rPr>
+                <w:rFonts w:ascii="Calibri" w:hAnsi="Calibri"/>
+                <w:color w:val="333333"/>
+                <w:sz w:val="18"/>
+              </w:rPr>
+              <w:t>&gt; 5 nodes starting simultaneously</w:t>
+            </w:r>
+          </w:p>
+        </w:tc>
+        <w:tc>
+          <w:tcPr>
+            <w:tcW w:type="dxa" w:w="3456"/>
+          </w:tcPr>
+          <w:p>
+            <w:r/>
+            <w:r>
+              <w:rPr>
+                <w:rFonts w:ascii="Calibri" w:hAnsi="Calibri"/>
+                <w:color w:val="333333"/>
+                <w:sz w:val="18"/>
+              </w:rPr>
+              <w:t>Staggered warm-up + warm pool activation</w:t>
+            </w:r>
+          </w:p>
+        </w:tc>
+        <w:tc>
+          <w:tcPr>
+            <w:tcW w:type="dxa" w:w="1440"/>
+          </w:tcPr>
+          <w:p>
+            <w:r/>
+            <w:r>
+              <w:rPr>
+                <w:rFonts w:ascii="Calibri" w:hAnsi="Calibri"/>
+                <w:color w:val="333333"/>
+                <w:sz w:val="18"/>
+              </w:rPr>
+              <w:t>&lt; 3 minutes</w:t>
+            </w:r>
+          </w:p>
+        </w:tc>
+      </w:tr>
+      <w:tr>
+        <w:tc>
+          <w:tcPr>
+            <w:tcW w:type="dxa" w:w="1728"/>
+            <w:shd w:fill="F0F4F8" w:val="clear"/>
+          </w:tcPr>
+          <w:p>
+            <w:r/>
+            <w:r>
+              <w:rPr>
+                <w:rFonts w:ascii="Calibri" w:hAnsi="Calibri"/>
+                <w:color w:val="333333"/>
+                <w:sz w:val="18"/>
+              </w:rPr>
+              <w:t>DNS Failure</w:t>
+            </w:r>
+          </w:p>
+        </w:tc>
+        <w:tc>
+          <w:tcPr>
+            <w:tcW w:type="dxa" w:w="2304"/>
+            <w:shd w:fill="F0F4F8" w:val="clear"/>
+          </w:tcPr>
+          <w:p>
+            <w:r/>
+            <w:r>
+              <w:rPr>
+                <w:rFonts w:ascii="Calibri" w:hAnsi="Calibri"/>
+                <w:color w:val="333333"/>
+                <w:sz w:val="18"/>
+              </w:rPr>
+              <w:t>Resolution timeout &gt; 5s</w:t>
+            </w:r>
+          </w:p>
+        </w:tc>
+        <w:tc>
+          <w:tcPr>
+            <w:tcW w:type="dxa" w:w="3456"/>
+            <w:shd w:fill="F0F4F8" w:val="clear"/>
+          </w:tcPr>
+          <w:p>
+            <w:r/>
+            <w:r>
+              <w:rPr>
+                <w:rFonts w:ascii="Calibri" w:hAnsi="Calibri"/>
+                <w:color w:val="333333"/>
+                <w:sz w:val="18"/>
+              </w:rPr>
+              <w:t>Cached DNS entries + direct IP fallback</w:t>
+            </w:r>
+          </w:p>
+        </w:tc>
+        <w:tc>
+          <w:tcPr>
+            <w:tcW w:type="dxa" w:w="1440"/>
+            <w:shd w:fill="F0F4F8" w:val="clear"/>
+          </w:tcPr>
+          <w:p>
+            <w:r/>
+            <w:r>
+              <w:rPr>
+                <w:rFonts w:ascii="Calibri" w:hAnsi="Calibri"/>
+                <w:color w:val="333333"/>
+                <w:sz w:val="18"/>
+              </w:rPr>
+              <w:t>&lt; 30 seconds</w:t>
+            </w:r>
+          </w:p>
+        </w:tc>
+      </w:tr>
+    </w:tbl>
+    <w:p/>
+    <w:tbl>
+      <w:tblPr>
+        <w:tblW w:type="auto" w:w="0"/>
+        <w:jc w:val="center"/>
+        <w:tblLook w:firstColumn="1" w:firstRow="1" w:lastColumn="0" w:lastRow="0" w:noHBand="0" w:noVBand="1" w:val="04A0"/>
+      </w:tblPr>
+      <w:tblGrid>
+        <w:gridCol w:w="9406"/>
+      </w:tblGrid>
+      <w:tr>
+        <w:tc>
+          <w:tcPr>
+            <w:tcW w:type="dxa" w:w="9406"/>
+            <w:shd w:fill="F0F0F5" w:val="clear"/>
+            <w:tcBorders>
+              <w:start w:val="single" w:sz="18" w:space="0" w:color="7B2D8E"/>
+            </w:tcBorders>
+          </w:tcPr>
+          <w:p>
+            <w:r>
+              <w:rPr>
+                <w:rFonts w:ascii="Calibri" w:hAnsi="Calibri"/>
+                <w:b/>
+                <w:color w:val="7B2D8E"/>
+                <w:sz w:val="22"/>
+              </w:rPr>
+              <w:t xml:space="preserve">  CHAOS ENGINEERING</w:t>
+            </w:r>
+          </w:p>
+          <w:p>
+            <w:r>
+              <w:rPr>
+                <w:rFonts w:ascii="Calibri" w:hAnsi="Calibri"/>
+                <w:color w:val="333333"/>
+                <w:sz w:val="20"/>
+              </w:rPr>
+              <w:t>All 13 scenarios are tested quarterly via automated chaos experiments. Each scenario has a runbook, an automated detection mechanism, and a verified mitigation path. Mean MTTR across all scenarios: 47 seconds.</w:t>
+            </w:r>
+          </w:p>
+        </w:tc>
+      </w:tr>
+    </w:tbl>
+    <w:p/>
     <w:p/>
     <w:tbl>
       <w:tblPr>
